--- a/Тестирование эмулятора.docx
+++ b/Тестирование эмулятора.docx
@@ -1,6 +1,6 @@
 
 <file path=word/document.xml><?xml version="1.0" encoding="utf-8"?>
-<w:document xmlns:wpc="http://schemas.microsoft.com/office/word/2010/wordprocessingCanvas" xmlns:cx="http://schemas.microsoft.com/office/drawing/2014/chartex" xmlns:cx1="http://schemas.microsoft.com/office/drawing/2015/9/8/chartex" xmlns:cx2="http://schemas.microsoft.com/office/drawing/2015/10/21/chartex" xmlns:cx3="http://schemas.microsoft.com/office/drawing/2016/5/9/chartex" xmlns:cx4="http://schemas.microsoft.com/office/drawing/2016/5/10/chartex" xmlns:cx5="http://schemas.microsoft.com/office/drawing/2016/5/11/chartex" xmlns:cx6="http://schemas.microsoft.com/office/drawing/2016/5/12/chartex" xmlns:cx7="http://schemas.microsoft.com/office/drawing/2016/5/13/chartex" xmlns:cx8="http://schemas.microsoft.com/office/drawing/2016/5/14/chartex" xmlns:mc="http://schemas.openxmlformats.org/markup-compatibility/2006" xmlns:aink="http://schemas.microsoft.com/office/drawing/2016/ink" xmlns:am3d="http://schemas.microsoft.com/office/drawing/2017/model3d" xmlns:o="urn:schemas-microsoft-com:office:office" xmlns:oel="http://schemas.microsoft.com/office/2019/extlst" xmlns:r="http://schemas.openxmlformats.org/officeDocument/2006/relationships" xmlns:m="http://schemas.openxmlformats.org/officeDocument/2006/math" xmlns:v="urn:schemas-microsoft-com:vml" xmlns:wp14="http://schemas.microsoft.com/office/word/2010/wordprocessingDrawing" xmlns:wp="http://schemas.openxmlformats.org/drawingml/2006/wordprocessingDrawing" xmlns:w10="urn:schemas-microsoft-com:office:word" xmlns:w="http://schemas.openxmlformats.org/wordprocessingml/2006/main" xmlns:w14="http://schemas.microsoft.com/office/word/2010/wordml" xmlns:w15="http://schemas.microsoft.com/office/word/2012/wordml" xmlns:w16cex="http://schemas.microsoft.com/office/word/2018/wordml/cex" xmlns:w16cid="http://schemas.microsoft.com/office/word/2016/wordml/cid" xmlns:w16="http://schemas.microsoft.com/office/word/2018/wordml" xmlns:w16du="http://schemas.microsoft.com/office/word/2023/wordml/word16du" xmlns:w16sdtdh="http://schemas.microsoft.com/office/word/2020/wordml/sdtdatahash" xmlns:w16sdtfl="http://schemas.microsoft.com/office/word/2024/wordml/sdtformatlock" xmlns:w16se="http://schemas.microsoft.com/office/word/2015/wordml/symex" xmlns:wpg="http://schemas.microsoft.com/office/word/2010/wordprocessingGroup" xmlns:wpi="http://schemas.microsoft.com/office/word/2010/wordprocessingInk" xmlns:wne="http://schemas.microsoft.com/office/word/2006/wordml" xmlns:wps="http://schemas.microsoft.com/office/word/2010/wordprocessingShape" mc:Ignorable="w14 w15 w16se w16cid w16 w16cex w16sdtdh w16sdtfl w16du wp14">
+<w:document xmlns:wpc="http://schemas.microsoft.com/office/word/2010/wordprocessingCanvas" xmlns:cx="http://schemas.microsoft.com/office/drawing/2014/chartex" xmlns:cx1="http://schemas.microsoft.com/office/drawing/2015/9/8/chartex" xmlns:cx2="http://schemas.microsoft.com/office/drawing/2015/10/21/chartex" xmlns:cx3="http://schemas.microsoft.com/office/drawing/2016/5/9/chartex" xmlns:cx4="http://schemas.microsoft.com/office/drawing/2016/5/10/chartex" xmlns:cx5="http://schemas.microsoft.com/office/drawing/2016/5/11/chartex" xmlns:cx6="http://schemas.microsoft.com/office/drawing/2016/5/12/chartex" xmlns:cx7="http://schemas.microsoft.com/office/drawing/2016/5/13/chartex" xmlns:cx8="http://schemas.microsoft.com/office/drawing/2016/5/14/chartex" xmlns:mc="http://schemas.openxmlformats.org/markup-compatibility/2006" xmlns:aink="http://schemas.microsoft.com/office/drawing/2016/ink" xmlns:am3d="http://schemas.microsoft.com/office/drawing/2017/model3d" xmlns:o="urn:schemas-microsoft-com:office:office" xmlns:oel="http://schemas.microsoft.com/office/2019/extlst" xmlns:r="http://schemas.openxmlformats.org/officeDocument/2006/relationships" xmlns:m="http://schemas.openxmlformats.org/officeDocument/2006/math" xmlns:v="urn:schemas-microsoft-com:vml" xmlns:wp14="http://schemas.microsoft.com/office/word/2010/wordprocessingDrawing" xmlns:wp="http://schemas.openxmlformats.org/drawingml/2006/wordprocessingDrawing" xmlns:w10="urn:schemas-microsoft-com:office:word" xmlns:w="http://schemas.openxmlformats.org/wordprocessingml/2006/main" xmlns:w14="http://schemas.microsoft.com/office/word/2010/wordml" xmlns:w15="http://schemas.microsoft.com/office/word/2012/wordml" xmlns:w16cex="http://schemas.microsoft.com/office/word/2018/wordml/cex" xmlns:w16cid="http://schemas.microsoft.com/office/word/2016/wordml/cid" xmlns:w16="http://schemas.microsoft.com/office/word/2018/wordml" xmlns:w16sdtdh="http://schemas.microsoft.com/office/word/2020/wordml/sdtdatahash" xmlns:w16se="http://schemas.microsoft.com/office/word/2015/wordml/symex" xmlns:wpg="http://schemas.microsoft.com/office/word/2010/wordprocessingGroup" xmlns:wpi="http://schemas.microsoft.com/office/word/2010/wordprocessingInk" xmlns:wne="http://schemas.microsoft.com/office/word/2006/wordml" xmlns:wps="http://schemas.microsoft.com/office/word/2010/wordprocessingShape" mc:Ignorable="w14 w15 w16se w16cid w16 w16cex w16sdtdh wp14">
   <w:body>
     <w:p>
       <w:pPr>
@@ -346,7 +346,25 @@
           <w:sz w:val="28"/>
           <w:szCs w:val="28"/>
         </w:rPr>
-        <w:t xml:space="preserve">, без формата файла, он сам должен назначиться как </w:t>
+        <w:t xml:space="preserve">, без формата файла, он сам должен </w:t>
+      </w:r>
+      <w:proofErr w:type="spellStart"/>
+      <w:r>
+        <w:rPr>
+          <w:rFonts w:cs="Times New Roman"/>
+          <w:sz w:val="28"/>
+          <w:szCs w:val="28"/>
+        </w:rPr>
+        <w:t>назначиться</w:t>
+      </w:r>
+      <w:proofErr w:type="spellEnd"/>
+      <w:r>
+        <w:rPr>
+          <w:rFonts w:cs="Times New Roman"/>
+          <w:sz w:val="28"/>
+          <w:szCs w:val="28"/>
+        </w:rPr>
+        <w:t xml:space="preserve"> как </w:t>
       </w:r>
       <w:proofErr w:type="spellStart"/>
       <w:r>
@@ -3097,7 +3115,6 @@
         <w:t xml:space="preserve"> </w:t>
       </w:r>
       <w:proofErr w:type="spellStart"/>
-      <w:proofErr w:type="gramStart"/>
       <w:r>
         <w:rPr>
           <w:rFonts w:ascii="Cascadia Code" w:eastAsia="Times New Roman" w:hAnsi="Cascadia Code" w:cs="Cascadia Code"/>
@@ -3119,19 +3136,7 @@
           <w:lang w:val="en-US" w:eastAsia="ru-RU"/>
           <w14:ligatures w14:val="none"/>
         </w:rPr>
-        <w:t>(</w:t>
-      </w:r>
-      <w:proofErr w:type="gramEnd"/>
-      <w:r>
-        <w:rPr>
-          <w:rFonts w:ascii="Cascadia Code" w:eastAsia="Times New Roman" w:hAnsi="Cascadia Code" w:cs="Cascadia Code"/>
-          <w:kern w:val="0"/>
-          <w:sz w:val="22"/>
-          <w:szCs w:val="22"/>
-          <w:lang w:val="en-US" w:eastAsia="ru-RU"/>
-          <w14:ligatures w14:val="none"/>
-        </w:rPr>
-        <w:t>ID)</w:t>
+        <w:t>(ID)</w:t>
       </w:r>
     </w:p>
     <w:p>
@@ -3677,31 +3682,7 @@
           <w:lang w:val="en-US" w:eastAsia="ru-RU"/>
           <w14:ligatures w14:val="none"/>
         </w:rPr>
-        <w:t xml:space="preserve"> </w:t>
-      </w:r>
-      <w:proofErr w:type="gramStart"/>
-      <w:r>
-        <w:rPr>
-          <w:rFonts w:ascii="Cascadia Code" w:eastAsia="Times New Roman" w:hAnsi="Cascadia Code" w:cs="Cascadia Code"/>
-          <w:kern w:val="0"/>
-          <w:sz w:val="22"/>
-          <w:szCs w:val="22"/>
-          <w:lang w:val="en-US" w:eastAsia="ru-RU"/>
-          <w14:ligatures w14:val="none"/>
-        </w:rPr>
-        <w:t>Nomenklatura(</w:t>
-      </w:r>
-      <w:proofErr w:type="gramEnd"/>
-      <w:r>
-        <w:rPr>
-          <w:rFonts w:ascii="Cascadia Code" w:eastAsia="Times New Roman" w:hAnsi="Cascadia Code" w:cs="Cascadia Code"/>
-          <w:kern w:val="0"/>
-          <w:sz w:val="22"/>
-          <w:szCs w:val="22"/>
-          <w:lang w:val="en-US" w:eastAsia="ru-RU"/>
-          <w14:ligatures w14:val="none"/>
-        </w:rPr>
-        <w:t>ID),</w:t>
+        <w:t xml:space="preserve"> Nomenklatura(ID),</w:t>
       </w:r>
     </w:p>
     <w:p>
@@ -3886,7 +3867,6 @@
           <w:lang w:val="en-US" w:eastAsia="ru-RU"/>
           <w14:ligatures w14:val="none"/>
         </w:rPr>
-        <w:lastRenderedPageBreak/>
         <w:t>);</w:t>
       </w:r>
     </w:p>
@@ -3963,6 +3943,7 @@
           <w:lang w:val="en-US" w:eastAsia="ru-RU"/>
           <w14:ligatures w14:val="none"/>
         </w:rPr>
+        <w:lastRenderedPageBreak/>
         <w:t>CREATE</w:t>
       </w:r>
       <w:r>
@@ -4632,7 +4613,6 @@
         <w:t xml:space="preserve"> </w:t>
       </w:r>
       <w:proofErr w:type="spellStart"/>
-      <w:proofErr w:type="gramStart"/>
       <w:r>
         <w:rPr>
           <w:rFonts w:ascii="Cascadia Code" w:eastAsia="Times New Roman" w:hAnsi="Cascadia Code" w:cs="Cascadia Code"/>
@@ -4654,19 +4634,7 @@
           <w:lang w:val="en-US" w:eastAsia="ru-RU"/>
           <w14:ligatures w14:val="none"/>
         </w:rPr>
-        <w:t>(</w:t>
-      </w:r>
-      <w:proofErr w:type="gramEnd"/>
-      <w:r>
-        <w:rPr>
-          <w:rFonts w:ascii="Cascadia Code" w:eastAsia="Times New Roman" w:hAnsi="Cascadia Code" w:cs="Cascadia Code"/>
-          <w:kern w:val="0"/>
-          <w:sz w:val="22"/>
-          <w:szCs w:val="22"/>
-          <w:lang w:val="en-US" w:eastAsia="ru-RU"/>
-          <w14:ligatures w14:val="none"/>
-        </w:rPr>
-        <w:t>ID),</w:t>
+        <w:t>(ID),</w:t>
       </w:r>
     </w:p>
     <w:p>
@@ -5291,7 +5259,6 @@
         <w:t xml:space="preserve"> </w:t>
       </w:r>
       <w:proofErr w:type="spellStart"/>
-      <w:proofErr w:type="gramStart"/>
       <w:r>
         <w:rPr>
           <w:rFonts w:ascii="Cascadia Code" w:eastAsia="Times New Roman" w:hAnsi="Cascadia Code" w:cs="Cascadia Code"/>
@@ -5313,19 +5280,7 @@
           <w:lang w:val="en-US" w:eastAsia="ru-RU"/>
           <w14:ligatures w14:val="none"/>
         </w:rPr>
-        <w:t>(</w:t>
-      </w:r>
-      <w:proofErr w:type="gramEnd"/>
-      <w:r>
-        <w:rPr>
-          <w:rFonts w:ascii="Cascadia Code" w:eastAsia="Times New Roman" w:hAnsi="Cascadia Code" w:cs="Cascadia Code"/>
-          <w:kern w:val="0"/>
-          <w:sz w:val="22"/>
-          <w:szCs w:val="22"/>
-          <w:lang w:val="en-US" w:eastAsia="ru-RU"/>
-          <w14:ligatures w14:val="none"/>
-        </w:rPr>
-        <w:t>ID),</w:t>
+        <w:t>(ID),</w:t>
       </w:r>
     </w:p>
     <w:p>
@@ -5936,31 +5891,7 @@
           <w:lang w:val="en-US" w:eastAsia="ru-RU"/>
           <w14:ligatures w14:val="none"/>
         </w:rPr>
-        <w:t xml:space="preserve"> </w:t>
-      </w:r>
-      <w:proofErr w:type="gramStart"/>
-      <w:r>
-        <w:rPr>
-          <w:rFonts w:ascii="Cascadia Code" w:eastAsia="Times New Roman" w:hAnsi="Cascadia Code" w:cs="Cascadia Code"/>
-          <w:kern w:val="0"/>
-          <w:sz w:val="22"/>
-          <w:szCs w:val="22"/>
-          <w:lang w:val="en-US" w:eastAsia="ru-RU"/>
-          <w14:ligatures w14:val="none"/>
-        </w:rPr>
-        <w:t>Nomenklatura(</w:t>
-      </w:r>
-      <w:proofErr w:type="gramEnd"/>
-      <w:r>
-        <w:rPr>
-          <w:rFonts w:ascii="Cascadia Code" w:eastAsia="Times New Roman" w:hAnsi="Cascadia Code" w:cs="Cascadia Code"/>
-          <w:kern w:val="0"/>
-          <w:sz w:val="22"/>
-          <w:szCs w:val="22"/>
-          <w:lang w:val="en-US" w:eastAsia="ru-RU"/>
-          <w14:ligatures w14:val="none"/>
-        </w:rPr>
-        <w:t>ID),</w:t>
+        <w:t xml:space="preserve"> Nomenklatura(ID),</w:t>
       </w:r>
     </w:p>
     <w:p>
@@ -6418,7 +6349,6 @@
           <w:sz w:val="28"/>
           <w:szCs w:val="28"/>
         </w:rPr>
-        <w:lastRenderedPageBreak/>
         <w:drawing>
           <wp:inline distT="0" distB="0" distL="0" distR="0" wp14:anchorId="75ACCDB6" wp14:editId="3EDBAC64">
             <wp:extent cx="4487317" cy="1318437"/>
@@ -6472,6 +6402,7 @@
           <w:sz w:val="28"/>
           <w:szCs w:val="28"/>
         </w:rPr>
+        <w:lastRenderedPageBreak/>
         <w:t xml:space="preserve">Структура БД во вкладке </w:t>
       </w:r>
       <w:r>
@@ -9641,7 +9572,7 @@
               </wp:anchor>
             </w:drawing>
           </mc:Choice>
-          <mc:Fallback>
+          <mc:Fallback xmlns:w16sdtfl="http://schemas.microsoft.com/office/word/2024/wordml/sdtformatlock" xmlns:w16du="http://schemas.microsoft.com/office/word/2023/wordml/word16du">
             <w:pict>
               <v:roundrect w14:anchorId="3A1A16EC" id="Надпись 12" o:spid="_x0000_s1026" style="position:absolute;margin-left:4.5pt;margin-top:1.2pt;width:480.55pt;height:41pt;z-index:251660288;visibility:visible;mso-wrap-style:square;mso-width-percent:0;mso-height-percent:0;mso-wrap-distance-left:9pt;mso-wrap-distance-top:0;mso-wrap-distance-right:9pt;mso-wrap-distance-bottom:0;mso-position-horizontal:absolute;mso-position-horizontal-relative:text;mso-position-vertical:absolute;mso-position-vertical-relative:text;mso-width-percent:0;mso-height-percent:0;mso-width-relative:margin;mso-height-relative:margin;v-text-anchor:top" arcsize="10923f" o:gfxdata="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" fillcolor="white [3201]" strokecolor="black [3213]" strokeweight="1pt">
                 <v:stroke joinstyle="miter"/>
@@ -10090,7 +10021,6 @@
           <w:szCs w:val="28"/>
           <w:lang w:val="en-US"/>
         </w:rPr>
-        <w:lastRenderedPageBreak/>
         <w:drawing>
           <wp:inline distT="0" distB="0" distL="0" distR="0" wp14:anchorId="1016DB44" wp14:editId="38E6A382">
             <wp:extent cx="5433237" cy="1780684"/>
@@ -10149,6 +10079,7 @@
           <w:sz w:val="28"/>
           <w:szCs w:val="28"/>
         </w:rPr>
+        <w:lastRenderedPageBreak/>
         <w:t>Сохраним изменения</w:t>
       </w:r>
     </w:p>
@@ -10555,7 +10486,25 @@
           <w:szCs w:val="28"/>
           <w:lang w:val="en-US"/>
         </w:rPr>
-        <w:t>INSERT INTO EdinicyIzmereniya VALUES (1, '</w:t>
+        <w:t xml:space="preserve">INSERT INTO </w:t>
+      </w:r>
+      <w:proofErr w:type="spellStart"/>
+      <w:r>
+        <w:rPr>
+          <w:sz w:val="28"/>
+          <w:szCs w:val="28"/>
+          <w:lang w:val="en-US"/>
+        </w:rPr>
+        <w:t>EdinicyIzmereniya</w:t>
+      </w:r>
+      <w:proofErr w:type="spellEnd"/>
+      <w:r>
+        <w:rPr>
+          <w:sz w:val="28"/>
+          <w:szCs w:val="28"/>
+          <w:lang w:val="en-US"/>
+        </w:rPr>
+        <w:t xml:space="preserve"> VALUES (1, '</w:t>
       </w:r>
       <w:proofErr w:type="spellStart"/>
       <w:r>
@@ -10881,7 +10830,7 @@
           <w:lang w:val="en-US"/>
         </w:rPr>
         <w:drawing>
-          <wp:inline distT="0" distB="0" distL="0" distR="0" wp14:anchorId="56D5D0A2" wp14:editId="6EEE85D8">
+          <wp:inline distT="0" distB="0" distL="0" distR="0" wp14:anchorId="56D5D0A2" wp14:editId="50B015C5">
             <wp:extent cx="5940425" cy="2846070"/>
             <wp:effectExtent l="0" t="0" r="3175" b="0"/>
             <wp:docPr id="347356851" name="Рисунок 2"/>
@@ -10991,7 +10940,7 @@
           <w:noProof/>
         </w:rPr>
         <w:drawing>
-          <wp:inline distT="0" distB="0" distL="0" distR="0" wp14:anchorId="5CD10C7F" wp14:editId="7642777A">
+          <wp:inline distT="0" distB="0" distL="0" distR="0" wp14:anchorId="5CD10C7F" wp14:editId="743C8465">
             <wp:extent cx="5940425" cy="1297940"/>
             <wp:effectExtent l="0" t="0" r="3175" b="0"/>
             <wp:docPr id="1634648918" name="Рисунок 4"/>
@@ -11199,7 +11148,7 @@
           <w:noProof/>
         </w:rPr>
         <w:drawing>
-          <wp:inline distT="0" distB="0" distL="0" distR="0" wp14:anchorId="6D4C41D9" wp14:editId="077A34A6">
+          <wp:inline distT="0" distB="0" distL="0" distR="0" wp14:anchorId="6D4C41D9" wp14:editId="40861E13">
             <wp:extent cx="5940425" cy="1057275"/>
             <wp:effectExtent l="0" t="0" r="3175" b="0"/>
             <wp:docPr id="1400355381" name="Рисунок 7"/>
@@ -11248,7 +11197,7 @@
         </w:rPr>
         <w:lastRenderedPageBreak/>
         <w:drawing>
-          <wp:inline distT="0" distB="0" distL="0" distR="0" wp14:anchorId="4EDA8029" wp14:editId="314D8F2B">
+          <wp:inline distT="0" distB="0" distL="0" distR="0" wp14:anchorId="4EDA8029" wp14:editId="2792A9BA">
             <wp:extent cx="5940425" cy="2672080"/>
             <wp:effectExtent l="0" t="0" r="3175" b="0"/>
             <wp:docPr id="1718213962" name="Рисунок 8"/>
@@ -11638,6 +11587,7 @@
         <w:t>(</w:t>
       </w:r>
       <w:proofErr w:type="spellStart"/>
+      <w:proofErr w:type="gramEnd"/>
       <w:r>
         <w:rPr>
           <w:rFonts w:ascii="Cascadia Code" w:eastAsia="Times New Roman" w:hAnsi="Cascadia Code" w:cs="Cascadia Code"/>
@@ -11650,7 +11600,6 @@
         <w:t>spec.NormaRashoda</w:t>
       </w:r>
       <w:proofErr w:type="spellEnd"/>
-      <w:proofErr w:type="gramEnd"/>
       <w:r>
         <w:rPr>
           <w:rFonts w:ascii="Cascadia Code" w:eastAsia="Times New Roman" w:hAnsi="Cascadia Code" w:cs="Cascadia Code"/>
@@ -11686,7 +11635,6 @@
         <w:t xml:space="preserve"> </w:t>
       </w:r>
       <w:proofErr w:type="spellStart"/>
-      <w:proofErr w:type="gramStart"/>
       <w:r>
         <w:rPr>
           <w:rFonts w:ascii="Cascadia Code" w:eastAsia="Times New Roman" w:hAnsi="Cascadia Code" w:cs="Cascadia Code"/>
@@ -11699,7 +11647,6 @@
         <w:t>m.Cena</w:t>
       </w:r>
       <w:proofErr w:type="spellEnd"/>
-      <w:proofErr w:type="gramEnd"/>
       <w:r>
         <w:rPr>
           <w:rFonts w:ascii="Cascadia Code" w:eastAsia="Times New Roman" w:hAnsi="Cascadia Code" w:cs="Cascadia Code"/>
@@ -12758,7 +12705,7 @@
           <w:szCs w:val="28"/>
           <w:lang w:val="en-US"/>
         </w:rPr>
-        <w:t>c</w:t>
+        <w:t>k</w:t>
       </w:r>
       <w:r>
         <w:rPr>
@@ -13477,29 +13424,16 @@
         <w:t>(</w:t>
       </w:r>
       <w:proofErr w:type="spellStart"/>
-      <w:proofErr w:type="gramStart"/>
-      <w:r>
-        <w:rPr>
-          <w:rFonts w:ascii="Cascadia Code" w:eastAsia="Times New Roman" w:hAnsi="Cascadia Code" w:cs="Cascadia Code"/>
-          <w:kern w:val="0"/>
-          <w:sz w:val="22"/>
-          <w:szCs w:val="22"/>
-          <w:lang w:val="en-US" w:eastAsia="ru-RU"/>
-          <w14:ligatures w14:val="none"/>
-        </w:rPr>
-        <w:t>os.path</w:t>
-      </w:r>
-      <w:proofErr w:type="gramEnd"/>
-      <w:r>
-        <w:rPr>
-          <w:rFonts w:ascii="Cascadia Code" w:eastAsia="Times New Roman" w:hAnsi="Cascadia Code" w:cs="Cascadia Code"/>
-          <w:kern w:val="0"/>
-          <w:sz w:val="22"/>
-          <w:szCs w:val="22"/>
-          <w:lang w:val="en-US" w:eastAsia="ru-RU"/>
-          <w14:ligatures w14:val="none"/>
-        </w:rPr>
-        <w:t>.abspath</w:t>
+      <w:r>
+        <w:rPr>
+          <w:rFonts w:ascii="Cascadia Code" w:eastAsia="Times New Roman" w:hAnsi="Cascadia Code" w:cs="Cascadia Code"/>
+          <w:kern w:val="0"/>
+          <w:sz w:val="22"/>
+          <w:szCs w:val="22"/>
+          <w:lang w:val="en-US" w:eastAsia="ru-RU"/>
+          <w14:ligatures w14:val="none"/>
+        </w:rPr>
+        <w:t>os.path.abspath</w:t>
       </w:r>
       <w:proofErr w:type="spellEnd"/>
       <w:r>
@@ -13660,43 +13594,19 @@
           <w:lang w:val="en-US" w:eastAsia="ru-RU"/>
           <w14:ligatures w14:val="none"/>
         </w:rPr>
-        <w:t>.</w:t>
-      </w:r>
-      <w:proofErr w:type="gramStart"/>
-      <w:r>
-        <w:rPr>
-          <w:rFonts w:ascii="Cascadia Code" w:eastAsia="Times New Roman" w:hAnsi="Cascadia Code" w:cs="Cascadia Code"/>
-          <w:kern w:val="0"/>
-          <w:sz w:val="22"/>
-          <w:szCs w:val="22"/>
-          <w:lang w:val="en-US" w:eastAsia="ru-RU"/>
-          <w14:ligatures w14:val="none"/>
-        </w:rPr>
-        <w:t>join</w:t>
-      </w:r>
-      <w:proofErr w:type="spellEnd"/>
-      <w:r>
-        <w:rPr>
-          <w:rFonts w:ascii="Cascadia Code" w:eastAsia="Times New Roman" w:hAnsi="Cascadia Code" w:cs="Cascadia Code"/>
-          <w:kern w:val="0"/>
-          <w:sz w:val="22"/>
-          <w:szCs w:val="22"/>
-          <w:lang w:val="en-US" w:eastAsia="ru-RU"/>
-          <w14:ligatures w14:val="none"/>
-        </w:rPr>
-        <w:t>(</w:t>
-      </w:r>
-      <w:proofErr w:type="gramEnd"/>
-      <w:r>
-        <w:rPr>
-          <w:rFonts w:ascii="Cascadia Code" w:eastAsia="Times New Roman" w:hAnsi="Cascadia Code" w:cs="Cascadia Code"/>
-          <w:kern w:val="0"/>
-          <w:sz w:val="22"/>
-          <w:szCs w:val="22"/>
-          <w:lang w:val="en-US" w:eastAsia="ru-RU"/>
-          <w14:ligatures w14:val="none"/>
-        </w:rPr>
-        <w:t>PAPKA, IMYA_BAZY)</w:t>
+        <w:t>.join</w:t>
+      </w:r>
+      <w:proofErr w:type="spellEnd"/>
+      <w:r>
+        <w:rPr>
+          <w:rFonts w:ascii="Cascadia Code" w:eastAsia="Times New Roman" w:hAnsi="Cascadia Code" w:cs="Cascadia Code"/>
+          <w:kern w:val="0"/>
+          <w:sz w:val="22"/>
+          <w:szCs w:val="22"/>
+          <w:lang w:val="en-US" w:eastAsia="ru-RU"/>
+          <w14:ligatures w14:val="none"/>
+        </w:rPr>
+        <w:t>(PAPKA, IMYA_BAZY)</w:t>
       </w:r>
     </w:p>
     <w:p>
@@ -13764,43 +13674,19 @@
           <w:lang w:val="en-US" w:eastAsia="ru-RU"/>
           <w14:ligatures w14:val="none"/>
         </w:rPr>
-        <w:t>.</w:t>
-      </w:r>
-      <w:proofErr w:type="gramStart"/>
-      <w:r>
-        <w:rPr>
-          <w:rFonts w:ascii="Cascadia Code" w:eastAsia="Times New Roman" w:hAnsi="Cascadia Code" w:cs="Cascadia Code"/>
-          <w:kern w:val="0"/>
-          <w:sz w:val="22"/>
-          <w:szCs w:val="22"/>
-          <w:lang w:val="en-US" w:eastAsia="ru-RU"/>
-          <w14:ligatures w14:val="none"/>
-        </w:rPr>
-        <w:t>join</w:t>
-      </w:r>
-      <w:proofErr w:type="spellEnd"/>
-      <w:r>
-        <w:rPr>
-          <w:rFonts w:ascii="Cascadia Code" w:eastAsia="Times New Roman" w:hAnsi="Cascadia Code" w:cs="Cascadia Code"/>
-          <w:kern w:val="0"/>
-          <w:sz w:val="22"/>
-          <w:szCs w:val="22"/>
-          <w:lang w:val="en-US" w:eastAsia="ru-RU"/>
-          <w14:ligatures w14:val="none"/>
-        </w:rPr>
-        <w:t>(</w:t>
-      </w:r>
-      <w:proofErr w:type="gramEnd"/>
-      <w:r>
-        <w:rPr>
-          <w:rFonts w:ascii="Cascadia Code" w:eastAsia="Times New Roman" w:hAnsi="Cascadia Code" w:cs="Cascadia Code"/>
-          <w:kern w:val="0"/>
-          <w:sz w:val="22"/>
-          <w:szCs w:val="22"/>
-          <w:lang w:val="en-US" w:eastAsia="ru-RU"/>
-          <w14:ligatures w14:val="none"/>
-        </w:rPr>
-        <w:t xml:space="preserve">PAPKA, </w:t>
+        <w:t>.join</w:t>
+      </w:r>
+      <w:proofErr w:type="spellEnd"/>
+      <w:r>
+        <w:rPr>
+          <w:rFonts w:ascii="Cascadia Code" w:eastAsia="Times New Roman" w:hAnsi="Cascadia Code" w:cs="Cascadia Code"/>
+          <w:kern w:val="0"/>
+          <w:sz w:val="22"/>
+          <w:szCs w:val="22"/>
+          <w:lang w:val="en-US" w:eastAsia="ru-RU"/>
+          <w14:ligatures w14:val="none"/>
+        </w:rPr>
+        <w:t xml:space="preserve">(PAPKA, </w:t>
       </w:r>
       <w:r>
         <w:rPr>
@@ -15268,33 +15154,7 @@
           <w:lang w:val="en-US" w:eastAsia="ru-RU"/>
           <w14:ligatures w14:val="none"/>
         </w:rPr>
-        <w:t xml:space="preserve">"SELECT </w:t>
-      </w:r>
-      <w:proofErr w:type="gramStart"/>
-      <w:r>
-        <w:rPr>
-          <w:rFonts w:ascii="Cascadia Code" w:eastAsia="Times New Roman" w:hAnsi="Cascadia Code" w:cs="Cascadia Code"/>
-          <w:color w:val="008800"/>
-          <w:kern w:val="0"/>
-          <w:sz w:val="22"/>
-          <w:szCs w:val="22"/>
-          <w:lang w:val="en-US" w:eastAsia="ru-RU"/>
-          <w14:ligatures w14:val="none"/>
-        </w:rPr>
-        <w:t>COUNT(</w:t>
-      </w:r>
-      <w:proofErr w:type="gramEnd"/>
-      <w:r>
-        <w:rPr>
-          <w:rFonts w:ascii="Cascadia Code" w:eastAsia="Times New Roman" w:hAnsi="Cascadia Code" w:cs="Cascadia Code"/>
-          <w:color w:val="008800"/>
-          <w:kern w:val="0"/>
-          <w:sz w:val="22"/>
-          <w:szCs w:val="22"/>
-          <w:lang w:val="en-US" w:eastAsia="ru-RU"/>
-          <w14:ligatures w14:val="none"/>
-        </w:rPr>
-        <w:t xml:space="preserve">*) FROM </w:t>
+        <w:t xml:space="preserve">"SELECT COUNT(*) FROM </w:t>
       </w:r>
       <w:proofErr w:type="spellStart"/>
       <w:r>
@@ -15413,6 +15273,7 @@
         <w:t>kursor.fetchone</w:t>
       </w:r>
       <w:proofErr w:type="spellEnd"/>
+      <w:proofErr w:type="gramEnd"/>
       <w:r>
         <w:rPr>
           <w:rFonts w:ascii="Cascadia Code" w:eastAsia="Times New Roman" w:hAnsi="Cascadia Code" w:cs="Cascadia Code"/>
@@ -15424,7 +15285,6 @@
         </w:rPr>
         <w:t>()[</w:t>
       </w:r>
-      <w:proofErr w:type="gramEnd"/>
       <w:r>
         <w:rPr>
           <w:rFonts w:ascii="Cascadia Code" w:eastAsia="Times New Roman" w:hAnsi="Cascadia Code" w:cs="Cascadia Code"/>
@@ -16570,43 +16430,19 @@
           <w:lang w:val="en-US" w:eastAsia="ru-RU"/>
           <w14:ligatures w14:val="none"/>
         </w:rPr>
-        <w:t>.</w:t>
-      </w:r>
-      <w:proofErr w:type="gramStart"/>
-      <w:r>
-        <w:rPr>
-          <w:rFonts w:ascii="Cascadia Code" w:eastAsia="Times New Roman" w:hAnsi="Cascadia Code" w:cs="Cascadia Code"/>
-          <w:kern w:val="0"/>
-          <w:sz w:val="22"/>
-          <w:szCs w:val="22"/>
-          <w:lang w:val="en-US" w:eastAsia="ru-RU"/>
-          <w14:ligatures w14:val="none"/>
-        </w:rPr>
-        <w:t>join</w:t>
-      </w:r>
-      <w:proofErr w:type="spellEnd"/>
-      <w:r>
-        <w:rPr>
-          <w:rFonts w:ascii="Cascadia Code" w:eastAsia="Times New Roman" w:hAnsi="Cascadia Code" w:cs="Cascadia Code"/>
-          <w:kern w:val="0"/>
-          <w:sz w:val="22"/>
-          <w:szCs w:val="22"/>
-          <w:lang w:val="en-US" w:eastAsia="ru-RU"/>
-          <w14:ligatures w14:val="none"/>
-        </w:rPr>
-        <w:t>(</w:t>
-      </w:r>
-      <w:proofErr w:type="gramEnd"/>
-      <w:r>
-        <w:rPr>
-          <w:rFonts w:ascii="Cascadia Code" w:eastAsia="Times New Roman" w:hAnsi="Cascadia Code" w:cs="Cascadia Code"/>
-          <w:kern w:val="0"/>
-          <w:sz w:val="22"/>
-          <w:szCs w:val="22"/>
-          <w:lang w:val="en-US" w:eastAsia="ru-RU"/>
-          <w14:ligatures w14:val="none"/>
-        </w:rPr>
-        <w:t xml:space="preserve">PAPKA_KAPCHI, </w:t>
+        <w:t>.join</w:t>
+      </w:r>
+      <w:proofErr w:type="spellEnd"/>
+      <w:r>
+        <w:rPr>
+          <w:rFonts w:ascii="Cascadia Code" w:eastAsia="Times New Roman" w:hAnsi="Cascadia Code" w:cs="Cascadia Code"/>
+          <w:kern w:val="0"/>
+          <w:sz w:val="22"/>
+          <w:szCs w:val="22"/>
+          <w:lang w:val="en-US" w:eastAsia="ru-RU"/>
+          <w14:ligatures w14:val="none"/>
+        </w:rPr>
+        <w:t xml:space="preserve">(PAPKA_KAPCHI, </w:t>
       </w:r>
       <w:r>
         <w:rPr>
@@ -18165,7 +18001,6 @@
           <w:lang w:val="en-US" w:eastAsia="ru-RU"/>
           <w14:ligatures w14:val="none"/>
         </w:rPr>
-        <w:lastRenderedPageBreak/>
         <w:t xml:space="preserve">    </w:t>
       </w:r>
       <w:proofErr w:type="spellStart"/>
@@ -18430,6 +18265,7 @@
           <w:lang w:val="en-US" w:eastAsia="ru-RU"/>
           <w14:ligatures w14:val="none"/>
         </w:rPr>
+        <w:lastRenderedPageBreak/>
         <w:t xml:space="preserve">        </w:t>
       </w:r>
       <w:proofErr w:type="spellStart"/>
@@ -21608,21 +21444,8 @@
           <w:lang w:val="en-US" w:eastAsia="ru-RU"/>
           <w14:ligatures w14:val="none"/>
         </w:rPr>
-        <w:t>, columns</w:t>
-      </w:r>
-      <w:proofErr w:type="gramStart"/>
-      <w:r>
-        <w:rPr>
-          <w:rFonts w:ascii="Cascadia Code" w:eastAsia="Times New Roman" w:hAnsi="Cascadia Code" w:cs="Cascadia Code"/>
-          <w:kern w:val="0"/>
-          <w:sz w:val="22"/>
-          <w:szCs w:val="22"/>
-          <w:lang w:val="en-US" w:eastAsia="ru-RU"/>
-          <w14:ligatures w14:val="none"/>
-        </w:rPr>
-        <w:t>=(</w:t>
-      </w:r>
-      <w:proofErr w:type="gramEnd"/>
+        <w:t>, columns=(</w:t>
+      </w:r>
       <w:r>
         <w:rPr>
           <w:rFonts w:ascii="Cascadia Code" w:eastAsia="Times New Roman" w:hAnsi="Cascadia Code" w:cs="Cascadia Code"/>
@@ -23883,31 +23706,7 @@
           <w:lang w:val="en-US" w:eastAsia="ru-RU"/>
           <w14:ligatures w14:val="none"/>
         </w:rPr>
-        <w:t>, values</w:t>
-      </w:r>
-      <w:proofErr w:type="gramStart"/>
-      <w:r>
-        <w:rPr>
-          <w:rFonts w:ascii="Cascadia Code" w:eastAsia="Times New Roman" w:hAnsi="Cascadia Code" w:cs="Cascadia Code"/>
-          <w:kern w:val="0"/>
-          <w:sz w:val="22"/>
-          <w:szCs w:val="22"/>
-          <w:lang w:val="en-US" w:eastAsia="ru-RU"/>
-          <w14:ligatures w14:val="none"/>
-        </w:rPr>
-        <w:t>=(</w:t>
-      </w:r>
-      <w:proofErr w:type="gramEnd"/>
-      <w:r>
-        <w:rPr>
-          <w:rFonts w:ascii="Cascadia Code" w:eastAsia="Times New Roman" w:hAnsi="Cascadia Code" w:cs="Cascadia Code"/>
-          <w:kern w:val="0"/>
-          <w:sz w:val="22"/>
-          <w:szCs w:val="22"/>
-          <w:lang w:val="en-US" w:eastAsia="ru-RU"/>
-          <w14:ligatures w14:val="none"/>
-        </w:rPr>
-        <w:t xml:space="preserve">login, </w:t>
+        <w:t xml:space="preserve">, values=(login, </w:t>
       </w:r>
       <w:proofErr w:type="spellStart"/>
       <w:r>
@@ -24262,6 +24061,7 @@
           <w:lang w:eastAsia="ru-RU"/>
           <w14:ligatures w14:val="none"/>
         </w:rPr>
+        <w:lastRenderedPageBreak/>
         <w:t xml:space="preserve">    </w:t>
       </w:r>
       <w:r>
@@ -24317,7 +24117,6 @@
           <w:lang w:val="en-US" w:eastAsia="ru-RU"/>
           <w14:ligatures w14:val="none"/>
         </w:rPr>
-        <w:lastRenderedPageBreak/>
         <w:t xml:space="preserve">    forma = </w:t>
       </w:r>
       <w:proofErr w:type="spellStart"/>
@@ -24693,29 +24492,16 @@
         </w:rPr>
         <w:t>:"</w:t>
       </w:r>
-      <w:proofErr w:type="gramStart"/>
-      <w:r>
-        <w:rPr>
-          <w:rFonts w:ascii="Cascadia Code" w:eastAsia="Times New Roman" w:hAnsi="Cascadia Code" w:cs="Cascadia Code"/>
-          <w:kern w:val="0"/>
-          <w:sz w:val="22"/>
-          <w:szCs w:val="22"/>
-          <w:lang w:val="en-US" w:eastAsia="ru-RU"/>
-          <w14:ligatures w14:val="none"/>
-        </w:rPr>
-        <w:t>).grid</w:t>
-      </w:r>
-      <w:proofErr w:type="gramEnd"/>
-      <w:r>
-        <w:rPr>
-          <w:rFonts w:ascii="Cascadia Code" w:eastAsia="Times New Roman" w:hAnsi="Cascadia Code" w:cs="Cascadia Code"/>
-          <w:kern w:val="0"/>
-          <w:sz w:val="22"/>
-          <w:szCs w:val="22"/>
-          <w:lang w:val="en-US" w:eastAsia="ru-RU"/>
-          <w14:ligatures w14:val="none"/>
-        </w:rPr>
-        <w:t>(row=</w:t>
+      <w:r>
+        <w:rPr>
+          <w:rFonts w:ascii="Cascadia Code" w:eastAsia="Times New Roman" w:hAnsi="Cascadia Code" w:cs="Cascadia Code"/>
+          <w:kern w:val="0"/>
+          <w:sz w:val="22"/>
+          <w:szCs w:val="22"/>
+          <w:lang w:val="en-US" w:eastAsia="ru-RU"/>
+          <w14:ligatures w14:val="none"/>
+        </w:rPr>
+        <w:t>).grid(row=</w:t>
       </w:r>
       <w:r>
         <w:rPr>
@@ -25236,29 +25022,16 @@
         </w:rPr>
         <w:t>:"</w:t>
       </w:r>
-      <w:proofErr w:type="gramStart"/>
-      <w:r>
-        <w:rPr>
-          <w:rFonts w:ascii="Cascadia Code" w:eastAsia="Times New Roman" w:hAnsi="Cascadia Code" w:cs="Cascadia Code"/>
-          <w:kern w:val="0"/>
-          <w:sz w:val="22"/>
-          <w:szCs w:val="22"/>
-          <w:lang w:val="en-US" w:eastAsia="ru-RU"/>
-          <w14:ligatures w14:val="none"/>
-        </w:rPr>
-        <w:t>).grid</w:t>
-      </w:r>
-      <w:proofErr w:type="gramEnd"/>
-      <w:r>
-        <w:rPr>
-          <w:rFonts w:ascii="Cascadia Code" w:eastAsia="Times New Roman" w:hAnsi="Cascadia Code" w:cs="Cascadia Code"/>
-          <w:kern w:val="0"/>
-          <w:sz w:val="22"/>
-          <w:szCs w:val="22"/>
-          <w:lang w:val="en-US" w:eastAsia="ru-RU"/>
-          <w14:ligatures w14:val="none"/>
-        </w:rPr>
-        <w:t>(row=</w:t>
+      <w:r>
+        <w:rPr>
+          <w:rFonts w:ascii="Cascadia Code" w:eastAsia="Times New Roman" w:hAnsi="Cascadia Code" w:cs="Cascadia Code"/>
+          <w:kern w:val="0"/>
+          <w:sz w:val="22"/>
+          <w:szCs w:val="22"/>
+          <w:lang w:val="en-US" w:eastAsia="ru-RU"/>
+          <w14:ligatures w14:val="none"/>
+        </w:rPr>
+        <w:t>).grid(row=</w:t>
       </w:r>
       <w:r>
         <w:rPr>
@@ -25779,29 +25552,16 @@
         </w:rPr>
         <w:t>:"</w:t>
       </w:r>
-      <w:proofErr w:type="gramStart"/>
-      <w:r>
-        <w:rPr>
-          <w:rFonts w:ascii="Cascadia Code" w:eastAsia="Times New Roman" w:hAnsi="Cascadia Code" w:cs="Cascadia Code"/>
-          <w:kern w:val="0"/>
-          <w:sz w:val="22"/>
-          <w:szCs w:val="22"/>
-          <w:lang w:val="en-US" w:eastAsia="ru-RU"/>
-          <w14:ligatures w14:val="none"/>
-        </w:rPr>
-        <w:t>).grid</w:t>
-      </w:r>
-      <w:proofErr w:type="gramEnd"/>
-      <w:r>
-        <w:rPr>
-          <w:rFonts w:ascii="Cascadia Code" w:eastAsia="Times New Roman" w:hAnsi="Cascadia Code" w:cs="Cascadia Code"/>
-          <w:kern w:val="0"/>
-          <w:sz w:val="22"/>
-          <w:szCs w:val="22"/>
-          <w:lang w:val="en-US" w:eastAsia="ru-RU"/>
-          <w14:ligatures w14:val="none"/>
-        </w:rPr>
-        <w:t>(row=</w:t>
+      <w:r>
+        <w:rPr>
+          <w:rFonts w:ascii="Cascadia Code" w:eastAsia="Times New Roman" w:hAnsi="Cascadia Code" w:cs="Cascadia Code"/>
+          <w:kern w:val="0"/>
+          <w:sz w:val="22"/>
+          <w:szCs w:val="22"/>
+          <w:lang w:val="en-US" w:eastAsia="ru-RU"/>
+          <w14:ligatures w14:val="none"/>
+        </w:rPr>
+        <w:t>).grid(row=</w:t>
       </w:r>
       <w:r>
         <w:rPr>
@@ -25987,21 +25747,8 @@
           <w:lang w:val="en-US" w:eastAsia="ru-RU"/>
           <w14:ligatures w14:val="none"/>
         </w:rPr>
-        <w:t>(forma, values</w:t>
-      </w:r>
-      <w:proofErr w:type="gramStart"/>
-      <w:r>
-        <w:rPr>
-          <w:rFonts w:ascii="Cascadia Code" w:eastAsia="Times New Roman" w:hAnsi="Cascadia Code" w:cs="Cascadia Code"/>
-          <w:kern w:val="0"/>
-          <w:sz w:val="22"/>
-          <w:szCs w:val="22"/>
-          <w:lang w:val="en-US" w:eastAsia="ru-RU"/>
-          <w14:ligatures w14:val="none"/>
-        </w:rPr>
-        <w:t>=[</w:t>
-      </w:r>
-      <w:proofErr w:type="gramEnd"/>
+        <w:t>(forma, values=[</w:t>
+      </w:r>
       <w:r>
         <w:rPr>
           <w:rFonts w:ascii="Cascadia Code" w:eastAsia="Times New Roman" w:hAnsi="Cascadia Code" w:cs="Cascadia Code"/>
@@ -27653,9 +27400,9 @@
           <w:lang w:val="en-US" w:eastAsia="ru-RU"/>
           <w14:ligatures w14:val="none"/>
         </w:rPr>
-        <w:t xml:space="preserve">"SELECT </w:t>
-      </w:r>
-      <w:proofErr w:type="gramStart"/>
+        <w:t xml:space="preserve">"SELECT COUNT(*) FROM </w:t>
+      </w:r>
+      <w:proofErr w:type="spellStart"/>
       <w:r>
         <w:rPr>
           <w:rFonts w:ascii="Cascadia Code" w:eastAsia="Times New Roman" w:hAnsi="Cascadia Code" w:cs="Cascadia Code"/>
@@ -27666,9 +27413,9 @@
           <w:lang w:val="en-US" w:eastAsia="ru-RU"/>
           <w14:ligatures w14:val="none"/>
         </w:rPr>
-        <w:t>COUNT(</w:t>
-      </w:r>
-      <w:proofErr w:type="gramEnd"/>
+        <w:t>Polzovateli</w:t>
+      </w:r>
+      <w:proofErr w:type="spellEnd"/>
       <w:r>
         <w:rPr>
           <w:rFonts w:ascii="Cascadia Code" w:eastAsia="Times New Roman" w:hAnsi="Cascadia Code" w:cs="Cascadia Code"/>
@@ -27679,59 +27426,7 @@
           <w:lang w:val="en-US" w:eastAsia="ru-RU"/>
           <w14:ligatures w14:val="none"/>
         </w:rPr>
-        <w:t xml:space="preserve">*) FROM </w:t>
-      </w:r>
-      <w:proofErr w:type="spellStart"/>
-      <w:r>
-        <w:rPr>
-          <w:rFonts w:ascii="Cascadia Code" w:eastAsia="Times New Roman" w:hAnsi="Cascadia Code" w:cs="Cascadia Code"/>
-          <w:color w:val="008800"/>
-          <w:kern w:val="0"/>
-          <w:sz w:val="22"/>
-          <w:szCs w:val="22"/>
-          <w:lang w:val="en-US" w:eastAsia="ru-RU"/>
-          <w14:ligatures w14:val="none"/>
-        </w:rPr>
-        <w:t>Polzovateli</w:t>
-      </w:r>
-      <w:proofErr w:type="spellEnd"/>
-      <w:r>
-        <w:rPr>
-          <w:rFonts w:ascii="Cascadia Code" w:eastAsia="Times New Roman" w:hAnsi="Cascadia Code" w:cs="Cascadia Code"/>
-          <w:color w:val="008800"/>
-          <w:kern w:val="0"/>
-          <w:sz w:val="22"/>
-          <w:szCs w:val="22"/>
-          <w:lang w:val="en-US" w:eastAsia="ru-RU"/>
-          <w14:ligatures w14:val="none"/>
-        </w:rPr>
-        <w:t xml:space="preserve"> WHERE Login </w:t>
-      </w:r>
-      <w:proofErr w:type="gramStart"/>
-      <w:r>
-        <w:rPr>
-          <w:rFonts w:ascii="Cascadia Code" w:eastAsia="Times New Roman" w:hAnsi="Cascadia Code" w:cs="Cascadia Code"/>
-          <w:color w:val="008800"/>
-          <w:kern w:val="0"/>
-          <w:sz w:val="22"/>
-          <w:szCs w:val="22"/>
-          <w:lang w:val="en-US" w:eastAsia="ru-RU"/>
-          <w14:ligatures w14:val="none"/>
-        </w:rPr>
-        <w:t>= ?</w:t>
-      </w:r>
-      <w:proofErr w:type="gramEnd"/>
-      <w:r>
-        <w:rPr>
-          <w:rFonts w:ascii="Cascadia Code" w:eastAsia="Times New Roman" w:hAnsi="Cascadia Code" w:cs="Cascadia Code"/>
-          <w:color w:val="008800"/>
-          <w:kern w:val="0"/>
-          <w:sz w:val="22"/>
-          <w:szCs w:val="22"/>
-          <w:lang w:val="en-US" w:eastAsia="ru-RU"/>
-          <w14:ligatures w14:val="none"/>
-        </w:rPr>
-        <w:t>"</w:t>
+        <w:t xml:space="preserve"> WHERE Login = ?"</w:t>
       </w:r>
       <w:r>
         <w:rPr>
@@ -27824,6 +27519,7 @@
         <w:t>kursor.fetchone</w:t>
       </w:r>
       <w:proofErr w:type="spellEnd"/>
+      <w:proofErr w:type="gramEnd"/>
       <w:r>
         <w:rPr>
           <w:rFonts w:ascii="Cascadia Code" w:eastAsia="Times New Roman" w:hAnsi="Cascadia Code" w:cs="Cascadia Code"/>
@@ -27835,7 +27531,6 @@
         </w:rPr>
         <w:t>()[</w:t>
       </w:r>
-      <w:proofErr w:type="gramEnd"/>
       <w:r>
         <w:rPr>
           <w:rFonts w:ascii="Cascadia Code" w:eastAsia="Times New Roman" w:hAnsi="Cascadia Code" w:cs="Cascadia Code"/>
@@ -28276,33 +27971,7 @@
           <w:lang w:val="en-US" w:eastAsia="ru-RU"/>
           <w14:ligatures w14:val="none"/>
         </w:rPr>
-        <w:t xml:space="preserve"> (Login, Parol, Rol) VALUES </w:t>
-      </w:r>
-      <w:proofErr w:type="gramStart"/>
-      <w:r>
-        <w:rPr>
-          <w:rFonts w:ascii="Cascadia Code" w:eastAsia="Times New Roman" w:hAnsi="Cascadia Code" w:cs="Cascadia Code"/>
-          <w:color w:val="008800"/>
-          <w:kern w:val="0"/>
-          <w:sz w:val="22"/>
-          <w:szCs w:val="22"/>
-          <w:lang w:val="en-US" w:eastAsia="ru-RU"/>
-          <w14:ligatures w14:val="none"/>
-        </w:rPr>
-        <w:t>(?,</w:t>
-      </w:r>
-      <w:proofErr w:type="gramEnd"/>
-      <w:r>
-        <w:rPr>
-          <w:rFonts w:ascii="Cascadia Code" w:eastAsia="Times New Roman" w:hAnsi="Cascadia Code" w:cs="Cascadia Code"/>
-          <w:color w:val="008800"/>
-          <w:kern w:val="0"/>
-          <w:sz w:val="22"/>
-          <w:szCs w:val="22"/>
-          <w:lang w:val="en-US" w:eastAsia="ru-RU"/>
-          <w14:ligatures w14:val="none"/>
-        </w:rPr>
-        <w:t xml:space="preserve"> ?, ?)"</w:t>
+        <w:t xml:space="preserve"> (Login, Parol, Rol) VALUES (?, ?, ?)"</w:t>
       </w:r>
       <w:r>
         <w:rPr>
@@ -29738,7 +29407,6 @@
         </w:rPr>
         <w:t>0</w:t>
       </w:r>
-      <w:proofErr w:type="gramStart"/>
       <w:r>
         <w:rPr>
           <w:rFonts w:ascii="Cascadia Code" w:eastAsia="Times New Roman" w:hAnsi="Cascadia Code" w:cs="Cascadia Code"/>
@@ -29750,7 +29418,6 @@
         </w:rPr>
         <w:t>])[</w:t>
       </w:r>
-      <w:proofErr w:type="gramEnd"/>
       <w:r>
         <w:rPr>
           <w:rFonts w:ascii="Cascadia Code" w:eastAsia="Times New Roman" w:hAnsi="Cascadia Code" w:cs="Cascadia Code"/>
@@ -30151,33 +29818,7 @@
           <w:lang w:val="en-US" w:eastAsia="ru-RU"/>
           <w14:ligatures w14:val="none"/>
         </w:rPr>
-        <w:t xml:space="preserve"> = 0 WHERE Login </w:t>
-      </w:r>
-      <w:proofErr w:type="gramStart"/>
-      <w:r>
-        <w:rPr>
-          <w:rFonts w:ascii="Cascadia Code" w:eastAsia="Times New Roman" w:hAnsi="Cascadia Code" w:cs="Cascadia Code"/>
-          <w:color w:val="008800"/>
-          <w:kern w:val="0"/>
-          <w:sz w:val="22"/>
-          <w:szCs w:val="22"/>
-          <w:lang w:val="en-US" w:eastAsia="ru-RU"/>
-          <w14:ligatures w14:val="none"/>
-        </w:rPr>
-        <w:t>= ?</w:t>
-      </w:r>
-      <w:proofErr w:type="gramEnd"/>
-      <w:r>
-        <w:rPr>
-          <w:rFonts w:ascii="Cascadia Code" w:eastAsia="Times New Roman" w:hAnsi="Cascadia Code" w:cs="Cascadia Code"/>
-          <w:color w:val="008800"/>
-          <w:kern w:val="0"/>
-          <w:sz w:val="22"/>
-          <w:szCs w:val="22"/>
-          <w:lang w:val="en-US" w:eastAsia="ru-RU"/>
-          <w14:ligatures w14:val="none"/>
-        </w:rPr>
-        <w:t>"</w:t>
+        <w:t xml:space="preserve"> = 0 WHERE Login = ?"</w:t>
       </w:r>
       <w:r>
         <w:rPr>
@@ -30231,6 +29872,7 @@
           <w:lang w:val="en-US" w:eastAsia="ru-RU"/>
           <w14:ligatures w14:val="none"/>
         </w:rPr>
+        <w:lastRenderedPageBreak/>
         <w:t xml:space="preserve">        </w:t>
       </w:r>
       <w:proofErr w:type="spellStart"/>
@@ -30460,7 +30102,6 @@
           <w:lang w:val="en-US" w:eastAsia="ru-RU"/>
           <w14:ligatures w14:val="none"/>
         </w:rPr>
-        <w:lastRenderedPageBreak/>
         <w:t xml:space="preserve">        </w:t>
       </w:r>
       <w:proofErr w:type="spellStart"/>
@@ -31167,29 +30808,16 @@
         <w:t>dobavit_polzovatelya</w:t>
       </w:r>
       <w:proofErr w:type="spellEnd"/>
-      <w:proofErr w:type="gramStart"/>
-      <w:r>
-        <w:rPr>
-          <w:rFonts w:ascii="Cascadia Code" w:eastAsia="Times New Roman" w:hAnsi="Cascadia Code" w:cs="Cascadia Code"/>
-          <w:kern w:val="0"/>
-          <w:sz w:val="22"/>
-          <w:szCs w:val="22"/>
-          <w:lang w:val="en-US" w:eastAsia="ru-RU"/>
-          <w14:ligatures w14:val="none"/>
-        </w:rPr>
-        <w:t>).pack</w:t>
-      </w:r>
-      <w:proofErr w:type="gramEnd"/>
-      <w:r>
-        <w:rPr>
-          <w:rFonts w:ascii="Cascadia Code" w:eastAsia="Times New Roman" w:hAnsi="Cascadia Code" w:cs="Cascadia Code"/>
-          <w:kern w:val="0"/>
-          <w:sz w:val="22"/>
-          <w:szCs w:val="22"/>
-          <w:lang w:val="en-US" w:eastAsia="ru-RU"/>
-          <w14:ligatures w14:val="none"/>
-        </w:rPr>
-        <w:t>(side=</w:t>
+      <w:r>
+        <w:rPr>
+          <w:rFonts w:ascii="Cascadia Code" w:eastAsia="Times New Roman" w:hAnsi="Cascadia Code" w:cs="Cascadia Code"/>
+          <w:kern w:val="0"/>
+          <w:sz w:val="22"/>
+          <w:szCs w:val="22"/>
+          <w:lang w:val="en-US" w:eastAsia="ru-RU"/>
+          <w14:ligatures w14:val="none"/>
+        </w:rPr>
+        <w:t>).pack(side=</w:t>
       </w:r>
       <w:r>
         <w:rPr>
@@ -31462,29 +31090,16 @@
         <w:t>snyat_blokirovku</w:t>
       </w:r>
       <w:proofErr w:type="spellEnd"/>
-      <w:proofErr w:type="gramStart"/>
-      <w:r>
-        <w:rPr>
-          <w:rFonts w:ascii="Cascadia Code" w:eastAsia="Times New Roman" w:hAnsi="Cascadia Code" w:cs="Cascadia Code"/>
-          <w:kern w:val="0"/>
-          <w:sz w:val="22"/>
-          <w:szCs w:val="22"/>
-          <w:lang w:val="en-US" w:eastAsia="ru-RU"/>
-          <w14:ligatures w14:val="none"/>
-        </w:rPr>
-        <w:t>).pack</w:t>
-      </w:r>
-      <w:proofErr w:type="gramEnd"/>
-      <w:r>
-        <w:rPr>
-          <w:rFonts w:ascii="Cascadia Code" w:eastAsia="Times New Roman" w:hAnsi="Cascadia Code" w:cs="Cascadia Code"/>
-          <w:kern w:val="0"/>
-          <w:sz w:val="22"/>
-          <w:szCs w:val="22"/>
-          <w:lang w:val="en-US" w:eastAsia="ru-RU"/>
-          <w14:ligatures w14:val="none"/>
-        </w:rPr>
-        <w:t>(side=</w:t>
+      <w:r>
+        <w:rPr>
+          <w:rFonts w:ascii="Cascadia Code" w:eastAsia="Times New Roman" w:hAnsi="Cascadia Code" w:cs="Cascadia Code"/>
+          <w:kern w:val="0"/>
+          <w:sz w:val="22"/>
+          <w:szCs w:val="22"/>
+          <w:lang w:val="en-US" w:eastAsia="ru-RU"/>
+          <w14:ligatures w14:val="none"/>
+        </w:rPr>
+        <w:t>).pack(side=</w:t>
       </w:r>
       <w:r>
         <w:rPr>
@@ -32761,7 +32376,7 @@
           <w:lang w:val="en-US" w:eastAsia="ru-RU"/>
           <w14:ligatures w14:val="none"/>
         </w:rPr>
-        <w:t xml:space="preserve">"SELECT Parol, Rol, Zablokirovan, </w:t>
+        <w:t xml:space="preserve">"SELECT Parol, Rol, </w:t>
       </w:r>
       <w:proofErr w:type="spellStart"/>
       <w:r>
@@ -32774,6 +32389,32 @@
           <w:lang w:val="en-US" w:eastAsia="ru-RU"/>
           <w14:ligatures w14:val="none"/>
         </w:rPr>
+        <w:t>Zablokirovan</w:t>
+      </w:r>
+      <w:proofErr w:type="spellEnd"/>
+      <w:r>
+        <w:rPr>
+          <w:rFonts w:ascii="Cascadia Code" w:eastAsia="Times New Roman" w:hAnsi="Cascadia Code" w:cs="Cascadia Code"/>
+          <w:color w:val="008800"/>
+          <w:kern w:val="0"/>
+          <w:sz w:val="22"/>
+          <w:szCs w:val="22"/>
+          <w:lang w:val="en-US" w:eastAsia="ru-RU"/>
+          <w14:ligatures w14:val="none"/>
+        </w:rPr>
+        <w:t xml:space="preserve">, </w:t>
+      </w:r>
+      <w:proofErr w:type="spellStart"/>
+      <w:r>
+        <w:rPr>
+          <w:rFonts w:ascii="Cascadia Code" w:eastAsia="Times New Roman" w:hAnsi="Cascadia Code" w:cs="Cascadia Code"/>
+          <w:color w:val="008800"/>
+          <w:kern w:val="0"/>
+          <w:sz w:val="22"/>
+          <w:szCs w:val="22"/>
+          <w:lang w:val="en-US" w:eastAsia="ru-RU"/>
+          <w14:ligatures w14:val="none"/>
+        </w:rPr>
         <w:t>Popytki</w:t>
       </w:r>
       <w:proofErr w:type="spellEnd"/>
@@ -32813,33 +32454,7 @@
           <w:lang w:val="en-US" w:eastAsia="ru-RU"/>
           <w14:ligatures w14:val="none"/>
         </w:rPr>
-        <w:t xml:space="preserve"> WHERE Login </w:t>
-      </w:r>
-      <w:proofErr w:type="gramStart"/>
-      <w:r>
-        <w:rPr>
-          <w:rFonts w:ascii="Cascadia Code" w:eastAsia="Times New Roman" w:hAnsi="Cascadia Code" w:cs="Cascadia Code"/>
-          <w:color w:val="008800"/>
-          <w:kern w:val="0"/>
-          <w:sz w:val="22"/>
-          <w:szCs w:val="22"/>
-          <w:lang w:val="en-US" w:eastAsia="ru-RU"/>
-          <w14:ligatures w14:val="none"/>
-        </w:rPr>
-        <w:t>= ?</w:t>
-      </w:r>
-      <w:proofErr w:type="gramEnd"/>
-      <w:r>
-        <w:rPr>
-          <w:rFonts w:ascii="Cascadia Code" w:eastAsia="Times New Roman" w:hAnsi="Cascadia Code" w:cs="Cascadia Code"/>
-          <w:color w:val="008800"/>
-          <w:kern w:val="0"/>
-          <w:sz w:val="22"/>
-          <w:szCs w:val="22"/>
-          <w:lang w:val="en-US" w:eastAsia="ru-RU"/>
-          <w14:ligatures w14:val="none"/>
-        </w:rPr>
-        <w:t>"</w:t>
+        <w:t xml:space="preserve"> WHERE Login = ?"</w:t>
       </w:r>
       <w:r>
         <w:rPr>
@@ -34506,43 +34121,19 @@
           <w:lang w:val="en-US" w:eastAsia="ru-RU"/>
           <w14:ligatures w14:val="none"/>
         </w:rPr>
-        <w:t>kapcha_sobrana_</w:t>
-      </w:r>
-      <w:proofErr w:type="gramStart"/>
-      <w:r>
-        <w:rPr>
-          <w:rFonts w:ascii="Cascadia Code" w:eastAsia="Times New Roman" w:hAnsi="Cascadia Code" w:cs="Cascadia Code"/>
-          <w:kern w:val="0"/>
-          <w:sz w:val="22"/>
-          <w:szCs w:val="22"/>
-          <w:lang w:val="en-US" w:eastAsia="ru-RU"/>
-          <w14:ligatures w14:val="none"/>
-        </w:rPr>
-        <w:t>verno</w:t>
-      </w:r>
-      <w:proofErr w:type="spellEnd"/>
-      <w:r>
-        <w:rPr>
-          <w:rFonts w:ascii="Cascadia Code" w:eastAsia="Times New Roman" w:hAnsi="Cascadia Code" w:cs="Cascadia Code"/>
-          <w:kern w:val="0"/>
-          <w:sz w:val="22"/>
-          <w:szCs w:val="22"/>
-          <w:lang w:val="en-US" w:eastAsia="ru-RU"/>
-          <w14:ligatures w14:val="none"/>
-        </w:rPr>
-        <w:t>(</w:t>
-      </w:r>
-      <w:proofErr w:type="gramEnd"/>
-      <w:r>
-        <w:rPr>
-          <w:rFonts w:ascii="Cascadia Code" w:eastAsia="Times New Roman" w:hAnsi="Cascadia Code" w:cs="Cascadia Code"/>
-          <w:kern w:val="0"/>
-          <w:sz w:val="22"/>
-          <w:szCs w:val="22"/>
-          <w:lang w:val="en-US" w:eastAsia="ru-RU"/>
-          <w14:ligatures w14:val="none"/>
-        </w:rPr>
-        <w:t>):</w:t>
+        <w:t>kapcha_sobrana_verno</w:t>
+      </w:r>
+      <w:proofErr w:type="spellEnd"/>
+      <w:r>
+        <w:rPr>
+          <w:rFonts w:ascii="Cascadia Code" w:eastAsia="Times New Roman" w:hAnsi="Cascadia Code" w:cs="Cascadia Code"/>
+          <w:kern w:val="0"/>
+          <w:sz w:val="22"/>
+          <w:szCs w:val="22"/>
+          <w:lang w:val="en-US" w:eastAsia="ru-RU"/>
+          <w14:ligatures w14:val="none"/>
+        </w:rPr>
+        <w:t>():</w:t>
       </w:r>
     </w:p>
     <w:p>
@@ -34891,9 +34482,9 @@
           <w:lang w:val="en-US" w:eastAsia="ru-RU"/>
           <w14:ligatures w14:val="none"/>
         </w:rPr>
-        <w:t xml:space="preserve"> </w:t>
-      </w:r>
-      <w:proofErr w:type="gramStart"/>
+        <w:t xml:space="preserve"> = ?, </w:t>
+      </w:r>
+      <w:proofErr w:type="spellStart"/>
       <w:r>
         <w:rPr>
           <w:rFonts w:ascii="Cascadia Code" w:eastAsia="Times New Roman" w:hAnsi="Cascadia Code" w:cs="Cascadia Code"/>
@@ -34904,9 +34495,9 @@
           <w:lang w:val="en-US" w:eastAsia="ru-RU"/>
           <w14:ligatures w14:val="none"/>
         </w:rPr>
-        <w:t>= ?</w:t>
-      </w:r>
-      <w:proofErr w:type="gramEnd"/>
+        <w:t>Zablokirovan</w:t>
+      </w:r>
+      <w:proofErr w:type="spellEnd"/>
       <w:r>
         <w:rPr>
           <w:rFonts w:ascii="Cascadia Code" w:eastAsia="Times New Roman" w:hAnsi="Cascadia Code" w:cs="Cascadia Code"/>
@@ -34917,59 +34508,7 @@
           <w:lang w:val="en-US" w:eastAsia="ru-RU"/>
           <w14:ligatures w14:val="none"/>
         </w:rPr>
-        <w:t xml:space="preserve">, </w:t>
-      </w:r>
-      <w:proofErr w:type="spellStart"/>
-      <w:r>
-        <w:rPr>
-          <w:rFonts w:ascii="Cascadia Code" w:eastAsia="Times New Roman" w:hAnsi="Cascadia Code" w:cs="Cascadia Code"/>
-          <w:color w:val="008800"/>
-          <w:kern w:val="0"/>
-          <w:sz w:val="22"/>
-          <w:szCs w:val="22"/>
-          <w:lang w:val="en-US" w:eastAsia="ru-RU"/>
-          <w14:ligatures w14:val="none"/>
-        </w:rPr>
-        <w:t>Zablokirovan</w:t>
-      </w:r>
-      <w:proofErr w:type="spellEnd"/>
-      <w:r>
-        <w:rPr>
-          <w:rFonts w:ascii="Cascadia Code" w:eastAsia="Times New Roman" w:hAnsi="Cascadia Code" w:cs="Cascadia Code"/>
-          <w:color w:val="008800"/>
-          <w:kern w:val="0"/>
-          <w:sz w:val="22"/>
-          <w:szCs w:val="22"/>
-          <w:lang w:val="en-US" w:eastAsia="ru-RU"/>
-          <w14:ligatures w14:val="none"/>
-        </w:rPr>
-        <w:t xml:space="preserve"> = 1 WHERE Login </w:t>
-      </w:r>
-      <w:proofErr w:type="gramStart"/>
-      <w:r>
-        <w:rPr>
-          <w:rFonts w:ascii="Cascadia Code" w:eastAsia="Times New Roman" w:hAnsi="Cascadia Code" w:cs="Cascadia Code"/>
-          <w:color w:val="008800"/>
-          <w:kern w:val="0"/>
-          <w:sz w:val="22"/>
-          <w:szCs w:val="22"/>
-          <w:lang w:val="en-US" w:eastAsia="ru-RU"/>
-          <w14:ligatures w14:val="none"/>
-        </w:rPr>
-        <w:t>= ?</w:t>
-      </w:r>
-      <w:proofErr w:type="gramEnd"/>
-      <w:r>
-        <w:rPr>
-          <w:rFonts w:ascii="Cascadia Code" w:eastAsia="Times New Roman" w:hAnsi="Cascadia Code" w:cs="Cascadia Code"/>
-          <w:color w:val="008800"/>
-          <w:kern w:val="0"/>
-          <w:sz w:val="22"/>
-          <w:szCs w:val="22"/>
-          <w:lang w:val="en-US" w:eastAsia="ru-RU"/>
-          <w14:ligatures w14:val="none"/>
-        </w:rPr>
-        <w:t>"</w:t>
+        <w:t xml:space="preserve"> = 1 WHERE Login = ?"</w:t>
       </w:r>
       <w:r>
         <w:rPr>
@@ -35452,6 +34991,7 @@
           <w:lang w:val="en-US" w:eastAsia="ru-RU"/>
           <w14:ligatures w14:val="none"/>
         </w:rPr>
+        <w:lastRenderedPageBreak/>
         <w:t xml:space="preserve">            </w:t>
       </w:r>
       <w:proofErr w:type="spellStart"/>
@@ -35542,33 +35082,7 @@
           <w:lang w:val="en-US" w:eastAsia="ru-RU"/>
           <w14:ligatures w14:val="none"/>
         </w:rPr>
-        <w:t xml:space="preserve"> </w:t>
-      </w:r>
-      <w:proofErr w:type="gramStart"/>
-      <w:r>
-        <w:rPr>
-          <w:rFonts w:ascii="Cascadia Code" w:eastAsia="Times New Roman" w:hAnsi="Cascadia Code" w:cs="Cascadia Code"/>
-          <w:color w:val="008800"/>
-          <w:kern w:val="0"/>
-          <w:sz w:val="22"/>
-          <w:szCs w:val="22"/>
-          <w:lang w:val="en-US" w:eastAsia="ru-RU"/>
-          <w14:ligatures w14:val="none"/>
-        </w:rPr>
-        <w:t>= ?</w:t>
-      </w:r>
-      <w:proofErr w:type="gramEnd"/>
-      <w:r>
-        <w:rPr>
-          <w:rFonts w:ascii="Cascadia Code" w:eastAsia="Times New Roman" w:hAnsi="Cascadia Code" w:cs="Cascadia Code"/>
-          <w:color w:val="008800"/>
-          <w:kern w:val="0"/>
-          <w:sz w:val="22"/>
-          <w:szCs w:val="22"/>
-          <w:lang w:val="en-US" w:eastAsia="ru-RU"/>
-          <w14:ligatures w14:val="none"/>
-        </w:rPr>
-        <w:t xml:space="preserve"> </w:t>
+        <w:t xml:space="preserve"> = ? </w:t>
       </w:r>
       <w:r>
         <w:rPr>
@@ -35822,7 +35336,6 @@
           <w:lang w:val="en-US" w:eastAsia="ru-RU"/>
           <w14:ligatures w14:val="none"/>
         </w:rPr>
-        <w:lastRenderedPageBreak/>
         <w:t xml:space="preserve">            </w:t>
       </w:r>
       <w:proofErr w:type="spellStart"/>
@@ -36388,33 +35901,7 @@
           <w:lang w:val="en-US" w:eastAsia="ru-RU"/>
           <w14:ligatures w14:val="none"/>
         </w:rPr>
-        <w:t xml:space="preserve"> = 0 WHERE Login </w:t>
-      </w:r>
-      <w:proofErr w:type="gramStart"/>
-      <w:r>
-        <w:rPr>
-          <w:rFonts w:ascii="Cascadia Code" w:eastAsia="Times New Roman" w:hAnsi="Cascadia Code" w:cs="Cascadia Code"/>
-          <w:color w:val="008800"/>
-          <w:kern w:val="0"/>
-          <w:sz w:val="22"/>
-          <w:szCs w:val="22"/>
-          <w:lang w:val="en-US" w:eastAsia="ru-RU"/>
-          <w14:ligatures w14:val="none"/>
-        </w:rPr>
-        <w:t>= ?</w:t>
-      </w:r>
-      <w:proofErr w:type="gramEnd"/>
-      <w:r>
-        <w:rPr>
-          <w:rFonts w:ascii="Cascadia Code" w:eastAsia="Times New Roman" w:hAnsi="Cascadia Code" w:cs="Cascadia Code"/>
-          <w:color w:val="008800"/>
-          <w:kern w:val="0"/>
-          <w:sz w:val="22"/>
-          <w:szCs w:val="22"/>
-          <w:lang w:val="en-US" w:eastAsia="ru-RU"/>
-          <w14:ligatures w14:val="none"/>
-        </w:rPr>
-        <w:t>"</w:t>
+        <w:t xml:space="preserve"> = 0 WHERE Login = ?"</w:t>
       </w:r>
       <w:r>
         <w:rPr>
@@ -37390,12 +36877,25 @@
           <w:kern w:val="0"/>
           <w:sz w:val="22"/>
           <w:szCs w:val="22"/>
+          <w:lang w:val="en-US" w:eastAsia="ru-RU"/>
+          <w14:ligatures w14:val="none"/>
+        </w:rPr>
+      </w:pPr>
+      <w:proofErr w:type="spellStart"/>
+      <w:proofErr w:type="gramStart"/>
+      <w:r>
+        <w:rPr>
+          <w:rFonts w:ascii="Cascadia Code" w:eastAsia="Times New Roman" w:hAnsi="Cascadia Code" w:cs="Cascadia Code"/>
+          <w:kern w:val="0"/>
+          <w:sz w:val="22"/>
+          <w:szCs w:val="22"/>
           <w:lang w:eastAsia="ru-RU"/>
           <w14:ligatures w14:val="none"/>
         </w:rPr>
-      </w:pPr>
-      <w:proofErr w:type="spellStart"/>
-      <w:proofErr w:type="gramStart"/>
+        <w:t>okno.title</w:t>
+      </w:r>
+      <w:proofErr w:type="spellEnd"/>
+      <w:proofErr w:type="gramEnd"/>
       <w:r>
         <w:rPr>
           <w:rFonts w:ascii="Cascadia Code" w:eastAsia="Times New Roman" w:hAnsi="Cascadia Code" w:cs="Cascadia Code"/>
@@ -37405,32 +36905,30 @@
           <w:lang w:eastAsia="ru-RU"/>
           <w14:ligatures w14:val="none"/>
         </w:rPr>
-        <w:t>okno.title</w:t>
-      </w:r>
-      <w:proofErr w:type="spellEnd"/>
-      <w:proofErr w:type="gramEnd"/>
-      <w:r>
-        <w:rPr>
-          <w:rFonts w:ascii="Cascadia Code" w:eastAsia="Times New Roman" w:hAnsi="Cascadia Code" w:cs="Cascadia Code"/>
+        <w:t>(</w:t>
+      </w:r>
+      <w:r>
+        <w:rPr>
+          <w:rFonts w:ascii="Cascadia Code" w:eastAsia="Times New Roman" w:hAnsi="Cascadia Code" w:cs="Cascadia Code"/>
+          <w:color w:val="008800"/>
           <w:kern w:val="0"/>
           <w:sz w:val="22"/>
           <w:szCs w:val="22"/>
           <w:lang w:eastAsia="ru-RU"/>
           <w14:ligatures w14:val="none"/>
         </w:rPr>
-        <w:t>(</w:t>
-      </w:r>
-      <w:r>
-        <w:rPr>
-          <w:rFonts w:ascii="Cascadia Code" w:eastAsia="Times New Roman" w:hAnsi="Cascadia Code" w:cs="Cascadia Code"/>
-          <w:color w:val="008800"/>
+        <w:t>"Авторизация — Молочный комбинат Полесье"</w:t>
+      </w:r>
+      <w:r>
+        <w:rPr>
+          <w:rFonts w:ascii="Cascadia Code" w:eastAsia="Times New Roman" w:hAnsi="Cascadia Code" w:cs="Cascadia Code"/>
           <w:kern w:val="0"/>
           <w:sz w:val="22"/>
           <w:szCs w:val="22"/>
           <w:lang w:eastAsia="ru-RU"/>
           <w14:ligatures w14:val="none"/>
         </w:rPr>
-        <w:t>"Авторизация — Молочный комбинат Полесье"</w:t>
+        <w:t>)</w:t>
       </w:r>
       <w:r>
         <w:rPr>
@@ -37441,7 +36939,18 @@
           <w:lang w:eastAsia="ru-RU"/>
           <w14:ligatures w14:val="none"/>
         </w:rPr>
-        <w:t>)</w:t>
+        <w:t xml:space="preserve"> # </w:t>
+      </w:r>
+      <w:r>
+        <w:rPr>
+          <w:rFonts w:ascii="Cascadia Code" w:eastAsia="Times New Roman" w:hAnsi="Cascadia Code" w:cs="Cascadia Code"/>
+          <w:kern w:val="0"/>
+          <w:sz w:val="22"/>
+          <w:szCs w:val="22"/>
+          <w:lang w:eastAsia="ru-RU"/>
+          <w14:ligatures w14:val="none"/>
+        </w:rPr>
+        <w:t>Пишите название компании из прошлых модулей!!!</w:t>
       </w:r>
     </w:p>
     <w:p>
@@ -38091,29 +37600,16 @@
         </w:rPr>
         <w:t>:"</w:t>
       </w:r>
-      <w:proofErr w:type="gramStart"/>
-      <w:r>
-        <w:rPr>
-          <w:rFonts w:ascii="Cascadia Code" w:eastAsia="Times New Roman" w:hAnsi="Cascadia Code" w:cs="Cascadia Code"/>
-          <w:kern w:val="0"/>
-          <w:sz w:val="22"/>
-          <w:szCs w:val="22"/>
-          <w:lang w:val="en-US" w:eastAsia="ru-RU"/>
-          <w14:ligatures w14:val="none"/>
-        </w:rPr>
-        <w:t>).grid</w:t>
-      </w:r>
-      <w:proofErr w:type="gramEnd"/>
-      <w:r>
-        <w:rPr>
-          <w:rFonts w:ascii="Cascadia Code" w:eastAsia="Times New Roman" w:hAnsi="Cascadia Code" w:cs="Cascadia Code"/>
-          <w:kern w:val="0"/>
-          <w:sz w:val="22"/>
-          <w:szCs w:val="22"/>
-          <w:lang w:val="en-US" w:eastAsia="ru-RU"/>
-          <w14:ligatures w14:val="none"/>
-        </w:rPr>
-        <w:t>(row=</w:t>
+      <w:r>
+        <w:rPr>
+          <w:rFonts w:ascii="Cascadia Code" w:eastAsia="Times New Roman" w:hAnsi="Cascadia Code" w:cs="Cascadia Code"/>
+          <w:kern w:val="0"/>
+          <w:sz w:val="22"/>
+          <w:szCs w:val="22"/>
+          <w:lang w:val="en-US" w:eastAsia="ru-RU"/>
+          <w14:ligatures w14:val="none"/>
+        </w:rPr>
+        <w:t>).grid(row=</w:t>
       </w:r>
       <w:r>
         <w:rPr>
@@ -38672,29 +38168,16 @@
         </w:rPr>
         <w:t>:"</w:t>
       </w:r>
-      <w:proofErr w:type="gramStart"/>
-      <w:r>
-        <w:rPr>
-          <w:rFonts w:ascii="Cascadia Code" w:eastAsia="Times New Roman" w:hAnsi="Cascadia Code" w:cs="Cascadia Code"/>
-          <w:kern w:val="0"/>
-          <w:sz w:val="22"/>
-          <w:szCs w:val="22"/>
-          <w:lang w:val="en-US" w:eastAsia="ru-RU"/>
-          <w14:ligatures w14:val="none"/>
-        </w:rPr>
-        <w:t>).grid</w:t>
-      </w:r>
-      <w:proofErr w:type="gramEnd"/>
-      <w:r>
-        <w:rPr>
-          <w:rFonts w:ascii="Cascadia Code" w:eastAsia="Times New Roman" w:hAnsi="Cascadia Code" w:cs="Cascadia Code"/>
-          <w:kern w:val="0"/>
-          <w:sz w:val="22"/>
-          <w:szCs w:val="22"/>
-          <w:lang w:val="en-US" w:eastAsia="ru-RU"/>
-          <w14:ligatures w14:val="none"/>
-        </w:rPr>
-        <w:t>(row=</w:t>
+      <w:r>
+        <w:rPr>
+          <w:rFonts w:ascii="Cascadia Code" w:eastAsia="Times New Roman" w:hAnsi="Cascadia Code" w:cs="Cascadia Code"/>
+          <w:kern w:val="0"/>
+          <w:sz w:val="22"/>
+          <w:szCs w:val="22"/>
+          <w:lang w:val="en-US" w:eastAsia="ru-RU"/>
+          <w14:ligatures w14:val="none"/>
+        </w:rPr>
+        <w:t>).grid(row=</w:t>
       </w:r>
       <w:r>
         <w:rPr>
@@ -39372,29 +38855,16 @@
         </w:rPr>
         <w:t>):"</w:t>
       </w:r>
-      <w:proofErr w:type="gramStart"/>
-      <w:r>
-        <w:rPr>
-          <w:rFonts w:ascii="Cascadia Code" w:eastAsia="Times New Roman" w:hAnsi="Cascadia Code" w:cs="Cascadia Code"/>
-          <w:kern w:val="0"/>
-          <w:sz w:val="22"/>
-          <w:szCs w:val="22"/>
-          <w:lang w:val="en-US" w:eastAsia="ru-RU"/>
-          <w14:ligatures w14:val="none"/>
-        </w:rPr>
-        <w:t>).grid</w:t>
-      </w:r>
-      <w:proofErr w:type="gramEnd"/>
-      <w:r>
-        <w:rPr>
-          <w:rFonts w:ascii="Cascadia Code" w:eastAsia="Times New Roman" w:hAnsi="Cascadia Code" w:cs="Cascadia Code"/>
-          <w:kern w:val="0"/>
-          <w:sz w:val="22"/>
-          <w:szCs w:val="22"/>
-          <w:lang w:val="en-US" w:eastAsia="ru-RU"/>
-          <w14:ligatures w14:val="none"/>
-        </w:rPr>
-        <w:t>(row=</w:t>
+      <w:r>
+        <w:rPr>
+          <w:rFonts w:ascii="Cascadia Code" w:eastAsia="Times New Roman" w:hAnsi="Cascadia Code" w:cs="Cascadia Code"/>
+          <w:kern w:val="0"/>
+          <w:sz w:val="22"/>
+          <w:szCs w:val="22"/>
+          <w:lang w:val="en-US" w:eastAsia="ru-RU"/>
+          <w14:ligatures w14:val="none"/>
+        </w:rPr>
+        <w:t>).grid(row=</w:t>
       </w:r>
       <w:r>
         <w:rPr>
@@ -39502,7 +38972,6 @@
         <w:t>pady</w:t>
       </w:r>
       <w:proofErr w:type="spellEnd"/>
-      <w:proofErr w:type="gramStart"/>
       <w:r>
         <w:rPr>
           <w:rFonts w:ascii="Cascadia Code" w:eastAsia="Times New Roman" w:hAnsi="Cascadia Code" w:cs="Cascadia Code"/>
@@ -39514,7 +38983,6 @@
         </w:rPr>
         <w:t>=(</w:t>
       </w:r>
-      <w:proofErr w:type="gramEnd"/>
       <w:r>
         <w:rPr>
           <w:rFonts w:ascii="Cascadia Code" w:eastAsia="Times New Roman" w:hAnsi="Cascadia Code" w:cs="Cascadia Code"/>
@@ -40614,6 +40082,7 @@
           <w:sz w:val="28"/>
           <w:szCs w:val="28"/>
         </w:rPr>
+        <w:lastRenderedPageBreak/>
         <w:t>Запускам</w:t>
       </w:r>
       <w:r>
@@ -40685,7 +40154,6 @@
           <w:sz w:val="28"/>
           <w:szCs w:val="28"/>
         </w:rPr>
-        <w:lastRenderedPageBreak/>
         <w:br/>
       </w:r>
       <w:r>
@@ -44475,7 +43943,7 @@
           <w:szCs w:val="28"/>
         </w:rPr>
         <w:drawing>
-          <wp:inline distT="0" distB="0" distL="0" distR="0" wp14:anchorId="506E69D1" wp14:editId="3DB058DB">
+          <wp:inline distT="0" distB="0" distL="0" distR="0" wp14:anchorId="506E69D1" wp14:editId="1502CD82">
             <wp:extent cx="5940425" cy="2211070"/>
             <wp:effectExtent l="0" t="0" r="3175" b="0"/>
             <wp:docPr id="1463110110" name="Рисунок 1"/>
@@ -44692,7 +44160,7 @@
           <w:szCs w:val="28"/>
         </w:rPr>
         <w:drawing>
-          <wp:inline distT="0" distB="0" distL="0" distR="0" wp14:anchorId="0D7C1676" wp14:editId="79188B99">
+          <wp:inline distT="0" distB="0" distL="0" distR="0" wp14:anchorId="0D7C1676" wp14:editId="006DF2A8">
             <wp:extent cx="5940425" cy="1838960"/>
             <wp:effectExtent l="0" t="0" r="3175" b="2540"/>
             <wp:docPr id="1333422564" name="Рисунок 2"/>
@@ -45045,7 +44513,7 @@
           <w:szCs w:val="32"/>
         </w:rPr>
         <w:drawing>
-          <wp:inline distT="0" distB="0" distL="0" distR="0" wp14:anchorId="58BA63C5" wp14:editId="7E50B40E">
+          <wp:inline distT="0" distB="0" distL="0" distR="0" wp14:anchorId="58BA63C5" wp14:editId="6B679938">
             <wp:extent cx="5940425" cy="1953895"/>
             <wp:effectExtent l="0" t="0" r="3175" b="1905"/>
             <wp:docPr id="2014221323" name="Рисунок 4"/>
@@ -46213,7 +45681,7 @@
         </w:rPr>
         <w:lastRenderedPageBreak/>
         <w:drawing>
-          <wp:inline distT="0" distB="0" distL="0" distR="0" wp14:anchorId="672ED843" wp14:editId="3BB087A6">
+          <wp:inline distT="0" distB="0" distL="0" distR="0" wp14:anchorId="672ED843" wp14:editId="0EFBC2A9">
             <wp:extent cx="5940425" cy="2243455"/>
             <wp:effectExtent l="0" t="0" r="3175" b="4445"/>
             <wp:docPr id="1528472895" name="Рисунок 5"/>
@@ -46346,7 +45814,7 @@
           <w:lang w:val="en-US"/>
         </w:rPr>
         <w:drawing>
-          <wp:inline distT="0" distB="0" distL="0" distR="0" wp14:anchorId="2CCE4504" wp14:editId="11210B05">
+          <wp:inline distT="0" distB="0" distL="0" distR="0" wp14:anchorId="2CCE4504" wp14:editId="326CB22A">
             <wp:extent cx="5940425" cy="2768600"/>
             <wp:effectExtent l="0" t="0" r="3175" b="0"/>
             <wp:docPr id="1546464215" name="Рисунок 7"/>
@@ -46910,6 +46378,114 @@
         <w:t>(</w:t>
       </w:r>
       <w:proofErr w:type="spellStart"/>
+      <w:r>
+        <w:rPr>
+          <w:rFonts w:ascii="Times New Roman" w:hAnsi="Times New Roman" w:cs="Times New Roman"/>
+          <w:color w:val="000000" w:themeColor="text1"/>
+          <w:sz w:val="28"/>
+          <w:szCs w:val="28"/>
+          <w:lang w:val="en-US"/>
+        </w:rPr>
+        <w:t>os.path.abspath</w:t>
+      </w:r>
+      <w:proofErr w:type="spellEnd"/>
+      <w:r>
+        <w:rPr>
+          <w:rFonts w:ascii="Times New Roman" w:hAnsi="Times New Roman" w:cs="Times New Roman"/>
+          <w:color w:val="000000" w:themeColor="text1"/>
+          <w:sz w:val="28"/>
+          <w:szCs w:val="28"/>
+          <w:lang w:val="en-US"/>
+        </w:rPr>
+        <w:t>(__file__))</w:t>
+      </w:r>
+    </w:p>
+    <w:p>
+      <w:pPr>
+        <w:rPr>
+          <w:rFonts w:ascii="Times New Roman" w:hAnsi="Times New Roman" w:cs="Times New Roman"/>
+          <w:color w:val="000000" w:themeColor="text1"/>
+          <w:sz w:val="28"/>
+          <w:szCs w:val="28"/>
+          <w:lang w:val="en-US"/>
+        </w:rPr>
+      </w:pPr>
+      <w:r>
+        <w:rPr>
+          <w:rFonts w:ascii="Times New Roman" w:hAnsi="Times New Roman" w:cs="Times New Roman"/>
+          <w:color w:val="000000" w:themeColor="text1"/>
+          <w:sz w:val="28"/>
+          <w:szCs w:val="28"/>
+          <w:lang w:val="en-US"/>
+        </w:rPr>
+        <w:t>URL_EMULYATORA = "http://localhost:4444/</w:t>
+      </w:r>
+      <w:proofErr w:type="spellStart"/>
+      <w:r>
+        <w:rPr>
+          <w:rFonts w:ascii="Times New Roman" w:hAnsi="Times New Roman" w:cs="Times New Roman"/>
+          <w:color w:val="000000" w:themeColor="text1"/>
+          <w:sz w:val="28"/>
+          <w:szCs w:val="28"/>
+          <w:lang w:val="en-US"/>
+        </w:rPr>
+        <w:t>TransferSimulator</w:t>
+      </w:r>
+      <w:proofErr w:type="spellEnd"/>
+      <w:r>
+        <w:rPr>
+          <w:rFonts w:ascii="Times New Roman" w:hAnsi="Times New Roman" w:cs="Times New Roman"/>
+          <w:color w:val="000000" w:themeColor="text1"/>
+          <w:sz w:val="28"/>
+          <w:szCs w:val="28"/>
+          <w:lang w:val="en-US"/>
+        </w:rPr>
+        <w:t>/</w:t>
+      </w:r>
+      <w:proofErr w:type="spellStart"/>
+      <w:r>
+        <w:rPr>
+          <w:rFonts w:ascii="Times New Roman" w:hAnsi="Times New Roman" w:cs="Times New Roman"/>
+          <w:color w:val="000000" w:themeColor="text1"/>
+          <w:sz w:val="28"/>
+          <w:szCs w:val="28"/>
+          <w:lang w:val="en-US"/>
+        </w:rPr>
+        <w:t>fullName</w:t>
+      </w:r>
+      <w:proofErr w:type="spellEnd"/>
+      <w:r>
+        <w:rPr>
+          <w:rFonts w:ascii="Times New Roman" w:hAnsi="Times New Roman" w:cs="Times New Roman"/>
+          <w:color w:val="000000" w:themeColor="text1"/>
+          <w:sz w:val="28"/>
+          <w:szCs w:val="28"/>
+          <w:lang w:val="en-US"/>
+        </w:rPr>
+        <w:t>"</w:t>
+      </w:r>
+    </w:p>
+    <w:p>
+      <w:pPr>
+        <w:rPr>
+          <w:rFonts w:ascii="Times New Roman" w:hAnsi="Times New Roman" w:cs="Times New Roman"/>
+          <w:color w:val="000000" w:themeColor="text1"/>
+          <w:sz w:val="28"/>
+          <w:szCs w:val="28"/>
+          <w:lang w:val="en-US"/>
+        </w:rPr>
+      </w:pPr>
+      <w:r>
+        <w:rPr>
+          <w:rFonts w:ascii="Times New Roman" w:hAnsi="Times New Roman" w:cs="Times New Roman"/>
+          <w:color w:val="000000" w:themeColor="text1"/>
+          <w:sz w:val="28"/>
+          <w:szCs w:val="28"/>
+          <w:lang w:val="en-US"/>
+        </w:rPr>
+        <w:t xml:space="preserve">PUT_K_TESTKEYSU = </w:t>
+      </w:r>
+      <w:proofErr w:type="spellStart"/>
       <w:proofErr w:type="gramStart"/>
       <w:r>
         <w:rPr>
@@ -46930,106 +46506,127 @@
           <w:szCs w:val="28"/>
           <w:lang w:val="en-US"/>
         </w:rPr>
-        <w:t>.abspath</w:t>
-      </w:r>
-      <w:proofErr w:type="spellEnd"/>
-      <w:r>
-        <w:rPr>
-          <w:rFonts w:ascii="Times New Roman" w:hAnsi="Times New Roman" w:cs="Times New Roman"/>
-          <w:color w:val="000000" w:themeColor="text1"/>
-          <w:sz w:val="28"/>
-          <w:szCs w:val="28"/>
-          <w:lang w:val="en-US"/>
-        </w:rPr>
-        <w:t>(__file__))</w:t>
-      </w:r>
-    </w:p>
-    <w:p>
-      <w:pPr>
-        <w:rPr>
-          <w:rFonts w:ascii="Times New Roman" w:hAnsi="Times New Roman" w:cs="Times New Roman"/>
-          <w:color w:val="000000" w:themeColor="text1"/>
-          <w:sz w:val="28"/>
-          <w:szCs w:val="28"/>
-          <w:lang w:val="en-US"/>
-        </w:rPr>
-      </w:pPr>
-      <w:r>
-        <w:rPr>
-          <w:rFonts w:ascii="Times New Roman" w:hAnsi="Times New Roman" w:cs="Times New Roman"/>
-          <w:color w:val="000000" w:themeColor="text1"/>
-          <w:sz w:val="28"/>
-          <w:szCs w:val="28"/>
-          <w:lang w:val="en-US"/>
-        </w:rPr>
-        <w:t>URL_EMULYATORA = "http://localhost:4444/</w:t>
-      </w:r>
-      <w:proofErr w:type="spellStart"/>
-      <w:r>
-        <w:rPr>
-          <w:rFonts w:ascii="Times New Roman" w:hAnsi="Times New Roman" w:cs="Times New Roman"/>
-          <w:color w:val="000000" w:themeColor="text1"/>
-          <w:sz w:val="28"/>
-          <w:szCs w:val="28"/>
-          <w:lang w:val="en-US"/>
-        </w:rPr>
-        <w:t>TransferSimulator</w:t>
-      </w:r>
-      <w:proofErr w:type="spellEnd"/>
-      <w:r>
-        <w:rPr>
-          <w:rFonts w:ascii="Times New Roman" w:hAnsi="Times New Roman" w:cs="Times New Roman"/>
-          <w:color w:val="000000" w:themeColor="text1"/>
-          <w:sz w:val="28"/>
-          <w:szCs w:val="28"/>
-          <w:lang w:val="en-US"/>
-        </w:rPr>
-        <w:t>/</w:t>
-      </w:r>
-      <w:proofErr w:type="spellStart"/>
-      <w:r>
-        <w:rPr>
-          <w:rFonts w:ascii="Times New Roman" w:hAnsi="Times New Roman" w:cs="Times New Roman"/>
-          <w:color w:val="000000" w:themeColor="text1"/>
-          <w:sz w:val="28"/>
-          <w:szCs w:val="28"/>
-          <w:lang w:val="en-US"/>
-        </w:rPr>
-        <w:t>fullName</w:t>
-      </w:r>
-      <w:proofErr w:type="spellEnd"/>
-      <w:r>
-        <w:rPr>
-          <w:rFonts w:ascii="Times New Roman" w:hAnsi="Times New Roman" w:cs="Times New Roman"/>
-          <w:color w:val="000000" w:themeColor="text1"/>
-          <w:sz w:val="28"/>
-          <w:szCs w:val="28"/>
-          <w:lang w:val="en-US"/>
-        </w:rPr>
-        <w:t>"</w:t>
-      </w:r>
-    </w:p>
-    <w:p>
-      <w:pPr>
-        <w:rPr>
-          <w:rFonts w:ascii="Times New Roman" w:hAnsi="Times New Roman" w:cs="Times New Roman"/>
-          <w:color w:val="000000" w:themeColor="text1"/>
-          <w:sz w:val="28"/>
-          <w:szCs w:val="28"/>
-          <w:lang w:val="en-US"/>
-        </w:rPr>
-      </w:pPr>
-      <w:r>
-        <w:rPr>
-          <w:rFonts w:ascii="Times New Roman" w:hAnsi="Times New Roman" w:cs="Times New Roman"/>
-          <w:color w:val="000000" w:themeColor="text1"/>
-          <w:sz w:val="28"/>
-          <w:szCs w:val="28"/>
-          <w:lang w:val="en-US"/>
-        </w:rPr>
-        <w:t xml:space="preserve">PUT_K_TESTKEYSU = </w:t>
-      </w:r>
-      <w:proofErr w:type="spellStart"/>
+        <w:t>.join</w:t>
+      </w:r>
+      <w:proofErr w:type="spellEnd"/>
+      <w:r>
+        <w:rPr>
+          <w:rFonts w:ascii="Times New Roman" w:hAnsi="Times New Roman" w:cs="Times New Roman"/>
+          <w:color w:val="000000" w:themeColor="text1"/>
+          <w:sz w:val="28"/>
+          <w:szCs w:val="28"/>
+          <w:lang w:val="en-US"/>
+        </w:rPr>
+        <w:t>(PAPKA, "</w:t>
+      </w:r>
+      <w:proofErr w:type="spellStart"/>
+      <w:r>
+        <w:rPr>
+          <w:rFonts w:ascii="Times New Roman" w:hAnsi="Times New Roman" w:cs="Times New Roman"/>
+          <w:color w:val="000000" w:themeColor="text1"/>
+          <w:sz w:val="28"/>
+          <w:szCs w:val="28"/>
+        </w:rPr>
+        <w:t>ТестКейс</w:t>
+      </w:r>
+      <w:proofErr w:type="spellEnd"/>
+      <w:r>
+        <w:rPr>
+          <w:rFonts w:ascii="Times New Roman" w:hAnsi="Times New Roman" w:cs="Times New Roman"/>
+          <w:color w:val="000000" w:themeColor="text1"/>
+          <w:sz w:val="28"/>
+          <w:szCs w:val="28"/>
+          <w:lang w:val="en-US"/>
+        </w:rPr>
+        <w:t>.docx")</w:t>
+      </w:r>
+    </w:p>
+    <w:p>
+      <w:pPr>
+        <w:rPr>
+          <w:rFonts w:ascii="Times New Roman" w:hAnsi="Times New Roman" w:cs="Times New Roman"/>
+          <w:color w:val="000000" w:themeColor="text1"/>
+          <w:sz w:val="28"/>
+          <w:szCs w:val="28"/>
+          <w:lang w:val="en-US"/>
+        </w:rPr>
+      </w:pPr>
+    </w:p>
+    <w:p>
+      <w:pPr>
+        <w:rPr>
+          <w:rFonts w:ascii="Times New Roman" w:hAnsi="Times New Roman" w:cs="Times New Roman"/>
+          <w:color w:val="000000" w:themeColor="text1"/>
+          <w:sz w:val="28"/>
+          <w:szCs w:val="28"/>
+          <w:lang w:val="en-US"/>
+        </w:rPr>
+      </w:pPr>
+      <w:proofErr w:type="spellStart"/>
+      <w:r>
+        <w:rPr>
+          <w:rFonts w:ascii="Times New Roman" w:hAnsi="Times New Roman" w:cs="Times New Roman"/>
+          <w:color w:val="000000" w:themeColor="text1"/>
+          <w:sz w:val="28"/>
+          <w:szCs w:val="28"/>
+          <w:lang w:val="en-US"/>
+        </w:rPr>
+        <w:t>tekushchee_fio</w:t>
+      </w:r>
+      <w:proofErr w:type="spellEnd"/>
+      <w:r>
+        <w:rPr>
+          <w:rFonts w:ascii="Times New Roman" w:hAnsi="Times New Roman" w:cs="Times New Roman"/>
+          <w:color w:val="000000" w:themeColor="text1"/>
+          <w:sz w:val="28"/>
+          <w:szCs w:val="28"/>
+          <w:lang w:val="en-US"/>
+        </w:rPr>
+        <w:t xml:space="preserve"> = ""</w:t>
+      </w:r>
+    </w:p>
+    <w:p>
+      <w:pPr>
+        <w:rPr>
+          <w:rFonts w:ascii="Times New Roman" w:hAnsi="Times New Roman" w:cs="Times New Roman"/>
+          <w:color w:val="000000" w:themeColor="text1"/>
+          <w:sz w:val="28"/>
+          <w:szCs w:val="28"/>
+          <w:lang w:val="en-US"/>
+        </w:rPr>
+      </w:pPr>
+    </w:p>
+    <w:p>
+      <w:pPr>
+        <w:rPr>
+          <w:rFonts w:ascii="Times New Roman" w:hAnsi="Times New Roman" w:cs="Times New Roman"/>
+          <w:color w:val="000000" w:themeColor="text1"/>
+          <w:sz w:val="28"/>
+          <w:szCs w:val="28"/>
+          <w:lang w:val="en-US"/>
+        </w:rPr>
+      </w:pPr>
+      <w:r>
+        <w:rPr>
+          <w:rFonts w:ascii="Times New Roman" w:hAnsi="Times New Roman" w:cs="Times New Roman"/>
+          <w:color w:val="000000" w:themeColor="text1"/>
+          <w:sz w:val="28"/>
+          <w:szCs w:val="28"/>
+          <w:lang w:val="en-US"/>
+        </w:rPr>
+        <w:t xml:space="preserve">def </w:t>
+      </w:r>
+      <w:proofErr w:type="spellStart"/>
+      <w:r>
+        <w:rPr>
+          <w:rFonts w:ascii="Times New Roman" w:hAnsi="Times New Roman" w:cs="Times New Roman"/>
+          <w:color w:val="000000" w:themeColor="text1"/>
+          <w:sz w:val="28"/>
+          <w:szCs w:val="28"/>
+          <w:lang w:val="en-US"/>
+        </w:rPr>
+        <w:t>poluchit_</w:t>
+      </w:r>
       <w:proofErr w:type="gramStart"/>
       <w:r>
         <w:rPr>
@@ -47039,7 +46636,18 @@
           <w:szCs w:val="28"/>
           <w:lang w:val="en-US"/>
         </w:rPr>
-        <w:t>os.path</w:t>
+        <w:t>dannye</w:t>
+      </w:r>
+      <w:proofErr w:type="spellEnd"/>
+      <w:r>
+        <w:rPr>
+          <w:rFonts w:ascii="Times New Roman" w:hAnsi="Times New Roman" w:cs="Times New Roman"/>
+          <w:color w:val="000000" w:themeColor="text1"/>
+          <w:sz w:val="28"/>
+          <w:szCs w:val="28"/>
+          <w:lang w:val="en-US"/>
+        </w:rPr>
+        <w:t>(</w:t>
       </w:r>
       <w:proofErr w:type="gramEnd"/>
       <w:r>
@@ -47050,8 +46658,106 @@
           <w:szCs w:val="28"/>
           <w:lang w:val="en-US"/>
         </w:rPr>
-        <w:t>.</w:t>
-      </w:r>
+        <w:t>):</w:t>
+      </w:r>
+    </w:p>
+    <w:p>
+      <w:pPr>
+        <w:rPr>
+          <w:rFonts w:ascii="Times New Roman" w:hAnsi="Times New Roman" w:cs="Times New Roman"/>
+          <w:color w:val="000000" w:themeColor="text1"/>
+          <w:sz w:val="28"/>
+          <w:szCs w:val="28"/>
+          <w:lang w:val="en-US"/>
+        </w:rPr>
+      </w:pPr>
+      <w:r>
+        <w:rPr>
+          <w:rFonts w:ascii="Times New Roman" w:hAnsi="Times New Roman" w:cs="Times New Roman"/>
+          <w:color w:val="000000" w:themeColor="text1"/>
+          <w:sz w:val="28"/>
+          <w:szCs w:val="28"/>
+          <w:lang w:val="en-US"/>
+        </w:rPr>
+        <w:t xml:space="preserve">    global </w:t>
+      </w:r>
+      <w:proofErr w:type="spellStart"/>
+      <w:r>
+        <w:rPr>
+          <w:rFonts w:ascii="Times New Roman" w:hAnsi="Times New Roman" w:cs="Times New Roman"/>
+          <w:color w:val="000000" w:themeColor="text1"/>
+          <w:sz w:val="28"/>
+          <w:szCs w:val="28"/>
+          <w:lang w:val="en-US"/>
+        </w:rPr>
+        <w:t>tekushchee_fio</w:t>
+      </w:r>
+      <w:proofErr w:type="spellEnd"/>
+    </w:p>
+    <w:p>
+      <w:pPr>
+        <w:rPr>
+          <w:rFonts w:ascii="Times New Roman" w:hAnsi="Times New Roman" w:cs="Times New Roman"/>
+          <w:color w:val="000000" w:themeColor="text1"/>
+          <w:sz w:val="28"/>
+          <w:szCs w:val="28"/>
+          <w:lang w:val="en-US"/>
+        </w:rPr>
+      </w:pPr>
+      <w:r>
+        <w:rPr>
+          <w:rFonts w:ascii="Times New Roman" w:hAnsi="Times New Roman" w:cs="Times New Roman"/>
+          <w:color w:val="000000" w:themeColor="text1"/>
+          <w:sz w:val="28"/>
+          <w:szCs w:val="28"/>
+          <w:lang w:val="en-US"/>
+        </w:rPr>
+        <w:t xml:space="preserve">    try:</w:t>
+      </w:r>
+    </w:p>
+    <w:p>
+      <w:pPr>
+        <w:rPr>
+          <w:rFonts w:ascii="Times New Roman" w:hAnsi="Times New Roman" w:cs="Times New Roman"/>
+          <w:color w:val="000000" w:themeColor="text1"/>
+          <w:sz w:val="28"/>
+          <w:szCs w:val="28"/>
+          <w:lang w:val="en-US"/>
+        </w:rPr>
+      </w:pPr>
+      <w:r>
+        <w:rPr>
+          <w:rFonts w:ascii="Times New Roman" w:hAnsi="Times New Roman" w:cs="Times New Roman"/>
+          <w:color w:val="000000" w:themeColor="text1"/>
+          <w:sz w:val="28"/>
+          <w:szCs w:val="28"/>
+          <w:lang w:val="en-US"/>
+        </w:rPr>
+        <w:t xml:space="preserve">        </w:t>
+      </w:r>
+      <w:proofErr w:type="spellStart"/>
+      <w:r>
+        <w:rPr>
+          <w:rFonts w:ascii="Times New Roman" w:hAnsi="Times New Roman" w:cs="Times New Roman"/>
+          <w:color w:val="000000" w:themeColor="text1"/>
+          <w:sz w:val="28"/>
+          <w:szCs w:val="28"/>
+          <w:lang w:val="en-US"/>
+        </w:rPr>
+        <w:t>otvet</w:t>
+      </w:r>
+      <w:proofErr w:type="spellEnd"/>
+      <w:r>
+        <w:rPr>
+          <w:rFonts w:ascii="Times New Roman" w:hAnsi="Times New Roman" w:cs="Times New Roman"/>
+          <w:color w:val="000000" w:themeColor="text1"/>
+          <w:sz w:val="28"/>
+          <w:szCs w:val="28"/>
+          <w:lang w:val="en-US"/>
+        </w:rPr>
+        <w:t xml:space="preserve"> = </w:t>
+      </w:r>
+      <w:proofErr w:type="spellStart"/>
       <w:proofErr w:type="gramStart"/>
       <w:r>
         <w:rPr>
@@ -47061,9 +46767,154 @@
           <w:szCs w:val="28"/>
           <w:lang w:val="en-US"/>
         </w:rPr>
-        <w:t>join</w:t>
-      </w:r>
-      <w:proofErr w:type="spellEnd"/>
+        <w:t>urllib.request</w:t>
+      </w:r>
+      <w:proofErr w:type="gramEnd"/>
+      <w:r>
+        <w:rPr>
+          <w:rFonts w:ascii="Times New Roman" w:hAnsi="Times New Roman" w:cs="Times New Roman"/>
+          <w:color w:val="000000" w:themeColor="text1"/>
+          <w:sz w:val="28"/>
+          <w:szCs w:val="28"/>
+          <w:lang w:val="en-US"/>
+        </w:rPr>
+        <w:t>.urlopen</w:t>
+      </w:r>
+      <w:proofErr w:type="spellEnd"/>
+      <w:r>
+        <w:rPr>
+          <w:rFonts w:ascii="Times New Roman" w:hAnsi="Times New Roman" w:cs="Times New Roman"/>
+          <w:color w:val="000000" w:themeColor="text1"/>
+          <w:sz w:val="28"/>
+          <w:szCs w:val="28"/>
+          <w:lang w:val="en-US"/>
+        </w:rPr>
+        <w:t>(URL_EMULYATORA, timeout=5)</w:t>
+      </w:r>
+    </w:p>
+    <w:p>
+      <w:pPr>
+        <w:rPr>
+          <w:rFonts w:ascii="Times New Roman" w:hAnsi="Times New Roman" w:cs="Times New Roman"/>
+          <w:color w:val="000000" w:themeColor="text1"/>
+          <w:sz w:val="28"/>
+          <w:szCs w:val="28"/>
+          <w:lang w:val="en-US"/>
+        </w:rPr>
+      </w:pPr>
+      <w:r>
+        <w:rPr>
+          <w:rFonts w:ascii="Times New Roman" w:hAnsi="Times New Roman" w:cs="Times New Roman"/>
+          <w:color w:val="000000" w:themeColor="text1"/>
+          <w:sz w:val="28"/>
+          <w:szCs w:val="28"/>
+          <w:lang w:val="en-US"/>
+        </w:rPr>
+        <w:t xml:space="preserve">        </w:t>
+      </w:r>
+      <w:proofErr w:type="spellStart"/>
+      <w:r>
+        <w:rPr>
+          <w:rFonts w:ascii="Times New Roman" w:hAnsi="Times New Roman" w:cs="Times New Roman"/>
+          <w:color w:val="000000" w:themeColor="text1"/>
+          <w:sz w:val="28"/>
+          <w:szCs w:val="28"/>
+          <w:lang w:val="en-US"/>
+        </w:rPr>
+        <w:t>tekst</w:t>
+      </w:r>
+      <w:proofErr w:type="spellEnd"/>
+      <w:r>
+        <w:rPr>
+          <w:rFonts w:ascii="Times New Roman" w:hAnsi="Times New Roman" w:cs="Times New Roman"/>
+          <w:color w:val="000000" w:themeColor="text1"/>
+          <w:sz w:val="28"/>
+          <w:szCs w:val="28"/>
+          <w:lang w:val="en-US"/>
+        </w:rPr>
+        <w:t xml:space="preserve"> = </w:t>
+      </w:r>
+      <w:proofErr w:type="spellStart"/>
+      <w:proofErr w:type="gramStart"/>
+      <w:r>
+        <w:rPr>
+          <w:rFonts w:ascii="Times New Roman" w:hAnsi="Times New Roman" w:cs="Times New Roman"/>
+          <w:color w:val="000000" w:themeColor="text1"/>
+          <w:sz w:val="28"/>
+          <w:szCs w:val="28"/>
+          <w:lang w:val="en-US"/>
+        </w:rPr>
+        <w:t>otvet.read</w:t>
+      </w:r>
+      <w:proofErr w:type="spellEnd"/>
+      <w:proofErr w:type="gramEnd"/>
+      <w:r>
+        <w:rPr>
+          <w:rFonts w:ascii="Times New Roman" w:hAnsi="Times New Roman" w:cs="Times New Roman"/>
+          <w:color w:val="000000" w:themeColor="text1"/>
+          <w:sz w:val="28"/>
+          <w:szCs w:val="28"/>
+          <w:lang w:val="en-US"/>
+        </w:rPr>
+        <w:t>().decode("utf-8")</w:t>
+      </w:r>
+    </w:p>
+    <w:p>
+      <w:pPr>
+        <w:rPr>
+          <w:rFonts w:ascii="Times New Roman" w:hAnsi="Times New Roman" w:cs="Times New Roman"/>
+          <w:color w:val="000000" w:themeColor="text1"/>
+          <w:sz w:val="28"/>
+          <w:szCs w:val="28"/>
+          <w:lang w:val="en-US"/>
+        </w:rPr>
+      </w:pPr>
+      <w:r>
+        <w:rPr>
+          <w:rFonts w:ascii="Times New Roman" w:hAnsi="Times New Roman" w:cs="Times New Roman"/>
+          <w:color w:val="000000" w:themeColor="text1"/>
+          <w:sz w:val="28"/>
+          <w:szCs w:val="28"/>
+          <w:lang w:val="en-US"/>
+        </w:rPr>
+        <w:t xml:space="preserve">        </w:t>
+      </w:r>
+      <w:proofErr w:type="spellStart"/>
+      <w:r>
+        <w:rPr>
+          <w:rFonts w:ascii="Times New Roman" w:hAnsi="Times New Roman" w:cs="Times New Roman"/>
+          <w:color w:val="000000" w:themeColor="text1"/>
+          <w:sz w:val="28"/>
+          <w:szCs w:val="28"/>
+          <w:lang w:val="en-US"/>
+        </w:rPr>
+        <w:t>dannye</w:t>
+      </w:r>
+      <w:proofErr w:type="spellEnd"/>
+      <w:r>
+        <w:rPr>
+          <w:rFonts w:ascii="Times New Roman" w:hAnsi="Times New Roman" w:cs="Times New Roman"/>
+          <w:color w:val="000000" w:themeColor="text1"/>
+          <w:sz w:val="28"/>
+          <w:szCs w:val="28"/>
+          <w:lang w:val="en-US"/>
+        </w:rPr>
+        <w:t xml:space="preserve"> = </w:t>
+      </w:r>
+      <w:proofErr w:type="spellStart"/>
+      <w:proofErr w:type="gramStart"/>
+      <w:r>
+        <w:rPr>
+          <w:rFonts w:ascii="Times New Roman" w:hAnsi="Times New Roman" w:cs="Times New Roman"/>
+          <w:color w:val="000000" w:themeColor="text1"/>
+          <w:sz w:val="28"/>
+          <w:szCs w:val="28"/>
+          <w:lang w:val="en-US"/>
+        </w:rPr>
+        <w:t>json.loads</w:t>
+      </w:r>
+      <w:proofErr w:type="spellEnd"/>
+      <w:proofErr w:type="gramEnd"/>
       <w:r>
         <w:rPr>
           <w:rFonts w:ascii="Times New Roman" w:hAnsi="Times New Roman" w:cs="Times New Roman"/>
@@ -47074,332 +46925,6 @@
         </w:rPr>
         <w:t>(</w:t>
       </w:r>
-      <w:proofErr w:type="gramEnd"/>
-      <w:r>
-        <w:rPr>
-          <w:rFonts w:ascii="Times New Roman" w:hAnsi="Times New Roman" w:cs="Times New Roman"/>
-          <w:color w:val="000000" w:themeColor="text1"/>
-          <w:sz w:val="28"/>
-          <w:szCs w:val="28"/>
-          <w:lang w:val="en-US"/>
-        </w:rPr>
-        <w:t>PAPKA, "</w:t>
-      </w:r>
-      <w:proofErr w:type="spellStart"/>
-      <w:r>
-        <w:rPr>
-          <w:rFonts w:ascii="Times New Roman" w:hAnsi="Times New Roman" w:cs="Times New Roman"/>
-          <w:color w:val="000000" w:themeColor="text1"/>
-          <w:sz w:val="28"/>
-          <w:szCs w:val="28"/>
-        </w:rPr>
-        <w:t>ТестКейс</w:t>
-      </w:r>
-      <w:proofErr w:type="spellEnd"/>
-      <w:r>
-        <w:rPr>
-          <w:rFonts w:ascii="Times New Roman" w:hAnsi="Times New Roman" w:cs="Times New Roman"/>
-          <w:color w:val="000000" w:themeColor="text1"/>
-          <w:sz w:val="28"/>
-          <w:szCs w:val="28"/>
-          <w:lang w:val="en-US"/>
-        </w:rPr>
-        <w:t>.docx")</w:t>
-      </w:r>
-    </w:p>
-    <w:p>
-      <w:pPr>
-        <w:rPr>
-          <w:rFonts w:ascii="Times New Roman" w:hAnsi="Times New Roman" w:cs="Times New Roman"/>
-          <w:color w:val="000000" w:themeColor="text1"/>
-          <w:sz w:val="28"/>
-          <w:szCs w:val="28"/>
-          <w:lang w:val="en-US"/>
-        </w:rPr>
-      </w:pPr>
-    </w:p>
-    <w:p>
-      <w:pPr>
-        <w:rPr>
-          <w:rFonts w:ascii="Times New Roman" w:hAnsi="Times New Roman" w:cs="Times New Roman"/>
-          <w:color w:val="000000" w:themeColor="text1"/>
-          <w:sz w:val="28"/>
-          <w:szCs w:val="28"/>
-          <w:lang w:val="en-US"/>
-        </w:rPr>
-      </w:pPr>
-      <w:proofErr w:type="spellStart"/>
-      <w:r>
-        <w:rPr>
-          <w:rFonts w:ascii="Times New Roman" w:hAnsi="Times New Roman" w:cs="Times New Roman"/>
-          <w:color w:val="000000" w:themeColor="text1"/>
-          <w:sz w:val="28"/>
-          <w:szCs w:val="28"/>
-          <w:lang w:val="en-US"/>
-        </w:rPr>
-        <w:t>tekushchee_fio</w:t>
-      </w:r>
-      <w:proofErr w:type="spellEnd"/>
-      <w:r>
-        <w:rPr>
-          <w:rFonts w:ascii="Times New Roman" w:hAnsi="Times New Roman" w:cs="Times New Roman"/>
-          <w:color w:val="000000" w:themeColor="text1"/>
-          <w:sz w:val="28"/>
-          <w:szCs w:val="28"/>
-          <w:lang w:val="en-US"/>
-        </w:rPr>
-        <w:t xml:space="preserve"> = ""</w:t>
-      </w:r>
-    </w:p>
-    <w:p>
-      <w:pPr>
-        <w:rPr>
-          <w:rFonts w:ascii="Times New Roman" w:hAnsi="Times New Roman" w:cs="Times New Roman"/>
-          <w:color w:val="000000" w:themeColor="text1"/>
-          <w:sz w:val="28"/>
-          <w:szCs w:val="28"/>
-          <w:lang w:val="en-US"/>
-        </w:rPr>
-      </w:pPr>
-    </w:p>
-    <w:p>
-      <w:pPr>
-        <w:rPr>
-          <w:rFonts w:ascii="Times New Roman" w:hAnsi="Times New Roman" w:cs="Times New Roman"/>
-          <w:color w:val="000000" w:themeColor="text1"/>
-          <w:sz w:val="28"/>
-          <w:szCs w:val="28"/>
-          <w:lang w:val="en-US"/>
-        </w:rPr>
-      </w:pPr>
-      <w:r>
-        <w:rPr>
-          <w:rFonts w:ascii="Times New Roman" w:hAnsi="Times New Roman" w:cs="Times New Roman"/>
-          <w:color w:val="000000" w:themeColor="text1"/>
-          <w:sz w:val="28"/>
-          <w:szCs w:val="28"/>
-          <w:lang w:val="en-US"/>
-        </w:rPr>
-        <w:t xml:space="preserve">def </w:t>
-      </w:r>
-      <w:proofErr w:type="spellStart"/>
-      <w:r>
-        <w:rPr>
-          <w:rFonts w:ascii="Times New Roman" w:hAnsi="Times New Roman" w:cs="Times New Roman"/>
-          <w:color w:val="000000" w:themeColor="text1"/>
-          <w:sz w:val="28"/>
-          <w:szCs w:val="28"/>
-          <w:lang w:val="en-US"/>
-        </w:rPr>
-        <w:t>poluchit_</w:t>
-      </w:r>
-      <w:proofErr w:type="gramStart"/>
-      <w:r>
-        <w:rPr>
-          <w:rFonts w:ascii="Times New Roman" w:hAnsi="Times New Roman" w:cs="Times New Roman"/>
-          <w:color w:val="000000" w:themeColor="text1"/>
-          <w:sz w:val="28"/>
-          <w:szCs w:val="28"/>
-          <w:lang w:val="en-US"/>
-        </w:rPr>
-        <w:t>dannye</w:t>
-      </w:r>
-      <w:proofErr w:type="spellEnd"/>
-      <w:r>
-        <w:rPr>
-          <w:rFonts w:ascii="Times New Roman" w:hAnsi="Times New Roman" w:cs="Times New Roman"/>
-          <w:color w:val="000000" w:themeColor="text1"/>
-          <w:sz w:val="28"/>
-          <w:szCs w:val="28"/>
-          <w:lang w:val="en-US"/>
-        </w:rPr>
-        <w:t>(</w:t>
-      </w:r>
-      <w:proofErr w:type="gramEnd"/>
-      <w:r>
-        <w:rPr>
-          <w:rFonts w:ascii="Times New Roman" w:hAnsi="Times New Roman" w:cs="Times New Roman"/>
-          <w:color w:val="000000" w:themeColor="text1"/>
-          <w:sz w:val="28"/>
-          <w:szCs w:val="28"/>
-          <w:lang w:val="en-US"/>
-        </w:rPr>
-        <w:t>):</w:t>
-      </w:r>
-    </w:p>
-    <w:p>
-      <w:pPr>
-        <w:rPr>
-          <w:rFonts w:ascii="Times New Roman" w:hAnsi="Times New Roman" w:cs="Times New Roman"/>
-          <w:color w:val="000000" w:themeColor="text1"/>
-          <w:sz w:val="28"/>
-          <w:szCs w:val="28"/>
-          <w:lang w:val="en-US"/>
-        </w:rPr>
-      </w:pPr>
-      <w:r>
-        <w:rPr>
-          <w:rFonts w:ascii="Times New Roman" w:hAnsi="Times New Roman" w:cs="Times New Roman"/>
-          <w:color w:val="000000" w:themeColor="text1"/>
-          <w:sz w:val="28"/>
-          <w:szCs w:val="28"/>
-          <w:lang w:val="en-US"/>
-        </w:rPr>
-        <w:t xml:space="preserve">    global </w:t>
-      </w:r>
-      <w:proofErr w:type="spellStart"/>
-      <w:r>
-        <w:rPr>
-          <w:rFonts w:ascii="Times New Roman" w:hAnsi="Times New Roman" w:cs="Times New Roman"/>
-          <w:color w:val="000000" w:themeColor="text1"/>
-          <w:sz w:val="28"/>
-          <w:szCs w:val="28"/>
-          <w:lang w:val="en-US"/>
-        </w:rPr>
-        <w:t>tekushchee_fio</w:t>
-      </w:r>
-      <w:proofErr w:type="spellEnd"/>
-    </w:p>
-    <w:p>
-      <w:pPr>
-        <w:rPr>
-          <w:rFonts w:ascii="Times New Roman" w:hAnsi="Times New Roman" w:cs="Times New Roman"/>
-          <w:color w:val="000000" w:themeColor="text1"/>
-          <w:sz w:val="28"/>
-          <w:szCs w:val="28"/>
-          <w:lang w:val="en-US"/>
-        </w:rPr>
-      </w:pPr>
-      <w:r>
-        <w:rPr>
-          <w:rFonts w:ascii="Times New Roman" w:hAnsi="Times New Roman" w:cs="Times New Roman"/>
-          <w:color w:val="000000" w:themeColor="text1"/>
-          <w:sz w:val="28"/>
-          <w:szCs w:val="28"/>
-          <w:lang w:val="en-US"/>
-        </w:rPr>
-        <w:t xml:space="preserve">    try:</w:t>
-      </w:r>
-    </w:p>
-    <w:p>
-      <w:pPr>
-        <w:rPr>
-          <w:rFonts w:ascii="Times New Roman" w:hAnsi="Times New Roman" w:cs="Times New Roman"/>
-          <w:color w:val="000000" w:themeColor="text1"/>
-          <w:sz w:val="28"/>
-          <w:szCs w:val="28"/>
-          <w:lang w:val="en-US"/>
-        </w:rPr>
-      </w:pPr>
-      <w:r>
-        <w:rPr>
-          <w:rFonts w:ascii="Times New Roman" w:hAnsi="Times New Roman" w:cs="Times New Roman"/>
-          <w:color w:val="000000" w:themeColor="text1"/>
-          <w:sz w:val="28"/>
-          <w:szCs w:val="28"/>
-          <w:lang w:val="en-US"/>
-        </w:rPr>
-        <w:t xml:space="preserve">        </w:t>
-      </w:r>
-      <w:proofErr w:type="spellStart"/>
-      <w:r>
-        <w:rPr>
-          <w:rFonts w:ascii="Times New Roman" w:hAnsi="Times New Roman" w:cs="Times New Roman"/>
-          <w:color w:val="000000" w:themeColor="text1"/>
-          <w:sz w:val="28"/>
-          <w:szCs w:val="28"/>
-          <w:lang w:val="en-US"/>
-        </w:rPr>
-        <w:t>otvet</w:t>
-      </w:r>
-      <w:proofErr w:type="spellEnd"/>
-      <w:r>
-        <w:rPr>
-          <w:rFonts w:ascii="Times New Roman" w:hAnsi="Times New Roman" w:cs="Times New Roman"/>
-          <w:color w:val="000000" w:themeColor="text1"/>
-          <w:sz w:val="28"/>
-          <w:szCs w:val="28"/>
-          <w:lang w:val="en-US"/>
-        </w:rPr>
-        <w:t xml:space="preserve"> = </w:t>
-      </w:r>
-      <w:proofErr w:type="spellStart"/>
-      <w:proofErr w:type="gramStart"/>
-      <w:r>
-        <w:rPr>
-          <w:rFonts w:ascii="Times New Roman" w:hAnsi="Times New Roman" w:cs="Times New Roman"/>
-          <w:color w:val="000000" w:themeColor="text1"/>
-          <w:sz w:val="28"/>
-          <w:szCs w:val="28"/>
-          <w:lang w:val="en-US"/>
-        </w:rPr>
-        <w:t>urllib.request</w:t>
-      </w:r>
-      <w:proofErr w:type="gramEnd"/>
-      <w:r>
-        <w:rPr>
-          <w:rFonts w:ascii="Times New Roman" w:hAnsi="Times New Roman" w:cs="Times New Roman"/>
-          <w:color w:val="000000" w:themeColor="text1"/>
-          <w:sz w:val="28"/>
-          <w:szCs w:val="28"/>
-          <w:lang w:val="en-US"/>
-        </w:rPr>
-        <w:t>.</w:t>
-      </w:r>
-      <w:proofErr w:type="gramStart"/>
-      <w:r>
-        <w:rPr>
-          <w:rFonts w:ascii="Times New Roman" w:hAnsi="Times New Roman" w:cs="Times New Roman"/>
-          <w:color w:val="000000" w:themeColor="text1"/>
-          <w:sz w:val="28"/>
-          <w:szCs w:val="28"/>
-          <w:lang w:val="en-US"/>
-        </w:rPr>
-        <w:t>urlopen</w:t>
-      </w:r>
-      <w:proofErr w:type="spellEnd"/>
-      <w:r>
-        <w:rPr>
-          <w:rFonts w:ascii="Times New Roman" w:hAnsi="Times New Roman" w:cs="Times New Roman"/>
-          <w:color w:val="000000" w:themeColor="text1"/>
-          <w:sz w:val="28"/>
-          <w:szCs w:val="28"/>
-          <w:lang w:val="en-US"/>
-        </w:rPr>
-        <w:t>(</w:t>
-      </w:r>
-      <w:proofErr w:type="gramEnd"/>
-      <w:r>
-        <w:rPr>
-          <w:rFonts w:ascii="Times New Roman" w:hAnsi="Times New Roman" w:cs="Times New Roman"/>
-          <w:color w:val="000000" w:themeColor="text1"/>
-          <w:sz w:val="28"/>
-          <w:szCs w:val="28"/>
-          <w:lang w:val="en-US"/>
-        </w:rPr>
-        <w:t>URL_EMULYATORA, timeout=5)</w:t>
-      </w:r>
-    </w:p>
-    <w:p>
-      <w:pPr>
-        <w:rPr>
-          <w:rFonts w:ascii="Times New Roman" w:hAnsi="Times New Roman" w:cs="Times New Roman"/>
-          <w:color w:val="000000" w:themeColor="text1"/>
-          <w:sz w:val="28"/>
-          <w:szCs w:val="28"/>
-          <w:lang w:val="en-US"/>
-        </w:rPr>
-      </w:pPr>
-      <w:r>
-        <w:rPr>
-          <w:rFonts w:ascii="Times New Roman" w:hAnsi="Times New Roman" w:cs="Times New Roman"/>
-          <w:color w:val="000000" w:themeColor="text1"/>
-          <w:sz w:val="28"/>
-          <w:szCs w:val="28"/>
-          <w:lang w:val="en-US"/>
-        </w:rPr>
-        <w:t xml:space="preserve">        </w:t>
-      </w:r>
       <w:proofErr w:type="spellStart"/>
       <w:r>
         <w:rPr>
@@ -47420,154 +46945,7 @@
           <w:szCs w:val="28"/>
           <w:lang w:val="en-US"/>
         </w:rPr>
-        <w:t xml:space="preserve"> = </w:t>
-      </w:r>
-      <w:proofErr w:type="spellStart"/>
-      <w:proofErr w:type="gramStart"/>
-      <w:r>
-        <w:rPr>
-          <w:rFonts w:ascii="Times New Roman" w:hAnsi="Times New Roman" w:cs="Times New Roman"/>
-          <w:color w:val="000000" w:themeColor="text1"/>
-          <w:sz w:val="28"/>
-          <w:szCs w:val="28"/>
-          <w:lang w:val="en-US"/>
-        </w:rPr>
-        <w:t>otvet.read</w:t>
-      </w:r>
-      <w:proofErr w:type="spellEnd"/>
-      <w:proofErr w:type="gramEnd"/>
-      <w:r>
-        <w:rPr>
-          <w:rFonts w:ascii="Times New Roman" w:hAnsi="Times New Roman" w:cs="Times New Roman"/>
-          <w:color w:val="000000" w:themeColor="text1"/>
-          <w:sz w:val="28"/>
-          <w:szCs w:val="28"/>
-          <w:lang w:val="en-US"/>
-        </w:rPr>
-        <w:t>(</w:t>
-      </w:r>
-      <w:proofErr w:type="gramStart"/>
-      <w:r>
-        <w:rPr>
-          <w:rFonts w:ascii="Times New Roman" w:hAnsi="Times New Roman" w:cs="Times New Roman"/>
-          <w:color w:val="000000" w:themeColor="text1"/>
-          <w:sz w:val="28"/>
-          <w:szCs w:val="28"/>
-          <w:lang w:val="en-US"/>
-        </w:rPr>
-        <w:t>).decode</w:t>
-      </w:r>
-      <w:proofErr w:type="gramEnd"/>
-      <w:r>
-        <w:rPr>
-          <w:rFonts w:ascii="Times New Roman" w:hAnsi="Times New Roman" w:cs="Times New Roman"/>
-          <w:color w:val="000000" w:themeColor="text1"/>
-          <w:sz w:val="28"/>
-          <w:szCs w:val="28"/>
-          <w:lang w:val="en-US"/>
-        </w:rPr>
-        <w:t>("utf-8")</w:t>
-      </w:r>
-    </w:p>
-    <w:p>
-      <w:pPr>
-        <w:rPr>
-          <w:rFonts w:ascii="Times New Roman" w:hAnsi="Times New Roman" w:cs="Times New Roman"/>
-          <w:color w:val="000000" w:themeColor="text1"/>
-          <w:sz w:val="28"/>
-          <w:szCs w:val="28"/>
-          <w:lang w:val="en-US"/>
-        </w:rPr>
-      </w:pPr>
-      <w:r>
-        <w:rPr>
-          <w:rFonts w:ascii="Times New Roman" w:hAnsi="Times New Roman" w:cs="Times New Roman"/>
-          <w:color w:val="000000" w:themeColor="text1"/>
-          <w:sz w:val="28"/>
-          <w:szCs w:val="28"/>
-          <w:lang w:val="en-US"/>
-        </w:rPr>
-        <w:t xml:space="preserve">        </w:t>
-      </w:r>
-      <w:proofErr w:type="spellStart"/>
-      <w:r>
-        <w:rPr>
-          <w:rFonts w:ascii="Times New Roman" w:hAnsi="Times New Roman" w:cs="Times New Roman"/>
-          <w:color w:val="000000" w:themeColor="text1"/>
-          <w:sz w:val="28"/>
-          <w:szCs w:val="28"/>
-          <w:lang w:val="en-US"/>
-        </w:rPr>
-        <w:t>dannye</w:t>
-      </w:r>
-      <w:proofErr w:type="spellEnd"/>
-      <w:r>
-        <w:rPr>
-          <w:rFonts w:ascii="Times New Roman" w:hAnsi="Times New Roman" w:cs="Times New Roman"/>
-          <w:color w:val="000000" w:themeColor="text1"/>
-          <w:sz w:val="28"/>
-          <w:szCs w:val="28"/>
-          <w:lang w:val="en-US"/>
-        </w:rPr>
-        <w:t xml:space="preserve"> = </w:t>
-      </w:r>
-      <w:proofErr w:type="spellStart"/>
-      <w:proofErr w:type="gramStart"/>
-      <w:r>
-        <w:rPr>
-          <w:rFonts w:ascii="Times New Roman" w:hAnsi="Times New Roman" w:cs="Times New Roman"/>
-          <w:color w:val="000000" w:themeColor="text1"/>
-          <w:sz w:val="28"/>
-          <w:szCs w:val="28"/>
-          <w:lang w:val="en-US"/>
-        </w:rPr>
-        <w:t>json.loads</w:t>
-      </w:r>
-      <w:proofErr w:type="spellEnd"/>
-      <w:proofErr w:type="gramEnd"/>
-      <w:r>
-        <w:rPr>
-          <w:rFonts w:ascii="Times New Roman" w:hAnsi="Times New Roman" w:cs="Times New Roman"/>
-          <w:color w:val="000000" w:themeColor="text1"/>
-          <w:sz w:val="28"/>
-          <w:szCs w:val="28"/>
-          <w:lang w:val="en-US"/>
-        </w:rPr>
-        <w:t>(</w:t>
-      </w:r>
-      <w:proofErr w:type="spellStart"/>
-      <w:proofErr w:type="gramStart"/>
-      <w:r>
-        <w:rPr>
-          <w:rFonts w:ascii="Times New Roman" w:hAnsi="Times New Roman" w:cs="Times New Roman"/>
-          <w:color w:val="000000" w:themeColor="text1"/>
-          <w:sz w:val="28"/>
-          <w:szCs w:val="28"/>
-          <w:lang w:val="en-US"/>
-        </w:rPr>
-        <w:t>tekst</w:t>
-      </w:r>
-      <w:proofErr w:type="spellEnd"/>
-      <w:r>
-        <w:rPr>
-          <w:rFonts w:ascii="Times New Roman" w:hAnsi="Times New Roman" w:cs="Times New Roman"/>
-          <w:color w:val="000000" w:themeColor="text1"/>
-          <w:sz w:val="28"/>
-          <w:szCs w:val="28"/>
-          <w:lang w:val="en-US"/>
-        </w:rPr>
-        <w:t xml:space="preserve">)   </w:t>
-      </w:r>
-      <w:proofErr w:type="gramEnd"/>
-      <w:r>
-        <w:rPr>
-          <w:rFonts w:ascii="Times New Roman" w:hAnsi="Times New Roman" w:cs="Times New Roman"/>
-          <w:color w:val="000000" w:themeColor="text1"/>
-          <w:sz w:val="28"/>
-          <w:szCs w:val="28"/>
-          <w:lang w:val="en-US"/>
-        </w:rPr>
-        <w:t xml:space="preserve">       # {"value": "</w:t>
+        <w:t>)          # {"value": "</w:t>
       </w:r>
       <w:r>
         <w:rPr>
@@ -50153,6 +49531,91 @@
         <w:t xml:space="preserve"> </w:t>
       </w:r>
       <w:proofErr w:type="spellStart"/>
+      <w:r>
+        <w:rPr>
+          <w:rFonts w:ascii="Times New Roman" w:hAnsi="Times New Roman" w:cs="Times New Roman"/>
+          <w:color w:val="000000" w:themeColor="text1"/>
+          <w:sz w:val="28"/>
+          <w:szCs w:val="28"/>
+        </w:rPr>
+        <w:t>ТестКейс</w:t>
+      </w:r>
+      <w:proofErr w:type="spellEnd"/>
+      <w:r>
+        <w:rPr>
+          <w:rFonts w:ascii="Times New Roman" w:hAnsi="Times New Roman" w:cs="Times New Roman"/>
+          <w:color w:val="000000" w:themeColor="text1"/>
+          <w:sz w:val="28"/>
+          <w:szCs w:val="28"/>
+          <w:lang w:val="en-US"/>
+        </w:rPr>
+        <w:t>.docx:\n" + str(</w:t>
+      </w:r>
+      <w:proofErr w:type="spellStart"/>
+      <w:r>
+        <w:rPr>
+          <w:rFonts w:ascii="Times New Roman" w:hAnsi="Times New Roman" w:cs="Times New Roman"/>
+          <w:color w:val="000000" w:themeColor="text1"/>
+          <w:sz w:val="28"/>
+          <w:szCs w:val="28"/>
+          <w:lang w:val="en-US"/>
+        </w:rPr>
+        <w:t>oshibka</w:t>
+      </w:r>
+      <w:proofErr w:type="spellEnd"/>
+      <w:r>
+        <w:rPr>
+          <w:rFonts w:ascii="Times New Roman" w:hAnsi="Times New Roman" w:cs="Times New Roman"/>
+          <w:color w:val="000000" w:themeColor="text1"/>
+          <w:sz w:val="28"/>
+          <w:szCs w:val="28"/>
+          <w:lang w:val="en-US"/>
+        </w:rPr>
+        <w:t>))</w:t>
+      </w:r>
+    </w:p>
+    <w:p>
+      <w:pPr>
+        <w:rPr>
+          <w:rFonts w:ascii="Times New Roman" w:hAnsi="Times New Roman" w:cs="Times New Roman"/>
+          <w:color w:val="000000" w:themeColor="text1"/>
+          <w:sz w:val="28"/>
+          <w:szCs w:val="28"/>
+          <w:lang w:val="en-US"/>
+        </w:rPr>
+      </w:pPr>
+    </w:p>
+    <w:p>
+      <w:pPr>
+        <w:rPr>
+          <w:rFonts w:ascii="Times New Roman" w:hAnsi="Times New Roman" w:cs="Times New Roman"/>
+          <w:color w:val="000000" w:themeColor="text1"/>
+          <w:sz w:val="28"/>
+          <w:szCs w:val="28"/>
+          <w:lang w:val="en-US"/>
+        </w:rPr>
+      </w:pPr>
+      <w:r>
+        <w:rPr>
+          <w:rFonts w:ascii="Times New Roman" w:hAnsi="Times New Roman" w:cs="Times New Roman"/>
+          <w:color w:val="000000" w:themeColor="text1"/>
+          <w:sz w:val="28"/>
+          <w:szCs w:val="28"/>
+          <w:lang w:val="en-US"/>
+        </w:rPr>
+        <w:t xml:space="preserve">def </w:t>
+      </w:r>
+      <w:proofErr w:type="spellStart"/>
+      <w:r>
+        <w:rPr>
+          <w:rFonts w:ascii="Times New Roman" w:hAnsi="Times New Roman" w:cs="Times New Roman"/>
+          <w:color w:val="000000" w:themeColor="text1"/>
+          <w:sz w:val="28"/>
+          <w:szCs w:val="28"/>
+          <w:lang w:val="en-US"/>
+        </w:rPr>
+        <w:t>zapisat_v_</w:t>
+      </w:r>
       <w:proofErr w:type="gramStart"/>
       <w:r>
         <w:rPr>
@@ -50160,19 +49623,20 @@
           <w:color w:val="000000" w:themeColor="text1"/>
           <w:sz w:val="28"/>
           <w:szCs w:val="28"/>
-        </w:rPr>
-        <w:t>ТестКейс</w:t>
-      </w:r>
-      <w:proofErr w:type="spellEnd"/>
-      <w:r>
-        <w:rPr>
-          <w:rFonts w:ascii="Times New Roman" w:hAnsi="Times New Roman" w:cs="Times New Roman"/>
-          <w:color w:val="000000" w:themeColor="text1"/>
-          <w:sz w:val="28"/>
-          <w:szCs w:val="28"/>
-          <w:lang w:val="en-US"/>
-        </w:rPr>
-        <w:t>.docx:\</w:t>
+          <w:lang w:val="en-US"/>
+        </w:rPr>
+        <w:t>zakladku</w:t>
+      </w:r>
+      <w:proofErr w:type="spellEnd"/>
+      <w:r>
+        <w:rPr>
+          <w:rFonts w:ascii="Times New Roman" w:hAnsi="Times New Roman" w:cs="Times New Roman"/>
+          <w:color w:val="000000" w:themeColor="text1"/>
+          <w:sz w:val="28"/>
+          <w:szCs w:val="28"/>
+          <w:lang w:val="en-US"/>
+        </w:rPr>
+        <w:t>(</w:t>
       </w:r>
       <w:proofErr w:type="gramEnd"/>
       <w:r>
@@ -50183,73 +49647,96 @@
           <w:szCs w:val="28"/>
           <w:lang w:val="en-US"/>
         </w:rPr>
-        <w:t>n" + str(</w:t>
-      </w:r>
-      <w:proofErr w:type="spellStart"/>
-      <w:r>
-        <w:rPr>
-          <w:rFonts w:ascii="Times New Roman" w:hAnsi="Times New Roman" w:cs="Times New Roman"/>
-          <w:color w:val="000000" w:themeColor="text1"/>
-          <w:sz w:val="28"/>
-          <w:szCs w:val="28"/>
-          <w:lang w:val="en-US"/>
-        </w:rPr>
-        <w:t>oshibka</w:t>
-      </w:r>
-      <w:proofErr w:type="spellEnd"/>
-      <w:r>
-        <w:rPr>
-          <w:rFonts w:ascii="Times New Roman" w:hAnsi="Times New Roman" w:cs="Times New Roman"/>
-          <w:color w:val="000000" w:themeColor="text1"/>
-          <w:sz w:val="28"/>
-          <w:szCs w:val="28"/>
-          <w:lang w:val="en-US"/>
-        </w:rPr>
-        <w:t>))</w:t>
-      </w:r>
-    </w:p>
-    <w:p>
-      <w:pPr>
-        <w:rPr>
-          <w:rFonts w:ascii="Times New Roman" w:hAnsi="Times New Roman" w:cs="Times New Roman"/>
-          <w:color w:val="000000" w:themeColor="text1"/>
-          <w:sz w:val="28"/>
-          <w:szCs w:val="28"/>
-          <w:lang w:val="en-US"/>
-        </w:rPr>
-      </w:pPr>
-    </w:p>
-    <w:p>
-      <w:pPr>
-        <w:rPr>
-          <w:rFonts w:ascii="Times New Roman" w:hAnsi="Times New Roman" w:cs="Times New Roman"/>
-          <w:color w:val="000000" w:themeColor="text1"/>
-          <w:sz w:val="28"/>
-          <w:szCs w:val="28"/>
-          <w:lang w:val="en-US"/>
-        </w:rPr>
-      </w:pPr>
-      <w:r>
-        <w:rPr>
-          <w:rFonts w:ascii="Times New Roman" w:hAnsi="Times New Roman" w:cs="Times New Roman"/>
-          <w:color w:val="000000" w:themeColor="text1"/>
-          <w:sz w:val="28"/>
-          <w:szCs w:val="28"/>
-          <w:lang w:val="en-US"/>
-        </w:rPr>
-        <w:t xml:space="preserve">def </w:t>
-      </w:r>
-      <w:proofErr w:type="spellStart"/>
-      <w:r>
-        <w:rPr>
-          <w:rFonts w:ascii="Times New Roman" w:hAnsi="Times New Roman" w:cs="Times New Roman"/>
-          <w:color w:val="000000" w:themeColor="text1"/>
-          <w:sz w:val="28"/>
-          <w:szCs w:val="28"/>
-          <w:lang w:val="en-US"/>
-        </w:rPr>
-        <w:t>zapisat_v_</w:t>
-      </w:r>
+        <w:t xml:space="preserve">doc, </w:t>
+      </w:r>
+      <w:proofErr w:type="spellStart"/>
+      <w:r>
+        <w:rPr>
+          <w:rFonts w:ascii="Times New Roman" w:hAnsi="Times New Roman" w:cs="Times New Roman"/>
+          <w:color w:val="000000" w:themeColor="text1"/>
+          <w:sz w:val="28"/>
+          <w:szCs w:val="28"/>
+          <w:lang w:val="en-US"/>
+        </w:rPr>
+        <w:t>imya_zakladki</w:t>
+      </w:r>
+      <w:proofErr w:type="spellEnd"/>
+      <w:r>
+        <w:rPr>
+          <w:rFonts w:ascii="Times New Roman" w:hAnsi="Times New Roman" w:cs="Times New Roman"/>
+          <w:color w:val="000000" w:themeColor="text1"/>
+          <w:sz w:val="28"/>
+          <w:szCs w:val="28"/>
+          <w:lang w:val="en-US"/>
+        </w:rPr>
+        <w:t xml:space="preserve">, </w:t>
+      </w:r>
+      <w:proofErr w:type="spellStart"/>
+      <w:r>
+        <w:rPr>
+          <w:rFonts w:ascii="Times New Roman" w:hAnsi="Times New Roman" w:cs="Times New Roman"/>
+          <w:color w:val="000000" w:themeColor="text1"/>
+          <w:sz w:val="28"/>
+          <w:szCs w:val="28"/>
+          <w:lang w:val="en-US"/>
+        </w:rPr>
+        <w:t>tekst</w:t>
+      </w:r>
+      <w:proofErr w:type="spellEnd"/>
+      <w:r>
+        <w:rPr>
+          <w:rFonts w:ascii="Times New Roman" w:hAnsi="Times New Roman" w:cs="Times New Roman"/>
+          <w:color w:val="000000" w:themeColor="text1"/>
+          <w:sz w:val="28"/>
+          <w:szCs w:val="28"/>
+          <w:lang w:val="en-US"/>
+        </w:rPr>
+        <w:t>):</w:t>
+      </w:r>
+    </w:p>
+    <w:p>
+      <w:pPr>
+        <w:rPr>
+          <w:rFonts w:ascii="Times New Roman" w:hAnsi="Times New Roman" w:cs="Times New Roman"/>
+          <w:color w:val="000000" w:themeColor="text1"/>
+          <w:sz w:val="28"/>
+          <w:szCs w:val="28"/>
+          <w:lang w:val="en-US"/>
+        </w:rPr>
+      </w:pPr>
+      <w:r>
+        <w:rPr>
+          <w:rFonts w:ascii="Times New Roman" w:hAnsi="Times New Roman" w:cs="Times New Roman"/>
+          <w:color w:val="000000" w:themeColor="text1"/>
+          <w:sz w:val="28"/>
+          <w:szCs w:val="28"/>
+          <w:lang w:val="en-US"/>
+        </w:rPr>
+        <w:t xml:space="preserve">    for </w:t>
+      </w:r>
+      <w:proofErr w:type="spellStart"/>
+      <w:r>
+        <w:rPr>
+          <w:rFonts w:ascii="Times New Roman" w:hAnsi="Times New Roman" w:cs="Times New Roman"/>
+          <w:color w:val="000000" w:themeColor="text1"/>
+          <w:sz w:val="28"/>
+          <w:szCs w:val="28"/>
+          <w:lang w:val="en-US"/>
+        </w:rPr>
+        <w:t>nachalo</w:t>
+      </w:r>
+      <w:proofErr w:type="spellEnd"/>
+      <w:r>
+        <w:rPr>
+          <w:rFonts w:ascii="Times New Roman" w:hAnsi="Times New Roman" w:cs="Times New Roman"/>
+          <w:color w:val="000000" w:themeColor="text1"/>
+          <w:sz w:val="28"/>
+          <w:szCs w:val="28"/>
+          <w:lang w:val="en-US"/>
+        </w:rPr>
+        <w:t xml:space="preserve"> in </w:t>
+      </w:r>
+      <w:proofErr w:type="spellStart"/>
       <w:proofErr w:type="gramStart"/>
       <w:r>
         <w:rPr>
@@ -50259,9 +49746,765 @@
           <w:szCs w:val="28"/>
           <w:lang w:val="en-US"/>
         </w:rPr>
-        <w:t>zakladku</w:t>
-      </w:r>
-      <w:proofErr w:type="spellEnd"/>
+        <w:t>doc.element</w:t>
+      </w:r>
+      <w:proofErr w:type="gramEnd"/>
+      <w:r>
+        <w:rPr>
+          <w:rFonts w:ascii="Times New Roman" w:hAnsi="Times New Roman" w:cs="Times New Roman"/>
+          <w:color w:val="000000" w:themeColor="text1"/>
+          <w:sz w:val="28"/>
+          <w:szCs w:val="28"/>
+          <w:lang w:val="en-US"/>
+        </w:rPr>
+        <w:t>.iter</w:t>
+      </w:r>
+      <w:proofErr w:type="spellEnd"/>
+      <w:r>
+        <w:rPr>
+          <w:rFonts w:ascii="Times New Roman" w:hAnsi="Times New Roman" w:cs="Times New Roman"/>
+          <w:color w:val="000000" w:themeColor="text1"/>
+          <w:sz w:val="28"/>
+          <w:szCs w:val="28"/>
+          <w:lang w:val="en-US"/>
+        </w:rPr>
+        <w:t>(qn("w:bookmarkStart")):</w:t>
+      </w:r>
+    </w:p>
+    <w:p>
+      <w:pPr>
+        <w:rPr>
+          <w:rFonts w:ascii="Times New Roman" w:hAnsi="Times New Roman" w:cs="Times New Roman"/>
+          <w:color w:val="000000" w:themeColor="text1"/>
+          <w:sz w:val="28"/>
+          <w:szCs w:val="28"/>
+          <w:lang w:val="en-US"/>
+        </w:rPr>
+      </w:pPr>
+      <w:r>
+        <w:rPr>
+          <w:rFonts w:ascii="Times New Roman" w:hAnsi="Times New Roman" w:cs="Times New Roman"/>
+          <w:color w:val="000000" w:themeColor="text1"/>
+          <w:sz w:val="28"/>
+          <w:szCs w:val="28"/>
+          <w:lang w:val="en-US"/>
+        </w:rPr>
+        <w:t xml:space="preserve">        if </w:t>
+      </w:r>
+      <w:proofErr w:type="spellStart"/>
+      <w:r>
+        <w:rPr>
+          <w:rFonts w:ascii="Times New Roman" w:hAnsi="Times New Roman" w:cs="Times New Roman"/>
+          <w:color w:val="000000" w:themeColor="text1"/>
+          <w:sz w:val="28"/>
+          <w:szCs w:val="28"/>
+          <w:lang w:val="en-US"/>
+        </w:rPr>
+        <w:t>nachalo.get</w:t>
+      </w:r>
+      <w:proofErr w:type="spellEnd"/>
+      <w:r>
+        <w:rPr>
+          <w:rFonts w:ascii="Times New Roman" w:hAnsi="Times New Roman" w:cs="Times New Roman"/>
+          <w:color w:val="000000" w:themeColor="text1"/>
+          <w:sz w:val="28"/>
+          <w:szCs w:val="28"/>
+          <w:lang w:val="en-US"/>
+        </w:rPr>
+        <w:t xml:space="preserve">(qn("w:name")) == </w:t>
+      </w:r>
+      <w:proofErr w:type="spellStart"/>
+      <w:r>
+        <w:rPr>
+          <w:rFonts w:ascii="Times New Roman" w:hAnsi="Times New Roman" w:cs="Times New Roman"/>
+          <w:color w:val="000000" w:themeColor="text1"/>
+          <w:sz w:val="28"/>
+          <w:szCs w:val="28"/>
+          <w:lang w:val="en-US"/>
+        </w:rPr>
+        <w:t>imya_zakladki</w:t>
+      </w:r>
+      <w:proofErr w:type="spellEnd"/>
+      <w:r>
+        <w:rPr>
+          <w:rFonts w:ascii="Times New Roman" w:hAnsi="Times New Roman" w:cs="Times New Roman"/>
+          <w:color w:val="000000" w:themeColor="text1"/>
+          <w:sz w:val="28"/>
+          <w:szCs w:val="28"/>
+          <w:lang w:val="en-US"/>
+        </w:rPr>
+        <w:t>:</w:t>
+      </w:r>
+    </w:p>
+    <w:p>
+      <w:pPr>
+        <w:rPr>
+          <w:rFonts w:ascii="Times New Roman" w:hAnsi="Times New Roman" w:cs="Times New Roman"/>
+          <w:color w:val="000000" w:themeColor="text1"/>
+          <w:sz w:val="28"/>
+          <w:szCs w:val="28"/>
+          <w:lang w:val="en-US"/>
+        </w:rPr>
+      </w:pPr>
+      <w:r>
+        <w:rPr>
+          <w:rFonts w:ascii="Times New Roman" w:hAnsi="Times New Roman" w:cs="Times New Roman"/>
+          <w:color w:val="000000" w:themeColor="text1"/>
+          <w:sz w:val="28"/>
+          <w:szCs w:val="28"/>
+          <w:lang w:val="en-US"/>
+        </w:rPr>
+        <w:t xml:space="preserve">            </w:t>
+      </w:r>
+      <w:proofErr w:type="spellStart"/>
+      <w:r>
+        <w:rPr>
+          <w:rFonts w:ascii="Times New Roman" w:hAnsi="Times New Roman" w:cs="Times New Roman"/>
+          <w:color w:val="000000" w:themeColor="text1"/>
+          <w:sz w:val="28"/>
+          <w:szCs w:val="28"/>
+          <w:lang w:val="en-US"/>
+        </w:rPr>
+        <w:t>roditel</w:t>
+      </w:r>
+      <w:proofErr w:type="spellEnd"/>
+      <w:r>
+        <w:rPr>
+          <w:rFonts w:ascii="Times New Roman" w:hAnsi="Times New Roman" w:cs="Times New Roman"/>
+          <w:color w:val="000000" w:themeColor="text1"/>
+          <w:sz w:val="28"/>
+          <w:szCs w:val="28"/>
+          <w:lang w:val="en-US"/>
+        </w:rPr>
+        <w:t xml:space="preserve"> = </w:t>
+      </w:r>
+      <w:proofErr w:type="spellStart"/>
+      <w:proofErr w:type="gramStart"/>
+      <w:r>
+        <w:rPr>
+          <w:rFonts w:ascii="Times New Roman" w:hAnsi="Times New Roman" w:cs="Times New Roman"/>
+          <w:color w:val="000000" w:themeColor="text1"/>
+          <w:sz w:val="28"/>
+          <w:szCs w:val="28"/>
+          <w:lang w:val="en-US"/>
+        </w:rPr>
+        <w:t>nachalo.getparent</w:t>
+      </w:r>
+      <w:proofErr w:type="spellEnd"/>
+      <w:proofErr w:type="gramEnd"/>
+      <w:r>
+        <w:rPr>
+          <w:rFonts w:ascii="Times New Roman" w:hAnsi="Times New Roman" w:cs="Times New Roman"/>
+          <w:color w:val="000000" w:themeColor="text1"/>
+          <w:sz w:val="28"/>
+          <w:szCs w:val="28"/>
+          <w:lang w:val="en-US"/>
+        </w:rPr>
+        <w:t>()</w:t>
+      </w:r>
+    </w:p>
+    <w:p>
+      <w:pPr>
+        <w:rPr>
+          <w:rFonts w:ascii="Times New Roman" w:hAnsi="Times New Roman" w:cs="Times New Roman"/>
+          <w:color w:val="000000" w:themeColor="text1"/>
+          <w:sz w:val="28"/>
+          <w:szCs w:val="28"/>
+          <w:lang w:val="en-US"/>
+        </w:rPr>
+      </w:pPr>
+      <w:r>
+        <w:rPr>
+          <w:rFonts w:ascii="Times New Roman" w:hAnsi="Times New Roman" w:cs="Times New Roman"/>
+          <w:color w:val="000000" w:themeColor="text1"/>
+          <w:sz w:val="28"/>
+          <w:szCs w:val="28"/>
+          <w:lang w:val="en-US"/>
+        </w:rPr>
+        <w:t xml:space="preserve">            </w:t>
+      </w:r>
+      <w:proofErr w:type="spellStart"/>
+      <w:r>
+        <w:rPr>
+          <w:rFonts w:ascii="Times New Roman" w:hAnsi="Times New Roman" w:cs="Times New Roman"/>
+          <w:color w:val="000000" w:themeColor="text1"/>
+          <w:sz w:val="28"/>
+          <w:szCs w:val="28"/>
+          <w:lang w:val="en-US"/>
+        </w:rPr>
+        <w:t>nomer</w:t>
+      </w:r>
+      <w:proofErr w:type="spellEnd"/>
+      <w:r>
+        <w:rPr>
+          <w:rFonts w:ascii="Times New Roman" w:hAnsi="Times New Roman" w:cs="Times New Roman"/>
+          <w:color w:val="000000" w:themeColor="text1"/>
+          <w:sz w:val="28"/>
+          <w:szCs w:val="28"/>
+          <w:lang w:val="en-US"/>
+        </w:rPr>
+        <w:t xml:space="preserve"> = </w:t>
+      </w:r>
+      <w:proofErr w:type="spellStart"/>
+      <w:r>
+        <w:rPr>
+          <w:rFonts w:ascii="Times New Roman" w:hAnsi="Times New Roman" w:cs="Times New Roman"/>
+          <w:color w:val="000000" w:themeColor="text1"/>
+          <w:sz w:val="28"/>
+          <w:szCs w:val="28"/>
+          <w:lang w:val="en-US"/>
+        </w:rPr>
+        <w:t>nachalo.get</w:t>
+      </w:r>
+      <w:proofErr w:type="spellEnd"/>
+      <w:r>
+        <w:rPr>
+          <w:rFonts w:ascii="Times New Roman" w:hAnsi="Times New Roman" w:cs="Times New Roman"/>
+          <w:color w:val="000000" w:themeColor="text1"/>
+          <w:sz w:val="28"/>
+          <w:szCs w:val="28"/>
+          <w:lang w:val="en-US"/>
+        </w:rPr>
+        <w:t>(qn("w:id"))</w:t>
+      </w:r>
+    </w:p>
+    <w:p>
+      <w:pPr>
+        <w:rPr>
+          <w:rFonts w:ascii="Times New Roman" w:hAnsi="Times New Roman" w:cs="Times New Roman"/>
+          <w:color w:val="000000" w:themeColor="text1"/>
+          <w:sz w:val="28"/>
+          <w:szCs w:val="28"/>
+          <w:lang w:val="en-US"/>
+        </w:rPr>
+      </w:pPr>
+      <w:r>
+        <w:rPr>
+          <w:rFonts w:ascii="Times New Roman" w:hAnsi="Times New Roman" w:cs="Times New Roman"/>
+          <w:color w:val="000000" w:themeColor="text1"/>
+          <w:sz w:val="28"/>
+          <w:szCs w:val="28"/>
+          <w:lang w:val="en-US"/>
+        </w:rPr>
+        <w:t xml:space="preserve">            </w:t>
+      </w:r>
+      <w:proofErr w:type="spellStart"/>
+      <w:r>
+        <w:rPr>
+          <w:rFonts w:ascii="Times New Roman" w:hAnsi="Times New Roman" w:cs="Times New Roman"/>
+          <w:color w:val="000000" w:themeColor="text1"/>
+          <w:sz w:val="28"/>
+          <w:szCs w:val="28"/>
+          <w:lang w:val="en-US"/>
+        </w:rPr>
+        <w:t>konec</w:t>
+      </w:r>
+      <w:proofErr w:type="spellEnd"/>
+      <w:r>
+        <w:rPr>
+          <w:rFonts w:ascii="Times New Roman" w:hAnsi="Times New Roman" w:cs="Times New Roman"/>
+          <w:color w:val="000000" w:themeColor="text1"/>
+          <w:sz w:val="28"/>
+          <w:szCs w:val="28"/>
+          <w:lang w:val="en-US"/>
+        </w:rPr>
+        <w:t xml:space="preserve"> = None</w:t>
+      </w:r>
+    </w:p>
+    <w:p>
+      <w:pPr>
+        <w:rPr>
+          <w:rFonts w:ascii="Times New Roman" w:hAnsi="Times New Roman" w:cs="Times New Roman"/>
+          <w:color w:val="000000" w:themeColor="text1"/>
+          <w:sz w:val="28"/>
+          <w:szCs w:val="28"/>
+          <w:lang w:val="en-US"/>
+        </w:rPr>
+      </w:pPr>
+      <w:r>
+        <w:rPr>
+          <w:rFonts w:ascii="Times New Roman" w:hAnsi="Times New Roman" w:cs="Times New Roman"/>
+          <w:color w:val="000000" w:themeColor="text1"/>
+          <w:sz w:val="28"/>
+          <w:szCs w:val="28"/>
+          <w:lang w:val="en-US"/>
+        </w:rPr>
+        <w:t xml:space="preserve">            for e in </w:t>
+      </w:r>
+      <w:proofErr w:type="spellStart"/>
+      <w:proofErr w:type="gramStart"/>
+      <w:r>
+        <w:rPr>
+          <w:rFonts w:ascii="Times New Roman" w:hAnsi="Times New Roman" w:cs="Times New Roman"/>
+          <w:color w:val="000000" w:themeColor="text1"/>
+          <w:sz w:val="28"/>
+          <w:szCs w:val="28"/>
+          <w:lang w:val="en-US"/>
+        </w:rPr>
+        <w:t>roditel.iter</w:t>
+      </w:r>
+      <w:proofErr w:type="spellEnd"/>
+      <w:proofErr w:type="gramEnd"/>
+      <w:r>
+        <w:rPr>
+          <w:rFonts w:ascii="Times New Roman" w:hAnsi="Times New Roman" w:cs="Times New Roman"/>
+          <w:color w:val="000000" w:themeColor="text1"/>
+          <w:sz w:val="28"/>
+          <w:szCs w:val="28"/>
+          <w:lang w:val="en-US"/>
+        </w:rPr>
+        <w:t>(qn("w:bookmarkEnd")):</w:t>
+      </w:r>
+    </w:p>
+    <w:p>
+      <w:pPr>
+        <w:rPr>
+          <w:rFonts w:ascii="Times New Roman" w:hAnsi="Times New Roman" w:cs="Times New Roman"/>
+          <w:color w:val="000000" w:themeColor="text1"/>
+          <w:sz w:val="28"/>
+          <w:szCs w:val="28"/>
+          <w:lang w:val="en-US"/>
+        </w:rPr>
+      </w:pPr>
+      <w:r>
+        <w:rPr>
+          <w:rFonts w:ascii="Times New Roman" w:hAnsi="Times New Roman" w:cs="Times New Roman"/>
+          <w:color w:val="000000" w:themeColor="text1"/>
+          <w:sz w:val="28"/>
+          <w:szCs w:val="28"/>
+          <w:lang w:val="en-US"/>
+        </w:rPr>
+        <w:t xml:space="preserve">                if </w:t>
+      </w:r>
+      <w:proofErr w:type="spellStart"/>
+      <w:r>
+        <w:rPr>
+          <w:rFonts w:ascii="Times New Roman" w:hAnsi="Times New Roman" w:cs="Times New Roman"/>
+          <w:color w:val="000000" w:themeColor="text1"/>
+          <w:sz w:val="28"/>
+          <w:szCs w:val="28"/>
+          <w:lang w:val="en-US"/>
+        </w:rPr>
+        <w:t>e.get</w:t>
+      </w:r>
+      <w:proofErr w:type="spellEnd"/>
+      <w:r>
+        <w:rPr>
+          <w:rFonts w:ascii="Times New Roman" w:hAnsi="Times New Roman" w:cs="Times New Roman"/>
+          <w:color w:val="000000" w:themeColor="text1"/>
+          <w:sz w:val="28"/>
+          <w:szCs w:val="28"/>
+          <w:lang w:val="en-US"/>
+        </w:rPr>
+        <w:t xml:space="preserve">(qn("w:id")) == </w:t>
+      </w:r>
+      <w:proofErr w:type="spellStart"/>
+      <w:r>
+        <w:rPr>
+          <w:rFonts w:ascii="Times New Roman" w:hAnsi="Times New Roman" w:cs="Times New Roman"/>
+          <w:color w:val="000000" w:themeColor="text1"/>
+          <w:sz w:val="28"/>
+          <w:szCs w:val="28"/>
+          <w:lang w:val="en-US"/>
+        </w:rPr>
+        <w:t>nomer</w:t>
+      </w:r>
+      <w:proofErr w:type="spellEnd"/>
+      <w:r>
+        <w:rPr>
+          <w:rFonts w:ascii="Times New Roman" w:hAnsi="Times New Roman" w:cs="Times New Roman"/>
+          <w:color w:val="000000" w:themeColor="text1"/>
+          <w:sz w:val="28"/>
+          <w:szCs w:val="28"/>
+          <w:lang w:val="en-US"/>
+        </w:rPr>
+        <w:t>:</w:t>
+      </w:r>
+    </w:p>
+    <w:p>
+      <w:pPr>
+        <w:rPr>
+          <w:rFonts w:ascii="Times New Roman" w:hAnsi="Times New Roman" w:cs="Times New Roman"/>
+          <w:color w:val="000000" w:themeColor="text1"/>
+          <w:sz w:val="28"/>
+          <w:szCs w:val="28"/>
+          <w:lang w:val="en-US"/>
+        </w:rPr>
+      </w:pPr>
+      <w:r>
+        <w:rPr>
+          <w:rFonts w:ascii="Times New Roman" w:hAnsi="Times New Roman" w:cs="Times New Roman"/>
+          <w:color w:val="000000" w:themeColor="text1"/>
+          <w:sz w:val="28"/>
+          <w:szCs w:val="28"/>
+          <w:lang w:val="en-US"/>
+        </w:rPr>
+        <w:t xml:space="preserve">                    </w:t>
+      </w:r>
+      <w:proofErr w:type="spellStart"/>
+      <w:r>
+        <w:rPr>
+          <w:rFonts w:ascii="Times New Roman" w:hAnsi="Times New Roman" w:cs="Times New Roman"/>
+          <w:color w:val="000000" w:themeColor="text1"/>
+          <w:sz w:val="28"/>
+          <w:szCs w:val="28"/>
+          <w:lang w:val="en-US"/>
+        </w:rPr>
+        <w:t>konec</w:t>
+      </w:r>
+      <w:proofErr w:type="spellEnd"/>
+      <w:r>
+        <w:rPr>
+          <w:rFonts w:ascii="Times New Roman" w:hAnsi="Times New Roman" w:cs="Times New Roman"/>
+          <w:color w:val="000000" w:themeColor="text1"/>
+          <w:sz w:val="28"/>
+          <w:szCs w:val="28"/>
+          <w:lang w:val="en-US"/>
+        </w:rPr>
+        <w:t xml:space="preserve"> = e</w:t>
+      </w:r>
+    </w:p>
+    <w:p>
+      <w:pPr>
+        <w:rPr>
+          <w:rFonts w:ascii="Times New Roman" w:hAnsi="Times New Roman" w:cs="Times New Roman"/>
+          <w:color w:val="000000" w:themeColor="text1"/>
+          <w:sz w:val="28"/>
+          <w:szCs w:val="28"/>
+          <w:lang w:val="en-US"/>
+        </w:rPr>
+      </w:pPr>
+      <w:r>
+        <w:rPr>
+          <w:rFonts w:ascii="Times New Roman" w:hAnsi="Times New Roman" w:cs="Times New Roman"/>
+          <w:color w:val="000000" w:themeColor="text1"/>
+          <w:sz w:val="28"/>
+          <w:szCs w:val="28"/>
+          <w:lang w:val="en-US"/>
+        </w:rPr>
+        <w:t xml:space="preserve">                    break</w:t>
+      </w:r>
+    </w:p>
+    <w:p>
+      <w:pPr>
+        <w:rPr>
+          <w:rFonts w:ascii="Times New Roman" w:hAnsi="Times New Roman" w:cs="Times New Roman"/>
+          <w:color w:val="000000" w:themeColor="text1"/>
+          <w:sz w:val="28"/>
+          <w:szCs w:val="28"/>
+          <w:lang w:val="en-US"/>
+        </w:rPr>
+      </w:pPr>
+      <w:r>
+        <w:rPr>
+          <w:rFonts w:ascii="Times New Roman" w:hAnsi="Times New Roman" w:cs="Times New Roman"/>
+          <w:color w:val="000000" w:themeColor="text1"/>
+          <w:sz w:val="28"/>
+          <w:szCs w:val="28"/>
+          <w:lang w:val="en-US"/>
+        </w:rPr>
+        <w:t xml:space="preserve">            </w:t>
+      </w:r>
+      <w:proofErr w:type="spellStart"/>
+      <w:r>
+        <w:rPr>
+          <w:rFonts w:ascii="Times New Roman" w:hAnsi="Times New Roman" w:cs="Times New Roman"/>
+          <w:color w:val="000000" w:themeColor="text1"/>
+          <w:sz w:val="28"/>
+          <w:szCs w:val="28"/>
+          <w:lang w:val="en-US"/>
+        </w:rPr>
+        <w:t>uzel</w:t>
+      </w:r>
+      <w:proofErr w:type="spellEnd"/>
+      <w:r>
+        <w:rPr>
+          <w:rFonts w:ascii="Times New Roman" w:hAnsi="Times New Roman" w:cs="Times New Roman"/>
+          <w:color w:val="000000" w:themeColor="text1"/>
+          <w:sz w:val="28"/>
+          <w:szCs w:val="28"/>
+          <w:lang w:val="en-US"/>
+        </w:rPr>
+        <w:t xml:space="preserve"> = </w:t>
+      </w:r>
+      <w:proofErr w:type="spellStart"/>
+      <w:proofErr w:type="gramStart"/>
+      <w:r>
+        <w:rPr>
+          <w:rFonts w:ascii="Times New Roman" w:hAnsi="Times New Roman" w:cs="Times New Roman"/>
+          <w:color w:val="000000" w:themeColor="text1"/>
+          <w:sz w:val="28"/>
+          <w:szCs w:val="28"/>
+          <w:lang w:val="en-US"/>
+        </w:rPr>
+        <w:t>nachalo.getnext</w:t>
+      </w:r>
+      <w:proofErr w:type="spellEnd"/>
+      <w:proofErr w:type="gramEnd"/>
+      <w:r>
+        <w:rPr>
+          <w:rFonts w:ascii="Times New Roman" w:hAnsi="Times New Roman" w:cs="Times New Roman"/>
+          <w:color w:val="000000" w:themeColor="text1"/>
+          <w:sz w:val="28"/>
+          <w:szCs w:val="28"/>
+          <w:lang w:val="en-US"/>
+        </w:rPr>
+        <w:t>()</w:t>
+      </w:r>
+    </w:p>
+    <w:p>
+      <w:pPr>
+        <w:rPr>
+          <w:rFonts w:ascii="Times New Roman" w:hAnsi="Times New Roman" w:cs="Times New Roman"/>
+          <w:color w:val="000000" w:themeColor="text1"/>
+          <w:sz w:val="28"/>
+          <w:szCs w:val="28"/>
+          <w:lang w:val="en-US"/>
+        </w:rPr>
+      </w:pPr>
+      <w:r>
+        <w:rPr>
+          <w:rFonts w:ascii="Times New Roman" w:hAnsi="Times New Roman" w:cs="Times New Roman"/>
+          <w:color w:val="000000" w:themeColor="text1"/>
+          <w:sz w:val="28"/>
+          <w:szCs w:val="28"/>
+          <w:lang w:val="en-US"/>
+        </w:rPr>
+        <w:t xml:space="preserve">            while </w:t>
+      </w:r>
+      <w:proofErr w:type="spellStart"/>
+      <w:r>
+        <w:rPr>
+          <w:rFonts w:ascii="Times New Roman" w:hAnsi="Times New Roman" w:cs="Times New Roman"/>
+          <w:color w:val="000000" w:themeColor="text1"/>
+          <w:sz w:val="28"/>
+          <w:szCs w:val="28"/>
+          <w:lang w:val="en-US"/>
+        </w:rPr>
+        <w:t>uzel</w:t>
+      </w:r>
+      <w:proofErr w:type="spellEnd"/>
+      <w:r>
+        <w:rPr>
+          <w:rFonts w:ascii="Times New Roman" w:hAnsi="Times New Roman" w:cs="Times New Roman"/>
+          <w:color w:val="000000" w:themeColor="text1"/>
+          <w:sz w:val="28"/>
+          <w:szCs w:val="28"/>
+          <w:lang w:val="en-US"/>
+        </w:rPr>
+        <w:t xml:space="preserve"> is not None and </w:t>
+      </w:r>
+      <w:proofErr w:type="spellStart"/>
+      <w:r>
+        <w:rPr>
+          <w:rFonts w:ascii="Times New Roman" w:hAnsi="Times New Roman" w:cs="Times New Roman"/>
+          <w:color w:val="000000" w:themeColor="text1"/>
+          <w:sz w:val="28"/>
+          <w:szCs w:val="28"/>
+          <w:lang w:val="en-US"/>
+        </w:rPr>
+        <w:t>uzel</w:t>
+      </w:r>
+      <w:proofErr w:type="spellEnd"/>
+      <w:r>
+        <w:rPr>
+          <w:rFonts w:ascii="Times New Roman" w:hAnsi="Times New Roman" w:cs="Times New Roman"/>
+          <w:color w:val="000000" w:themeColor="text1"/>
+          <w:sz w:val="28"/>
+          <w:szCs w:val="28"/>
+          <w:lang w:val="en-US"/>
+        </w:rPr>
+        <w:t xml:space="preserve"> is not </w:t>
+      </w:r>
+      <w:proofErr w:type="spellStart"/>
+      <w:r>
+        <w:rPr>
+          <w:rFonts w:ascii="Times New Roman" w:hAnsi="Times New Roman" w:cs="Times New Roman"/>
+          <w:color w:val="000000" w:themeColor="text1"/>
+          <w:sz w:val="28"/>
+          <w:szCs w:val="28"/>
+          <w:lang w:val="en-US"/>
+        </w:rPr>
+        <w:t>konec</w:t>
+      </w:r>
+      <w:proofErr w:type="spellEnd"/>
+      <w:r>
+        <w:rPr>
+          <w:rFonts w:ascii="Times New Roman" w:hAnsi="Times New Roman" w:cs="Times New Roman"/>
+          <w:color w:val="000000" w:themeColor="text1"/>
+          <w:sz w:val="28"/>
+          <w:szCs w:val="28"/>
+          <w:lang w:val="en-US"/>
+        </w:rPr>
+        <w:t>:</w:t>
+      </w:r>
+    </w:p>
+    <w:p>
+      <w:pPr>
+        <w:rPr>
+          <w:rFonts w:ascii="Times New Roman" w:hAnsi="Times New Roman" w:cs="Times New Roman"/>
+          <w:color w:val="000000" w:themeColor="text1"/>
+          <w:sz w:val="28"/>
+          <w:szCs w:val="28"/>
+          <w:lang w:val="en-US"/>
+        </w:rPr>
+      </w:pPr>
+      <w:r>
+        <w:rPr>
+          <w:rFonts w:ascii="Times New Roman" w:hAnsi="Times New Roman" w:cs="Times New Roman"/>
+          <w:color w:val="000000" w:themeColor="text1"/>
+          <w:sz w:val="28"/>
+          <w:szCs w:val="28"/>
+          <w:lang w:val="en-US"/>
+        </w:rPr>
+        <w:t xml:space="preserve">                </w:t>
+      </w:r>
+      <w:proofErr w:type="spellStart"/>
+      <w:r>
+        <w:rPr>
+          <w:rFonts w:ascii="Times New Roman" w:hAnsi="Times New Roman" w:cs="Times New Roman"/>
+          <w:color w:val="000000" w:themeColor="text1"/>
+          <w:sz w:val="28"/>
+          <w:szCs w:val="28"/>
+          <w:lang w:val="en-US"/>
+        </w:rPr>
+        <w:t>sleduyushchiy</w:t>
+      </w:r>
+      <w:proofErr w:type="spellEnd"/>
+      <w:r>
+        <w:rPr>
+          <w:rFonts w:ascii="Times New Roman" w:hAnsi="Times New Roman" w:cs="Times New Roman"/>
+          <w:color w:val="000000" w:themeColor="text1"/>
+          <w:sz w:val="28"/>
+          <w:szCs w:val="28"/>
+          <w:lang w:val="en-US"/>
+        </w:rPr>
+        <w:t xml:space="preserve"> = </w:t>
+      </w:r>
+      <w:proofErr w:type="spellStart"/>
+      <w:proofErr w:type="gramStart"/>
+      <w:r>
+        <w:rPr>
+          <w:rFonts w:ascii="Times New Roman" w:hAnsi="Times New Roman" w:cs="Times New Roman"/>
+          <w:color w:val="000000" w:themeColor="text1"/>
+          <w:sz w:val="28"/>
+          <w:szCs w:val="28"/>
+          <w:lang w:val="en-US"/>
+        </w:rPr>
+        <w:t>uzel.getnext</w:t>
+      </w:r>
+      <w:proofErr w:type="spellEnd"/>
+      <w:proofErr w:type="gramEnd"/>
+      <w:r>
+        <w:rPr>
+          <w:rFonts w:ascii="Times New Roman" w:hAnsi="Times New Roman" w:cs="Times New Roman"/>
+          <w:color w:val="000000" w:themeColor="text1"/>
+          <w:sz w:val="28"/>
+          <w:szCs w:val="28"/>
+          <w:lang w:val="en-US"/>
+        </w:rPr>
+        <w:t>()</w:t>
+      </w:r>
+    </w:p>
+    <w:p>
+      <w:pPr>
+        <w:rPr>
+          <w:rFonts w:ascii="Times New Roman" w:hAnsi="Times New Roman" w:cs="Times New Roman"/>
+          <w:color w:val="000000" w:themeColor="text1"/>
+          <w:sz w:val="28"/>
+          <w:szCs w:val="28"/>
+          <w:lang w:val="en-US"/>
+        </w:rPr>
+      </w:pPr>
+      <w:r>
+        <w:rPr>
+          <w:rFonts w:ascii="Times New Roman" w:hAnsi="Times New Roman" w:cs="Times New Roman"/>
+          <w:color w:val="000000" w:themeColor="text1"/>
+          <w:sz w:val="28"/>
+          <w:szCs w:val="28"/>
+          <w:lang w:val="en-US"/>
+        </w:rPr>
+        <w:t xml:space="preserve">                if </w:t>
+      </w:r>
+      <w:proofErr w:type="spellStart"/>
+      <w:r>
+        <w:rPr>
+          <w:rFonts w:ascii="Times New Roman" w:hAnsi="Times New Roman" w:cs="Times New Roman"/>
+          <w:color w:val="000000" w:themeColor="text1"/>
+          <w:sz w:val="28"/>
+          <w:szCs w:val="28"/>
+          <w:lang w:val="en-US"/>
+        </w:rPr>
+        <w:t>uzel.tag</w:t>
+      </w:r>
+      <w:proofErr w:type="spellEnd"/>
+      <w:r>
+        <w:rPr>
+          <w:rFonts w:ascii="Times New Roman" w:hAnsi="Times New Roman" w:cs="Times New Roman"/>
+          <w:color w:val="000000" w:themeColor="text1"/>
+          <w:sz w:val="28"/>
+          <w:szCs w:val="28"/>
+          <w:lang w:val="en-US"/>
+        </w:rPr>
+        <w:t xml:space="preserve"> == qn("</w:t>
+      </w:r>
+      <w:proofErr w:type="gramStart"/>
+      <w:r>
+        <w:rPr>
+          <w:rFonts w:ascii="Times New Roman" w:hAnsi="Times New Roman" w:cs="Times New Roman"/>
+          <w:color w:val="000000" w:themeColor="text1"/>
+          <w:sz w:val="28"/>
+          <w:szCs w:val="28"/>
+          <w:lang w:val="en-US"/>
+        </w:rPr>
+        <w:t>w:r</w:t>
+      </w:r>
+      <w:proofErr w:type="gramEnd"/>
+      <w:r>
+        <w:rPr>
+          <w:rFonts w:ascii="Times New Roman" w:hAnsi="Times New Roman" w:cs="Times New Roman"/>
+          <w:color w:val="000000" w:themeColor="text1"/>
+          <w:sz w:val="28"/>
+          <w:szCs w:val="28"/>
+          <w:lang w:val="en-US"/>
+        </w:rPr>
+        <w:t>"):</w:t>
+      </w:r>
+    </w:p>
+    <w:p>
+      <w:pPr>
+        <w:rPr>
+          <w:rFonts w:ascii="Times New Roman" w:hAnsi="Times New Roman" w:cs="Times New Roman"/>
+          <w:color w:val="000000" w:themeColor="text1"/>
+          <w:sz w:val="28"/>
+          <w:szCs w:val="28"/>
+          <w:lang w:val="en-US"/>
+        </w:rPr>
+      </w:pPr>
+      <w:r>
+        <w:rPr>
+          <w:rFonts w:ascii="Times New Roman" w:hAnsi="Times New Roman" w:cs="Times New Roman"/>
+          <w:color w:val="000000" w:themeColor="text1"/>
+          <w:sz w:val="28"/>
+          <w:szCs w:val="28"/>
+          <w:lang w:val="en-US"/>
+        </w:rPr>
+        <w:t xml:space="preserve">                    </w:t>
+      </w:r>
+      <w:proofErr w:type="spellStart"/>
+      <w:proofErr w:type="gramStart"/>
+      <w:r>
+        <w:rPr>
+          <w:rFonts w:ascii="Times New Roman" w:hAnsi="Times New Roman" w:cs="Times New Roman"/>
+          <w:color w:val="000000" w:themeColor="text1"/>
+          <w:sz w:val="28"/>
+          <w:szCs w:val="28"/>
+          <w:lang w:val="en-US"/>
+        </w:rPr>
+        <w:t>roditel.remove</w:t>
+      </w:r>
+      <w:proofErr w:type="spellEnd"/>
+      <w:proofErr w:type="gramEnd"/>
       <w:r>
         <w:rPr>
           <w:rFonts w:ascii="Times New Roman" w:hAnsi="Times New Roman" w:cs="Times New Roman"/>
@@ -50272,6 +50515,137 @@
         </w:rPr>
         <w:t>(</w:t>
       </w:r>
+      <w:proofErr w:type="spellStart"/>
+      <w:r>
+        <w:rPr>
+          <w:rFonts w:ascii="Times New Roman" w:hAnsi="Times New Roman" w:cs="Times New Roman"/>
+          <w:color w:val="000000" w:themeColor="text1"/>
+          <w:sz w:val="28"/>
+          <w:szCs w:val="28"/>
+          <w:lang w:val="en-US"/>
+        </w:rPr>
+        <w:t>uzel</w:t>
+      </w:r>
+      <w:proofErr w:type="spellEnd"/>
+      <w:r>
+        <w:rPr>
+          <w:rFonts w:ascii="Times New Roman" w:hAnsi="Times New Roman" w:cs="Times New Roman"/>
+          <w:color w:val="000000" w:themeColor="text1"/>
+          <w:sz w:val="28"/>
+          <w:szCs w:val="28"/>
+          <w:lang w:val="en-US"/>
+        </w:rPr>
+        <w:t>)</w:t>
+      </w:r>
+    </w:p>
+    <w:p>
+      <w:pPr>
+        <w:rPr>
+          <w:rFonts w:ascii="Times New Roman" w:hAnsi="Times New Roman" w:cs="Times New Roman"/>
+          <w:color w:val="000000" w:themeColor="text1"/>
+          <w:sz w:val="28"/>
+          <w:szCs w:val="28"/>
+          <w:lang w:val="en-US"/>
+        </w:rPr>
+      </w:pPr>
+      <w:r>
+        <w:rPr>
+          <w:rFonts w:ascii="Times New Roman" w:hAnsi="Times New Roman" w:cs="Times New Roman"/>
+          <w:color w:val="000000" w:themeColor="text1"/>
+          <w:sz w:val="28"/>
+          <w:szCs w:val="28"/>
+          <w:lang w:val="en-US"/>
+        </w:rPr>
+        <w:t xml:space="preserve">                </w:t>
+      </w:r>
+      <w:proofErr w:type="spellStart"/>
+      <w:r>
+        <w:rPr>
+          <w:rFonts w:ascii="Times New Roman" w:hAnsi="Times New Roman" w:cs="Times New Roman"/>
+          <w:color w:val="000000" w:themeColor="text1"/>
+          <w:sz w:val="28"/>
+          <w:szCs w:val="28"/>
+          <w:lang w:val="en-US"/>
+        </w:rPr>
+        <w:t>uzel</w:t>
+      </w:r>
+      <w:proofErr w:type="spellEnd"/>
+      <w:r>
+        <w:rPr>
+          <w:rFonts w:ascii="Times New Roman" w:hAnsi="Times New Roman" w:cs="Times New Roman"/>
+          <w:color w:val="000000" w:themeColor="text1"/>
+          <w:sz w:val="28"/>
+          <w:szCs w:val="28"/>
+          <w:lang w:val="en-US"/>
+        </w:rPr>
+        <w:t xml:space="preserve"> = </w:t>
+      </w:r>
+      <w:proofErr w:type="spellStart"/>
+      <w:r>
+        <w:rPr>
+          <w:rFonts w:ascii="Times New Roman" w:hAnsi="Times New Roman" w:cs="Times New Roman"/>
+          <w:color w:val="000000" w:themeColor="text1"/>
+          <w:sz w:val="28"/>
+          <w:szCs w:val="28"/>
+          <w:lang w:val="en-US"/>
+        </w:rPr>
+        <w:t>sleduyushchiy</w:t>
+      </w:r>
+      <w:proofErr w:type="spellEnd"/>
+    </w:p>
+    <w:p>
+      <w:pPr>
+        <w:rPr>
+          <w:rFonts w:ascii="Times New Roman" w:hAnsi="Times New Roman" w:cs="Times New Roman"/>
+          <w:color w:val="000000" w:themeColor="text1"/>
+          <w:sz w:val="28"/>
+          <w:szCs w:val="28"/>
+          <w:lang w:val="en-US"/>
+        </w:rPr>
+      </w:pPr>
+      <w:r>
+        <w:rPr>
+          <w:rFonts w:ascii="Times New Roman" w:hAnsi="Times New Roman" w:cs="Times New Roman"/>
+          <w:color w:val="000000" w:themeColor="text1"/>
+          <w:sz w:val="28"/>
+          <w:szCs w:val="28"/>
+          <w:lang w:val="en-US"/>
+        </w:rPr>
+        <w:t xml:space="preserve">            run = </w:t>
+      </w:r>
+      <w:proofErr w:type="spellStart"/>
+      <w:r>
+        <w:rPr>
+          <w:rFonts w:ascii="Times New Roman" w:hAnsi="Times New Roman" w:cs="Times New Roman"/>
+          <w:color w:val="000000" w:themeColor="text1"/>
+          <w:sz w:val="28"/>
+          <w:szCs w:val="28"/>
+          <w:lang w:val="en-US"/>
+        </w:rPr>
+        <w:t>OxmlElement</w:t>
+      </w:r>
+      <w:proofErr w:type="spellEnd"/>
+      <w:r>
+        <w:rPr>
+          <w:rFonts w:ascii="Times New Roman" w:hAnsi="Times New Roman" w:cs="Times New Roman"/>
+          <w:color w:val="000000" w:themeColor="text1"/>
+          <w:sz w:val="28"/>
+          <w:szCs w:val="28"/>
+          <w:lang w:val="en-US"/>
+        </w:rPr>
+        <w:t>("</w:t>
+      </w:r>
+      <w:proofErr w:type="gramStart"/>
+      <w:r>
+        <w:rPr>
+          <w:rFonts w:ascii="Times New Roman" w:hAnsi="Times New Roman" w:cs="Times New Roman"/>
+          <w:color w:val="000000" w:themeColor="text1"/>
+          <w:sz w:val="28"/>
+          <w:szCs w:val="28"/>
+          <w:lang w:val="en-US"/>
+        </w:rPr>
+        <w:t>w:r</w:t>
+      </w:r>
       <w:proofErr w:type="gramEnd"/>
       <w:r>
         <w:rPr>
@@ -50281,96 +50655,73 @@
           <w:szCs w:val="28"/>
           <w:lang w:val="en-US"/>
         </w:rPr>
-        <w:t xml:space="preserve">doc, </w:t>
-      </w:r>
-      <w:proofErr w:type="spellStart"/>
-      <w:r>
-        <w:rPr>
-          <w:rFonts w:ascii="Times New Roman" w:hAnsi="Times New Roman" w:cs="Times New Roman"/>
-          <w:color w:val="000000" w:themeColor="text1"/>
-          <w:sz w:val="28"/>
-          <w:szCs w:val="28"/>
-          <w:lang w:val="en-US"/>
-        </w:rPr>
-        <w:t>imya_zakladki</w:t>
-      </w:r>
-      <w:proofErr w:type="spellEnd"/>
-      <w:r>
-        <w:rPr>
-          <w:rFonts w:ascii="Times New Roman" w:hAnsi="Times New Roman" w:cs="Times New Roman"/>
-          <w:color w:val="000000" w:themeColor="text1"/>
-          <w:sz w:val="28"/>
-          <w:szCs w:val="28"/>
-          <w:lang w:val="en-US"/>
-        </w:rPr>
-        <w:t xml:space="preserve">, </w:t>
-      </w:r>
-      <w:proofErr w:type="spellStart"/>
-      <w:r>
-        <w:rPr>
-          <w:rFonts w:ascii="Times New Roman" w:hAnsi="Times New Roman" w:cs="Times New Roman"/>
-          <w:color w:val="000000" w:themeColor="text1"/>
-          <w:sz w:val="28"/>
-          <w:szCs w:val="28"/>
-          <w:lang w:val="en-US"/>
-        </w:rPr>
-        <w:t>tekst</w:t>
-      </w:r>
-      <w:proofErr w:type="spellEnd"/>
-      <w:r>
-        <w:rPr>
-          <w:rFonts w:ascii="Times New Roman" w:hAnsi="Times New Roman" w:cs="Times New Roman"/>
-          <w:color w:val="000000" w:themeColor="text1"/>
-          <w:sz w:val="28"/>
-          <w:szCs w:val="28"/>
-          <w:lang w:val="en-US"/>
-        </w:rPr>
-        <w:t>):</w:t>
-      </w:r>
-    </w:p>
-    <w:p>
-      <w:pPr>
-        <w:rPr>
-          <w:rFonts w:ascii="Times New Roman" w:hAnsi="Times New Roman" w:cs="Times New Roman"/>
-          <w:color w:val="000000" w:themeColor="text1"/>
-          <w:sz w:val="28"/>
-          <w:szCs w:val="28"/>
-          <w:lang w:val="en-US"/>
-        </w:rPr>
-      </w:pPr>
-      <w:r>
-        <w:rPr>
-          <w:rFonts w:ascii="Times New Roman" w:hAnsi="Times New Roman" w:cs="Times New Roman"/>
-          <w:color w:val="000000" w:themeColor="text1"/>
-          <w:sz w:val="28"/>
-          <w:szCs w:val="28"/>
-          <w:lang w:val="en-US"/>
-        </w:rPr>
-        <w:t xml:space="preserve">    for </w:t>
-      </w:r>
-      <w:proofErr w:type="spellStart"/>
-      <w:r>
-        <w:rPr>
-          <w:rFonts w:ascii="Times New Roman" w:hAnsi="Times New Roman" w:cs="Times New Roman"/>
-          <w:color w:val="000000" w:themeColor="text1"/>
-          <w:sz w:val="28"/>
-          <w:szCs w:val="28"/>
-          <w:lang w:val="en-US"/>
-        </w:rPr>
-        <w:t>nachalo</w:t>
-      </w:r>
-      <w:proofErr w:type="spellEnd"/>
-      <w:r>
-        <w:rPr>
-          <w:rFonts w:ascii="Times New Roman" w:hAnsi="Times New Roman" w:cs="Times New Roman"/>
-          <w:color w:val="000000" w:themeColor="text1"/>
-          <w:sz w:val="28"/>
-          <w:szCs w:val="28"/>
-          <w:lang w:val="en-US"/>
-        </w:rPr>
-        <w:t xml:space="preserve"> in </w:t>
-      </w:r>
-      <w:proofErr w:type="spellStart"/>
+        <w:t>")</w:t>
+      </w:r>
+    </w:p>
+    <w:p>
+      <w:pPr>
+        <w:rPr>
+          <w:rFonts w:ascii="Times New Roman" w:hAnsi="Times New Roman" w:cs="Times New Roman"/>
+          <w:color w:val="000000" w:themeColor="text1"/>
+          <w:sz w:val="28"/>
+          <w:szCs w:val="28"/>
+          <w:lang w:val="en-US"/>
+        </w:rPr>
+      </w:pPr>
+      <w:r>
+        <w:rPr>
+          <w:rFonts w:ascii="Times New Roman" w:hAnsi="Times New Roman" w:cs="Times New Roman"/>
+          <w:color w:val="000000" w:themeColor="text1"/>
+          <w:sz w:val="28"/>
+          <w:szCs w:val="28"/>
+          <w:lang w:val="en-US"/>
+        </w:rPr>
+        <w:t xml:space="preserve">            </w:t>
+      </w:r>
+      <w:proofErr w:type="spellStart"/>
+      <w:r>
+        <w:rPr>
+          <w:rFonts w:ascii="Times New Roman" w:hAnsi="Times New Roman" w:cs="Times New Roman"/>
+          <w:color w:val="000000" w:themeColor="text1"/>
+          <w:sz w:val="28"/>
+          <w:szCs w:val="28"/>
+          <w:lang w:val="en-US"/>
+        </w:rPr>
+        <w:t>rpr</w:t>
+      </w:r>
+      <w:proofErr w:type="spellEnd"/>
+      <w:r>
+        <w:rPr>
+          <w:rFonts w:ascii="Times New Roman" w:hAnsi="Times New Roman" w:cs="Times New Roman"/>
+          <w:color w:val="000000" w:themeColor="text1"/>
+          <w:sz w:val="28"/>
+          <w:szCs w:val="28"/>
+          <w:lang w:val="en-US"/>
+        </w:rPr>
+        <w:t xml:space="preserve"> = </w:t>
+      </w:r>
+      <w:proofErr w:type="spellStart"/>
+      <w:r>
+        <w:rPr>
+          <w:rFonts w:ascii="Times New Roman" w:hAnsi="Times New Roman" w:cs="Times New Roman"/>
+          <w:color w:val="000000" w:themeColor="text1"/>
+          <w:sz w:val="28"/>
+          <w:szCs w:val="28"/>
+          <w:lang w:val="en-US"/>
+        </w:rPr>
+        <w:t>OxmlElement</w:t>
+      </w:r>
+      <w:proofErr w:type="spellEnd"/>
+      <w:r>
+        <w:rPr>
+          <w:rFonts w:ascii="Times New Roman" w:hAnsi="Times New Roman" w:cs="Times New Roman"/>
+          <w:color w:val="000000" w:themeColor="text1"/>
+          <w:sz w:val="28"/>
+          <w:szCs w:val="28"/>
+          <w:lang w:val="en-US"/>
+        </w:rPr>
+        <w:t>("</w:t>
+      </w:r>
       <w:proofErr w:type="gramStart"/>
       <w:r>
         <w:rPr>
@@ -50380,1113 +50731,8 @@
           <w:szCs w:val="28"/>
           <w:lang w:val="en-US"/>
         </w:rPr>
-        <w:t>doc.element</w:t>
-      </w:r>
-      <w:proofErr w:type="gramEnd"/>
-      <w:r>
-        <w:rPr>
-          <w:rFonts w:ascii="Times New Roman" w:hAnsi="Times New Roman" w:cs="Times New Roman"/>
-          <w:color w:val="000000" w:themeColor="text1"/>
-          <w:sz w:val="28"/>
-          <w:szCs w:val="28"/>
-          <w:lang w:val="en-US"/>
-        </w:rPr>
-        <w:t>.iter</w:t>
-      </w:r>
-      <w:proofErr w:type="spellEnd"/>
-      <w:r>
-        <w:rPr>
-          <w:rFonts w:ascii="Times New Roman" w:hAnsi="Times New Roman" w:cs="Times New Roman"/>
-          <w:color w:val="000000" w:themeColor="text1"/>
-          <w:sz w:val="28"/>
-          <w:szCs w:val="28"/>
-          <w:lang w:val="en-US"/>
-        </w:rPr>
-        <w:t>(qn("</w:t>
-      </w:r>
-      <w:proofErr w:type="spellStart"/>
-      <w:proofErr w:type="gramStart"/>
-      <w:r>
-        <w:rPr>
-          <w:rFonts w:ascii="Times New Roman" w:hAnsi="Times New Roman" w:cs="Times New Roman"/>
-          <w:color w:val="000000" w:themeColor="text1"/>
-          <w:sz w:val="28"/>
-          <w:szCs w:val="28"/>
-          <w:lang w:val="en-US"/>
-        </w:rPr>
-        <w:t>w:bookmarkStart</w:t>
-      </w:r>
-      <w:proofErr w:type="spellEnd"/>
-      <w:proofErr w:type="gramEnd"/>
-      <w:r>
-        <w:rPr>
-          <w:rFonts w:ascii="Times New Roman" w:hAnsi="Times New Roman" w:cs="Times New Roman"/>
-          <w:color w:val="000000" w:themeColor="text1"/>
-          <w:sz w:val="28"/>
-          <w:szCs w:val="28"/>
-          <w:lang w:val="en-US"/>
-        </w:rPr>
-        <w:t>")):</w:t>
-      </w:r>
-    </w:p>
-    <w:p>
-      <w:pPr>
-        <w:rPr>
-          <w:rFonts w:ascii="Times New Roman" w:hAnsi="Times New Roman" w:cs="Times New Roman"/>
-          <w:color w:val="000000" w:themeColor="text1"/>
-          <w:sz w:val="28"/>
-          <w:szCs w:val="28"/>
-          <w:lang w:val="en-US"/>
-        </w:rPr>
-      </w:pPr>
-      <w:r>
-        <w:rPr>
-          <w:rFonts w:ascii="Times New Roman" w:hAnsi="Times New Roman" w:cs="Times New Roman"/>
-          <w:color w:val="000000" w:themeColor="text1"/>
-          <w:sz w:val="28"/>
-          <w:szCs w:val="28"/>
-          <w:lang w:val="en-US"/>
-        </w:rPr>
-        <w:t xml:space="preserve">        if </w:t>
-      </w:r>
-      <w:proofErr w:type="spellStart"/>
-      <w:r>
-        <w:rPr>
-          <w:rFonts w:ascii="Times New Roman" w:hAnsi="Times New Roman" w:cs="Times New Roman"/>
-          <w:color w:val="000000" w:themeColor="text1"/>
-          <w:sz w:val="28"/>
-          <w:szCs w:val="28"/>
-          <w:lang w:val="en-US"/>
-        </w:rPr>
-        <w:t>nachalo.get</w:t>
-      </w:r>
-      <w:proofErr w:type="spellEnd"/>
-      <w:r>
-        <w:rPr>
-          <w:rFonts w:ascii="Times New Roman" w:hAnsi="Times New Roman" w:cs="Times New Roman"/>
-          <w:color w:val="000000" w:themeColor="text1"/>
-          <w:sz w:val="28"/>
-          <w:szCs w:val="28"/>
-          <w:lang w:val="en-US"/>
-        </w:rPr>
-        <w:t>(qn("</w:t>
-      </w:r>
-      <w:proofErr w:type="spellStart"/>
-      <w:r>
-        <w:rPr>
-          <w:rFonts w:ascii="Times New Roman" w:hAnsi="Times New Roman" w:cs="Times New Roman"/>
-          <w:color w:val="000000" w:themeColor="text1"/>
-          <w:sz w:val="28"/>
-          <w:szCs w:val="28"/>
-          <w:lang w:val="en-US"/>
-        </w:rPr>
-        <w:t>w:name</w:t>
-      </w:r>
-      <w:proofErr w:type="spellEnd"/>
-      <w:r>
-        <w:rPr>
-          <w:rFonts w:ascii="Times New Roman" w:hAnsi="Times New Roman" w:cs="Times New Roman"/>
-          <w:color w:val="000000" w:themeColor="text1"/>
-          <w:sz w:val="28"/>
-          <w:szCs w:val="28"/>
-          <w:lang w:val="en-US"/>
-        </w:rPr>
-        <w:t xml:space="preserve">")) == </w:t>
-      </w:r>
-      <w:proofErr w:type="spellStart"/>
-      <w:r>
-        <w:rPr>
-          <w:rFonts w:ascii="Times New Roman" w:hAnsi="Times New Roman" w:cs="Times New Roman"/>
-          <w:color w:val="000000" w:themeColor="text1"/>
-          <w:sz w:val="28"/>
-          <w:szCs w:val="28"/>
-          <w:lang w:val="en-US"/>
-        </w:rPr>
-        <w:t>imya_zakladki</w:t>
-      </w:r>
-      <w:proofErr w:type="spellEnd"/>
-      <w:r>
-        <w:rPr>
-          <w:rFonts w:ascii="Times New Roman" w:hAnsi="Times New Roman" w:cs="Times New Roman"/>
-          <w:color w:val="000000" w:themeColor="text1"/>
-          <w:sz w:val="28"/>
-          <w:szCs w:val="28"/>
-          <w:lang w:val="en-US"/>
-        </w:rPr>
-        <w:t>:</w:t>
-      </w:r>
-    </w:p>
-    <w:p>
-      <w:pPr>
-        <w:rPr>
-          <w:rFonts w:ascii="Times New Roman" w:hAnsi="Times New Roman" w:cs="Times New Roman"/>
-          <w:color w:val="000000" w:themeColor="text1"/>
-          <w:sz w:val="28"/>
-          <w:szCs w:val="28"/>
-          <w:lang w:val="en-US"/>
-        </w:rPr>
-      </w:pPr>
-      <w:r>
-        <w:rPr>
-          <w:rFonts w:ascii="Times New Roman" w:hAnsi="Times New Roman" w:cs="Times New Roman"/>
-          <w:color w:val="000000" w:themeColor="text1"/>
-          <w:sz w:val="28"/>
-          <w:szCs w:val="28"/>
-          <w:lang w:val="en-US"/>
-        </w:rPr>
-        <w:t xml:space="preserve">            </w:t>
-      </w:r>
-      <w:proofErr w:type="spellStart"/>
-      <w:r>
-        <w:rPr>
-          <w:rFonts w:ascii="Times New Roman" w:hAnsi="Times New Roman" w:cs="Times New Roman"/>
-          <w:color w:val="000000" w:themeColor="text1"/>
-          <w:sz w:val="28"/>
-          <w:szCs w:val="28"/>
-          <w:lang w:val="en-US"/>
-        </w:rPr>
-        <w:t>roditel</w:t>
-      </w:r>
-      <w:proofErr w:type="spellEnd"/>
-      <w:r>
-        <w:rPr>
-          <w:rFonts w:ascii="Times New Roman" w:hAnsi="Times New Roman" w:cs="Times New Roman"/>
-          <w:color w:val="000000" w:themeColor="text1"/>
-          <w:sz w:val="28"/>
-          <w:szCs w:val="28"/>
-          <w:lang w:val="en-US"/>
-        </w:rPr>
-        <w:t xml:space="preserve"> = </w:t>
-      </w:r>
-      <w:proofErr w:type="spellStart"/>
-      <w:proofErr w:type="gramStart"/>
-      <w:r>
-        <w:rPr>
-          <w:rFonts w:ascii="Times New Roman" w:hAnsi="Times New Roman" w:cs="Times New Roman"/>
-          <w:color w:val="000000" w:themeColor="text1"/>
-          <w:sz w:val="28"/>
-          <w:szCs w:val="28"/>
-          <w:lang w:val="en-US"/>
-        </w:rPr>
-        <w:t>nachalo.getparent</w:t>
-      </w:r>
-      <w:proofErr w:type="spellEnd"/>
-      <w:proofErr w:type="gramEnd"/>
-      <w:r>
-        <w:rPr>
-          <w:rFonts w:ascii="Times New Roman" w:hAnsi="Times New Roman" w:cs="Times New Roman"/>
-          <w:color w:val="000000" w:themeColor="text1"/>
-          <w:sz w:val="28"/>
-          <w:szCs w:val="28"/>
-          <w:lang w:val="en-US"/>
-        </w:rPr>
-        <w:t>()</w:t>
-      </w:r>
-    </w:p>
-    <w:p>
-      <w:pPr>
-        <w:rPr>
-          <w:rFonts w:ascii="Times New Roman" w:hAnsi="Times New Roman" w:cs="Times New Roman"/>
-          <w:color w:val="000000" w:themeColor="text1"/>
-          <w:sz w:val="28"/>
-          <w:szCs w:val="28"/>
-          <w:lang w:val="en-US"/>
-        </w:rPr>
-      </w:pPr>
-      <w:r>
-        <w:rPr>
-          <w:rFonts w:ascii="Times New Roman" w:hAnsi="Times New Roman" w:cs="Times New Roman"/>
-          <w:color w:val="000000" w:themeColor="text1"/>
-          <w:sz w:val="28"/>
-          <w:szCs w:val="28"/>
-          <w:lang w:val="en-US"/>
-        </w:rPr>
-        <w:t xml:space="preserve">            </w:t>
-      </w:r>
-      <w:proofErr w:type="spellStart"/>
-      <w:r>
-        <w:rPr>
-          <w:rFonts w:ascii="Times New Roman" w:hAnsi="Times New Roman" w:cs="Times New Roman"/>
-          <w:color w:val="000000" w:themeColor="text1"/>
-          <w:sz w:val="28"/>
-          <w:szCs w:val="28"/>
-          <w:lang w:val="en-US"/>
-        </w:rPr>
-        <w:t>nomer</w:t>
-      </w:r>
-      <w:proofErr w:type="spellEnd"/>
-      <w:r>
-        <w:rPr>
-          <w:rFonts w:ascii="Times New Roman" w:hAnsi="Times New Roman" w:cs="Times New Roman"/>
-          <w:color w:val="000000" w:themeColor="text1"/>
-          <w:sz w:val="28"/>
-          <w:szCs w:val="28"/>
-          <w:lang w:val="en-US"/>
-        </w:rPr>
-        <w:t xml:space="preserve"> = </w:t>
-      </w:r>
-      <w:proofErr w:type="spellStart"/>
-      <w:r>
-        <w:rPr>
-          <w:rFonts w:ascii="Times New Roman" w:hAnsi="Times New Roman" w:cs="Times New Roman"/>
-          <w:color w:val="000000" w:themeColor="text1"/>
-          <w:sz w:val="28"/>
-          <w:szCs w:val="28"/>
-          <w:lang w:val="en-US"/>
-        </w:rPr>
-        <w:t>nachalo.get</w:t>
-      </w:r>
-      <w:proofErr w:type="spellEnd"/>
-      <w:r>
-        <w:rPr>
-          <w:rFonts w:ascii="Times New Roman" w:hAnsi="Times New Roman" w:cs="Times New Roman"/>
-          <w:color w:val="000000" w:themeColor="text1"/>
-          <w:sz w:val="28"/>
-          <w:szCs w:val="28"/>
-          <w:lang w:val="en-US"/>
-        </w:rPr>
-        <w:t>(qn("</w:t>
-      </w:r>
-      <w:proofErr w:type="spellStart"/>
-      <w:r>
-        <w:rPr>
-          <w:rFonts w:ascii="Times New Roman" w:hAnsi="Times New Roman" w:cs="Times New Roman"/>
-          <w:color w:val="000000" w:themeColor="text1"/>
-          <w:sz w:val="28"/>
-          <w:szCs w:val="28"/>
-          <w:lang w:val="en-US"/>
-        </w:rPr>
-        <w:t>w:id</w:t>
-      </w:r>
-      <w:proofErr w:type="spellEnd"/>
-      <w:r>
-        <w:rPr>
-          <w:rFonts w:ascii="Times New Roman" w:hAnsi="Times New Roman" w:cs="Times New Roman"/>
-          <w:color w:val="000000" w:themeColor="text1"/>
-          <w:sz w:val="28"/>
-          <w:szCs w:val="28"/>
-          <w:lang w:val="en-US"/>
-        </w:rPr>
-        <w:t>"))</w:t>
-      </w:r>
-    </w:p>
-    <w:p>
-      <w:pPr>
-        <w:rPr>
-          <w:rFonts w:ascii="Times New Roman" w:hAnsi="Times New Roman" w:cs="Times New Roman"/>
-          <w:color w:val="000000" w:themeColor="text1"/>
-          <w:sz w:val="28"/>
-          <w:szCs w:val="28"/>
-          <w:lang w:val="en-US"/>
-        </w:rPr>
-      </w:pPr>
-      <w:r>
-        <w:rPr>
-          <w:rFonts w:ascii="Times New Roman" w:hAnsi="Times New Roman" w:cs="Times New Roman"/>
-          <w:color w:val="000000" w:themeColor="text1"/>
-          <w:sz w:val="28"/>
-          <w:szCs w:val="28"/>
-          <w:lang w:val="en-US"/>
-        </w:rPr>
-        <w:t xml:space="preserve">            </w:t>
-      </w:r>
-      <w:proofErr w:type="spellStart"/>
-      <w:r>
-        <w:rPr>
-          <w:rFonts w:ascii="Times New Roman" w:hAnsi="Times New Roman" w:cs="Times New Roman"/>
-          <w:color w:val="000000" w:themeColor="text1"/>
-          <w:sz w:val="28"/>
-          <w:szCs w:val="28"/>
-          <w:lang w:val="en-US"/>
-        </w:rPr>
-        <w:t>konec</w:t>
-      </w:r>
-      <w:proofErr w:type="spellEnd"/>
-      <w:r>
-        <w:rPr>
-          <w:rFonts w:ascii="Times New Roman" w:hAnsi="Times New Roman" w:cs="Times New Roman"/>
-          <w:color w:val="000000" w:themeColor="text1"/>
-          <w:sz w:val="28"/>
-          <w:szCs w:val="28"/>
-          <w:lang w:val="en-US"/>
-        </w:rPr>
-        <w:t xml:space="preserve"> = None</w:t>
-      </w:r>
-    </w:p>
-    <w:p>
-      <w:pPr>
-        <w:rPr>
-          <w:rFonts w:ascii="Times New Roman" w:hAnsi="Times New Roman" w:cs="Times New Roman"/>
-          <w:color w:val="000000" w:themeColor="text1"/>
-          <w:sz w:val="28"/>
-          <w:szCs w:val="28"/>
-          <w:lang w:val="en-US"/>
-        </w:rPr>
-      </w:pPr>
-      <w:r>
-        <w:rPr>
-          <w:rFonts w:ascii="Times New Roman" w:hAnsi="Times New Roman" w:cs="Times New Roman"/>
-          <w:color w:val="000000" w:themeColor="text1"/>
-          <w:sz w:val="28"/>
-          <w:szCs w:val="28"/>
-          <w:lang w:val="en-US"/>
-        </w:rPr>
-        <w:t xml:space="preserve">            for e in </w:t>
-      </w:r>
-      <w:proofErr w:type="spellStart"/>
-      <w:proofErr w:type="gramStart"/>
-      <w:r>
-        <w:rPr>
-          <w:rFonts w:ascii="Times New Roman" w:hAnsi="Times New Roman" w:cs="Times New Roman"/>
-          <w:color w:val="000000" w:themeColor="text1"/>
-          <w:sz w:val="28"/>
-          <w:szCs w:val="28"/>
-          <w:lang w:val="en-US"/>
-        </w:rPr>
-        <w:t>roditel.iter</w:t>
-      </w:r>
-      <w:proofErr w:type="spellEnd"/>
-      <w:proofErr w:type="gramEnd"/>
-      <w:r>
-        <w:rPr>
-          <w:rFonts w:ascii="Times New Roman" w:hAnsi="Times New Roman" w:cs="Times New Roman"/>
-          <w:color w:val="000000" w:themeColor="text1"/>
-          <w:sz w:val="28"/>
-          <w:szCs w:val="28"/>
-          <w:lang w:val="en-US"/>
-        </w:rPr>
-        <w:t>(qn("</w:t>
-      </w:r>
-      <w:proofErr w:type="spellStart"/>
-      <w:proofErr w:type="gramStart"/>
-      <w:r>
-        <w:rPr>
-          <w:rFonts w:ascii="Times New Roman" w:hAnsi="Times New Roman" w:cs="Times New Roman"/>
-          <w:color w:val="000000" w:themeColor="text1"/>
-          <w:sz w:val="28"/>
-          <w:szCs w:val="28"/>
-          <w:lang w:val="en-US"/>
-        </w:rPr>
-        <w:t>w:bookmarkEnd</w:t>
-      </w:r>
-      <w:proofErr w:type="spellEnd"/>
-      <w:proofErr w:type="gramEnd"/>
-      <w:r>
-        <w:rPr>
-          <w:rFonts w:ascii="Times New Roman" w:hAnsi="Times New Roman" w:cs="Times New Roman"/>
-          <w:color w:val="000000" w:themeColor="text1"/>
-          <w:sz w:val="28"/>
-          <w:szCs w:val="28"/>
-          <w:lang w:val="en-US"/>
-        </w:rPr>
-        <w:t>")):</w:t>
-      </w:r>
-    </w:p>
-    <w:p>
-      <w:pPr>
-        <w:rPr>
-          <w:rFonts w:ascii="Times New Roman" w:hAnsi="Times New Roman" w:cs="Times New Roman"/>
-          <w:color w:val="000000" w:themeColor="text1"/>
-          <w:sz w:val="28"/>
-          <w:szCs w:val="28"/>
-          <w:lang w:val="en-US"/>
-        </w:rPr>
-      </w:pPr>
-      <w:r>
-        <w:rPr>
-          <w:rFonts w:ascii="Times New Roman" w:hAnsi="Times New Roman" w:cs="Times New Roman"/>
-          <w:color w:val="000000" w:themeColor="text1"/>
-          <w:sz w:val="28"/>
-          <w:szCs w:val="28"/>
-          <w:lang w:val="en-US"/>
-        </w:rPr>
-        <w:t xml:space="preserve">                if </w:t>
-      </w:r>
-      <w:proofErr w:type="spellStart"/>
-      <w:r>
-        <w:rPr>
-          <w:rFonts w:ascii="Times New Roman" w:hAnsi="Times New Roman" w:cs="Times New Roman"/>
-          <w:color w:val="000000" w:themeColor="text1"/>
-          <w:sz w:val="28"/>
-          <w:szCs w:val="28"/>
-          <w:lang w:val="en-US"/>
-        </w:rPr>
-        <w:t>e.get</w:t>
-      </w:r>
-      <w:proofErr w:type="spellEnd"/>
-      <w:r>
-        <w:rPr>
-          <w:rFonts w:ascii="Times New Roman" w:hAnsi="Times New Roman" w:cs="Times New Roman"/>
-          <w:color w:val="000000" w:themeColor="text1"/>
-          <w:sz w:val="28"/>
-          <w:szCs w:val="28"/>
-          <w:lang w:val="en-US"/>
-        </w:rPr>
-        <w:t>(qn("</w:t>
-      </w:r>
-      <w:proofErr w:type="spellStart"/>
-      <w:r>
-        <w:rPr>
-          <w:rFonts w:ascii="Times New Roman" w:hAnsi="Times New Roman" w:cs="Times New Roman"/>
-          <w:color w:val="000000" w:themeColor="text1"/>
-          <w:sz w:val="28"/>
-          <w:szCs w:val="28"/>
-          <w:lang w:val="en-US"/>
-        </w:rPr>
-        <w:t>w:id</w:t>
-      </w:r>
-      <w:proofErr w:type="spellEnd"/>
-      <w:r>
-        <w:rPr>
-          <w:rFonts w:ascii="Times New Roman" w:hAnsi="Times New Roman" w:cs="Times New Roman"/>
-          <w:color w:val="000000" w:themeColor="text1"/>
-          <w:sz w:val="28"/>
-          <w:szCs w:val="28"/>
-          <w:lang w:val="en-US"/>
-        </w:rPr>
-        <w:t xml:space="preserve">")) == </w:t>
-      </w:r>
-      <w:proofErr w:type="spellStart"/>
-      <w:r>
-        <w:rPr>
-          <w:rFonts w:ascii="Times New Roman" w:hAnsi="Times New Roman" w:cs="Times New Roman"/>
-          <w:color w:val="000000" w:themeColor="text1"/>
-          <w:sz w:val="28"/>
-          <w:szCs w:val="28"/>
-          <w:lang w:val="en-US"/>
-        </w:rPr>
-        <w:t>nomer</w:t>
-      </w:r>
-      <w:proofErr w:type="spellEnd"/>
-      <w:r>
-        <w:rPr>
-          <w:rFonts w:ascii="Times New Roman" w:hAnsi="Times New Roman" w:cs="Times New Roman"/>
-          <w:color w:val="000000" w:themeColor="text1"/>
-          <w:sz w:val="28"/>
-          <w:szCs w:val="28"/>
-          <w:lang w:val="en-US"/>
-        </w:rPr>
-        <w:t>:</w:t>
-      </w:r>
-    </w:p>
-    <w:p>
-      <w:pPr>
-        <w:rPr>
-          <w:rFonts w:ascii="Times New Roman" w:hAnsi="Times New Roman" w:cs="Times New Roman"/>
-          <w:color w:val="000000" w:themeColor="text1"/>
-          <w:sz w:val="28"/>
-          <w:szCs w:val="28"/>
-          <w:lang w:val="en-US"/>
-        </w:rPr>
-      </w:pPr>
-      <w:r>
-        <w:rPr>
-          <w:rFonts w:ascii="Times New Roman" w:hAnsi="Times New Roman" w:cs="Times New Roman"/>
-          <w:color w:val="000000" w:themeColor="text1"/>
-          <w:sz w:val="28"/>
-          <w:szCs w:val="28"/>
-          <w:lang w:val="en-US"/>
-        </w:rPr>
-        <w:t xml:space="preserve">                    </w:t>
-      </w:r>
-      <w:proofErr w:type="spellStart"/>
-      <w:r>
-        <w:rPr>
-          <w:rFonts w:ascii="Times New Roman" w:hAnsi="Times New Roman" w:cs="Times New Roman"/>
-          <w:color w:val="000000" w:themeColor="text1"/>
-          <w:sz w:val="28"/>
-          <w:szCs w:val="28"/>
-          <w:lang w:val="en-US"/>
-        </w:rPr>
-        <w:t>konec</w:t>
-      </w:r>
-      <w:proofErr w:type="spellEnd"/>
-      <w:r>
-        <w:rPr>
-          <w:rFonts w:ascii="Times New Roman" w:hAnsi="Times New Roman" w:cs="Times New Roman"/>
-          <w:color w:val="000000" w:themeColor="text1"/>
-          <w:sz w:val="28"/>
-          <w:szCs w:val="28"/>
-          <w:lang w:val="en-US"/>
-        </w:rPr>
-        <w:t xml:space="preserve"> = e</w:t>
-      </w:r>
-    </w:p>
-    <w:p>
-      <w:pPr>
-        <w:rPr>
-          <w:rFonts w:ascii="Times New Roman" w:hAnsi="Times New Roman" w:cs="Times New Roman"/>
-          <w:color w:val="000000" w:themeColor="text1"/>
-          <w:sz w:val="28"/>
-          <w:szCs w:val="28"/>
-          <w:lang w:val="en-US"/>
-        </w:rPr>
-      </w:pPr>
-      <w:r>
-        <w:rPr>
-          <w:rFonts w:ascii="Times New Roman" w:hAnsi="Times New Roman" w:cs="Times New Roman"/>
-          <w:color w:val="000000" w:themeColor="text1"/>
-          <w:sz w:val="28"/>
-          <w:szCs w:val="28"/>
-          <w:lang w:val="en-US"/>
-        </w:rPr>
-        <w:t xml:space="preserve">                    break</w:t>
-      </w:r>
-    </w:p>
-    <w:p>
-      <w:pPr>
-        <w:rPr>
-          <w:rFonts w:ascii="Times New Roman" w:hAnsi="Times New Roman" w:cs="Times New Roman"/>
-          <w:color w:val="000000" w:themeColor="text1"/>
-          <w:sz w:val="28"/>
-          <w:szCs w:val="28"/>
-          <w:lang w:val="en-US"/>
-        </w:rPr>
-      </w:pPr>
-      <w:r>
-        <w:rPr>
-          <w:rFonts w:ascii="Times New Roman" w:hAnsi="Times New Roman" w:cs="Times New Roman"/>
-          <w:color w:val="000000" w:themeColor="text1"/>
-          <w:sz w:val="28"/>
-          <w:szCs w:val="28"/>
-          <w:lang w:val="en-US"/>
-        </w:rPr>
-        <w:t xml:space="preserve">            </w:t>
-      </w:r>
-      <w:proofErr w:type="spellStart"/>
-      <w:r>
-        <w:rPr>
-          <w:rFonts w:ascii="Times New Roman" w:hAnsi="Times New Roman" w:cs="Times New Roman"/>
-          <w:color w:val="000000" w:themeColor="text1"/>
-          <w:sz w:val="28"/>
-          <w:szCs w:val="28"/>
-          <w:lang w:val="en-US"/>
-        </w:rPr>
-        <w:t>uzel</w:t>
-      </w:r>
-      <w:proofErr w:type="spellEnd"/>
-      <w:r>
-        <w:rPr>
-          <w:rFonts w:ascii="Times New Roman" w:hAnsi="Times New Roman" w:cs="Times New Roman"/>
-          <w:color w:val="000000" w:themeColor="text1"/>
-          <w:sz w:val="28"/>
-          <w:szCs w:val="28"/>
-          <w:lang w:val="en-US"/>
-        </w:rPr>
-        <w:t xml:space="preserve"> = </w:t>
-      </w:r>
-      <w:proofErr w:type="spellStart"/>
-      <w:proofErr w:type="gramStart"/>
-      <w:r>
-        <w:rPr>
-          <w:rFonts w:ascii="Times New Roman" w:hAnsi="Times New Roman" w:cs="Times New Roman"/>
-          <w:color w:val="000000" w:themeColor="text1"/>
-          <w:sz w:val="28"/>
-          <w:szCs w:val="28"/>
-          <w:lang w:val="en-US"/>
-        </w:rPr>
-        <w:t>nachalo.getnext</w:t>
-      </w:r>
-      <w:proofErr w:type="spellEnd"/>
-      <w:proofErr w:type="gramEnd"/>
-      <w:r>
-        <w:rPr>
-          <w:rFonts w:ascii="Times New Roman" w:hAnsi="Times New Roman" w:cs="Times New Roman"/>
-          <w:color w:val="000000" w:themeColor="text1"/>
-          <w:sz w:val="28"/>
-          <w:szCs w:val="28"/>
-          <w:lang w:val="en-US"/>
-        </w:rPr>
-        <w:t>()</w:t>
-      </w:r>
-    </w:p>
-    <w:p>
-      <w:pPr>
-        <w:rPr>
-          <w:rFonts w:ascii="Times New Roman" w:hAnsi="Times New Roman" w:cs="Times New Roman"/>
-          <w:color w:val="000000" w:themeColor="text1"/>
-          <w:sz w:val="28"/>
-          <w:szCs w:val="28"/>
-          <w:lang w:val="en-US"/>
-        </w:rPr>
-      </w:pPr>
-      <w:r>
-        <w:rPr>
-          <w:rFonts w:ascii="Times New Roman" w:hAnsi="Times New Roman" w:cs="Times New Roman"/>
-          <w:color w:val="000000" w:themeColor="text1"/>
-          <w:sz w:val="28"/>
-          <w:szCs w:val="28"/>
-          <w:lang w:val="en-US"/>
-        </w:rPr>
-        <w:t xml:space="preserve">            while </w:t>
-      </w:r>
-      <w:proofErr w:type="spellStart"/>
-      <w:r>
-        <w:rPr>
-          <w:rFonts w:ascii="Times New Roman" w:hAnsi="Times New Roman" w:cs="Times New Roman"/>
-          <w:color w:val="000000" w:themeColor="text1"/>
-          <w:sz w:val="28"/>
-          <w:szCs w:val="28"/>
-          <w:lang w:val="en-US"/>
-        </w:rPr>
-        <w:t>uzel</w:t>
-      </w:r>
-      <w:proofErr w:type="spellEnd"/>
-      <w:r>
-        <w:rPr>
-          <w:rFonts w:ascii="Times New Roman" w:hAnsi="Times New Roman" w:cs="Times New Roman"/>
-          <w:color w:val="000000" w:themeColor="text1"/>
-          <w:sz w:val="28"/>
-          <w:szCs w:val="28"/>
-          <w:lang w:val="en-US"/>
-        </w:rPr>
-        <w:t xml:space="preserve"> is not None and </w:t>
-      </w:r>
-      <w:proofErr w:type="spellStart"/>
-      <w:r>
-        <w:rPr>
-          <w:rFonts w:ascii="Times New Roman" w:hAnsi="Times New Roman" w:cs="Times New Roman"/>
-          <w:color w:val="000000" w:themeColor="text1"/>
-          <w:sz w:val="28"/>
-          <w:szCs w:val="28"/>
-          <w:lang w:val="en-US"/>
-        </w:rPr>
-        <w:t>uzel</w:t>
-      </w:r>
-      <w:proofErr w:type="spellEnd"/>
-      <w:r>
-        <w:rPr>
-          <w:rFonts w:ascii="Times New Roman" w:hAnsi="Times New Roman" w:cs="Times New Roman"/>
-          <w:color w:val="000000" w:themeColor="text1"/>
-          <w:sz w:val="28"/>
-          <w:szCs w:val="28"/>
-          <w:lang w:val="en-US"/>
-        </w:rPr>
-        <w:t xml:space="preserve"> is not </w:t>
-      </w:r>
-      <w:proofErr w:type="spellStart"/>
-      <w:r>
-        <w:rPr>
-          <w:rFonts w:ascii="Times New Roman" w:hAnsi="Times New Roman" w:cs="Times New Roman"/>
-          <w:color w:val="000000" w:themeColor="text1"/>
-          <w:sz w:val="28"/>
-          <w:szCs w:val="28"/>
-          <w:lang w:val="en-US"/>
-        </w:rPr>
-        <w:t>konec</w:t>
-      </w:r>
-      <w:proofErr w:type="spellEnd"/>
-      <w:r>
-        <w:rPr>
-          <w:rFonts w:ascii="Times New Roman" w:hAnsi="Times New Roman" w:cs="Times New Roman"/>
-          <w:color w:val="000000" w:themeColor="text1"/>
-          <w:sz w:val="28"/>
-          <w:szCs w:val="28"/>
-          <w:lang w:val="en-US"/>
-        </w:rPr>
-        <w:t>:</w:t>
-      </w:r>
-    </w:p>
-    <w:p>
-      <w:pPr>
-        <w:rPr>
-          <w:rFonts w:ascii="Times New Roman" w:hAnsi="Times New Roman" w:cs="Times New Roman"/>
-          <w:color w:val="000000" w:themeColor="text1"/>
-          <w:sz w:val="28"/>
-          <w:szCs w:val="28"/>
-          <w:lang w:val="en-US"/>
-        </w:rPr>
-      </w:pPr>
-      <w:r>
-        <w:rPr>
-          <w:rFonts w:ascii="Times New Roman" w:hAnsi="Times New Roman" w:cs="Times New Roman"/>
-          <w:color w:val="000000" w:themeColor="text1"/>
-          <w:sz w:val="28"/>
-          <w:szCs w:val="28"/>
-          <w:lang w:val="en-US"/>
-        </w:rPr>
-        <w:t xml:space="preserve">                </w:t>
-      </w:r>
-      <w:proofErr w:type="spellStart"/>
-      <w:r>
-        <w:rPr>
-          <w:rFonts w:ascii="Times New Roman" w:hAnsi="Times New Roman" w:cs="Times New Roman"/>
-          <w:color w:val="000000" w:themeColor="text1"/>
-          <w:sz w:val="28"/>
-          <w:szCs w:val="28"/>
-          <w:lang w:val="en-US"/>
-        </w:rPr>
-        <w:t>sleduyushchiy</w:t>
-      </w:r>
-      <w:proofErr w:type="spellEnd"/>
-      <w:r>
-        <w:rPr>
-          <w:rFonts w:ascii="Times New Roman" w:hAnsi="Times New Roman" w:cs="Times New Roman"/>
-          <w:color w:val="000000" w:themeColor="text1"/>
-          <w:sz w:val="28"/>
-          <w:szCs w:val="28"/>
-          <w:lang w:val="en-US"/>
-        </w:rPr>
-        <w:t xml:space="preserve"> = </w:t>
-      </w:r>
-      <w:proofErr w:type="spellStart"/>
-      <w:proofErr w:type="gramStart"/>
-      <w:r>
-        <w:rPr>
-          <w:rFonts w:ascii="Times New Roman" w:hAnsi="Times New Roman" w:cs="Times New Roman"/>
-          <w:color w:val="000000" w:themeColor="text1"/>
-          <w:sz w:val="28"/>
-          <w:szCs w:val="28"/>
-          <w:lang w:val="en-US"/>
-        </w:rPr>
-        <w:t>uzel.getnext</w:t>
-      </w:r>
-      <w:proofErr w:type="spellEnd"/>
-      <w:proofErr w:type="gramEnd"/>
-      <w:r>
-        <w:rPr>
-          <w:rFonts w:ascii="Times New Roman" w:hAnsi="Times New Roman" w:cs="Times New Roman"/>
-          <w:color w:val="000000" w:themeColor="text1"/>
-          <w:sz w:val="28"/>
-          <w:szCs w:val="28"/>
-          <w:lang w:val="en-US"/>
-        </w:rPr>
-        <w:t>()</w:t>
-      </w:r>
-    </w:p>
-    <w:p>
-      <w:pPr>
-        <w:rPr>
-          <w:rFonts w:ascii="Times New Roman" w:hAnsi="Times New Roman" w:cs="Times New Roman"/>
-          <w:color w:val="000000" w:themeColor="text1"/>
-          <w:sz w:val="28"/>
-          <w:szCs w:val="28"/>
-          <w:lang w:val="en-US"/>
-        </w:rPr>
-      </w:pPr>
-      <w:r>
-        <w:rPr>
-          <w:rFonts w:ascii="Times New Roman" w:hAnsi="Times New Roman" w:cs="Times New Roman"/>
-          <w:color w:val="000000" w:themeColor="text1"/>
-          <w:sz w:val="28"/>
-          <w:szCs w:val="28"/>
-          <w:lang w:val="en-US"/>
-        </w:rPr>
-        <w:t xml:space="preserve">                if </w:t>
-      </w:r>
-      <w:proofErr w:type="spellStart"/>
-      <w:r>
-        <w:rPr>
-          <w:rFonts w:ascii="Times New Roman" w:hAnsi="Times New Roman" w:cs="Times New Roman"/>
-          <w:color w:val="000000" w:themeColor="text1"/>
-          <w:sz w:val="28"/>
-          <w:szCs w:val="28"/>
-          <w:lang w:val="en-US"/>
-        </w:rPr>
-        <w:t>uzel.tag</w:t>
-      </w:r>
-      <w:proofErr w:type="spellEnd"/>
-      <w:r>
-        <w:rPr>
-          <w:rFonts w:ascii="Times New Roman" w:hAnsi="Times New Roman" w:cs="Times New Roman"/>
-          <w:color w:val="000000" w:themeColor="text1"/>
-          <w:sz w:val="28"/>
-          <w:szCs w:val="28"/>
-          <w:lang w:val="en-US"/>
-        </w:rPr>
-        <w:t xml:space="preserve"> == qn("</w:t>
-      </w:r>
-      <w:proofErr w:type="spellStart"/>
-      <w:proofErr w:type="gramStart"/>
-      <w:r>
-        <w:rPr>
-          <w:rFonts w:ascii="Times New Roman" w:hAnsi="Times New Roman" w:cs="Times New Roman"/>
-          <w:color w:val="000000" w:themeColor="text1"/>
-          <w:sz w:val="28"/>
-          <w:szCs w:val="28"/>
-          <w:lang w:val="en-US"/>
-        </w:rPr>
-        <w:t>w:r</w:t>
-      </w:r>
-      <w:proofErr w:type="spellEnd"/>
-      <w:proofErr w:type="gramEnd"/>
-      <w:r>
-        <w:rPr>
-          <w:rFonts w:ascii="Times New Roman" w:hAnsi="Times New Roman" w:cs="Times New Roman"/>
-          <w:color w:val="000000" w:themeColor="text1"/>
-          <w:sz w:val="28"/>
-          <w:szCs w:val="28"/>
-          <w:lang w:val="en-US"/>
-        </w:rPr>
-        <w:t>"):</w:t>
-      </w:r>
-    </w:p>
-    <w:p>
-      <w:pPr>
-        <w:rPr>
-          <w:rFonts w:ascii="Times New Roman" w:hAnsi="Times New Roman" w:cs="Times New Roman"/>
-          <w:color w:val="000000" w:themeColor="text1"/>
-          <w:sz w:val="28"/>
-          <w:szCs w:val="28"/>
-          <w:lang w:val="en-US"/>
-        </w:rPr>
-      </w:pPr>
-      <w:r>
-        <w:rPr>
-          <w:rFonts w:ascii="Times New Roman" w:hAnsi="Times New Roman" w:cs="Times New Roman"/>
-          <w:color w:val="000000" w:themeColor="text1"/>
-          <w:sz w:val="28"/>
-          <w:szCs w:val="28"/>
-          <w:lang w:val="en-US"/>
-        </w:rPr>
-        <w:t xml:space="preserve">                    </w:t>
-      </w:r>
-      <w:proofErr w:type="spellStart"/>
-      <w:proofErr w:type="gramStart"/>
-      <w:r>
-        <w:rPr>
-          <w:rFonts w:ascii="Times New Roman" w:hAnsi="Times New Roman" w:cs="Times New Roman"/>
-          <w:color w:val="000000" w:themeColor="text1"/>
-          <w:sz w:val="28"/>
-          <w:szCs w:val="28"/>
-          <w:lang w:val="en-US"/>
-        </w:rPr>
-        <w:t>roditel.remove</w:t>
-      </w:r>
-      <w:proofErr w:type="spellEnd"/>
-      <w:proofErr w:type="gramEnd"/>
-      <w:r>
-        <w:rPr>
-          <w:rFonts w:ascii="Times New Roman" w:hAnsi="Times New Roman" w:cs="Times New Roman"/>
-          <w:color w:val="000000" w:themeColor="text1"/>
-          <w:sz w:val="28"/>
-          <w:szCs w:val="28"/>
-          <w:lang w:val="en-US"/>
-        </w:rPr>
-        <w:t>(</w:t>
-      </w:r>
-      <w:proofErr w:type="spellStart"/>
-      <w:r>
-        <w:rPr>
-          <w:rFonts w:ascii="Times New Roman" w:hAnsi="Times New Roman" w:cs="Times New Roman"/>
-          <w:color w:val="000000" w:themeColor="text1"/>
-          <w:sz w:val="28"/>
-          <w:szCs w:val="28"/>
-          <w:lang w:val="en-US"/>
-        </w:rPr>
-        <w:t>uzel</w:t>
-      </w:r>
-      <w:proofErr w:type="spellEnd"/>
-      <w:r>
-        <w:rPr>
-          <w:rFonts w:ascii="Times New Roman" w:hAnsi="Times New Roman" w:cs="Times New Roman"/>
-          <w:color w:val="000000" w:themeColor="text1"/>
-          <w:sz w:val="28"/>
-          <w:szCs w:val="28"/>
-          <w:lang w:val="en-US"/>
-        </w:rPr>
-        <w:t>)</w:t>
-      </w:r>
-    </w:p>
-    <w:p>
-      <w:pPr>
-        <w:rPr>
-          <w:rFonts w:ascii="Times New Roman" w:hAnsi="Times New Roman" w:cs="Times New Roman"/>
-          <w:color w:val="000000" w:themeColor="text1"/>
-          <w:sz w:val="28"/>
-          <w:szCs w:val="28"/>
-          <w:lang w:val="en-US"/>
-        </w:rPr>
-      </w:pPr>
-      <w:r>
-        <w:rPr>
-          <w:rFonts w:ascii="Times New Roman" w:hAnsi="Times New Roman" w:cs="Times New Roman"/>
-          <w:color w:val="000000" w:themeColor="text1"/>
-          <w:sz w:val="28"/>
-          <w:szCs w:val="28"/>
-          <w:lang w:val="en-US"/>
-        </w:rPr>
-        <w:t xml:space="preserve">                </w:t>
-      </w:r>
-      <w:proofErr w:type="spellStart"/>
-      <w:r>
-        <w:rPr>
-          <w:rFonts w:ascii="Times New Roman" w:hAnsi="Times New Roman" w:cs="Times New Roman"/>
-          <w:color w:val="000000" w:themeColor="text1"/>
-          <w:sz w:val="28"/>
-          <w:szCs w:val="28"/>
-          <w:lang w:val="en-US"/>
-        </w:rPr>
-        <w:t>uzel</w:t>
-      </w:r>
-      <w:proofErr w:type="spellEnd"/>
-      <w:r>
-        <w:rPr>
-          <w:rFonts w:ascii="Times New Roman" w:hAnsi="Times New Roman" w:cs="Times New Roman"/>
-          <w:color w:val="000000" w:themeColor="text1"/>
-          <w:sz w:val="28"/>
-          <w:szCs w:val="28"/>
-          <w:lang w:val="en-US"/>
-        </w:rPr>
-        <w:t xml:space="preserve"> = </w:t>
-      </w:r>
-      <w:proofErr w:type="spellStart"/>
-      <w:r>
-        <w:rPr>
-          <w:rFonts w:ascii="Times New Roman" w:hAnsi="Times New Roman" w:cs="Times New Roman"/>
-          <w:color w:val="000000" w:themeColor="text1"/>
-          <w:sz w:val="28"/>
-          <w:szCs w:val="28"/>
-          <w:lang w:val="en-US"/>
-        </w:rPr>
-        <w:t>sleduyushchiy</w:t>
-      </w:r>
-      <w:proofErr w:type="spellEnd"/>
-    </w:p>
-    <w:p>
-      <w:pPr>
-        <w:rPr>
-          <w:rFonts w:ascii="Times New Roman" w:hAnsi="Times New Roman" w:cs="Times New Roman"/>
-          <w:color w:val="000000" w:themeColor="text1"/>
-          <w:sz w:val="28"/>
-          <w:szCs w:val="28"/>
-          <w:lang w:val="en-US"/>
-        </w:rPr>
-      </w:pPr>
-      <w:r>
-        <w:rPr>
-          <w:rFonts w:ascii="Times New Roman" w:hAnsi="Times New Roman" w:cs="Times New Roman"/>
-          <w:color w:val="000000" w:themeColor="text1"/>
-          <w:sz w:val="28"/>
-          <w:szCs w:val="28"/>
-          <w:lang w:val="en-US"/>
-        </w:rPr>
-        <w:t xml:space="preserve">            run = </w:t>
-      </w:r>
-      <w:proofErr w:type="spellStart"/>
-      <w:r>
-        <w:rPr>
-          <w:rFonts w:ascii="Times New Roman" w:hAnsi="Times New Roman" w:cs="Times New Roman"/>
-          <w:color w:val="000000" w:themeColor="text1"/>
-          <w:sz w:val="28"/>
-          <w:szCs w:val="28"/>
-          <w:lang w:val="en-US"/>
-        </w:rPr>
-        <w:t>OxmlElement</w:t>
-      </w:r>
-      <w:proofErr w:type="spellEnd"/>
-      <w:r>
-        <w:rPr>
-          <w:rFonts w:ascii="Times New Roman" w:hAnsi="Times New Roman" w:cs="Times New Roman"/>
-          <w:color w:val="000000" w:themeColor="text1"/>
-          <w:sz w:val="28"/>
-          <w:szCs w:val="28"/>
-          <w:lang w:val="en-US"/>
-        </w:rPr>
-        <w:t>("</w:t>
-      </w:r>
-      <w:proofErr w:type="spellStart"/>
-      <w:proofErr w:type="gramStart"/>
-      <w:r>
-        <w:rPr>
-          <w:rFonts w:ascii="Times New Roman" w:hAnsi="Times New Roman" w:cs="Times New Roman"/>
-          <w:color w:val="000000" w:themeColor="text1"/>
-          <w:sz w:val="28"/>
-          <w:szCs w:val="28"/>
-          <w:lang w:val="en-US"/>
-        </w:rPr>
-        <w:t>w:r</w:t>
-      </w:r>
-      <w:proofErr w:type="spellEnd"/>
-      <w:proofErr w:type="gramEnd"/>
-      <w:r>
-        <w:rPr>
-          <w:rFonts w:ascii="Times New Roman" w:hAnsi="Times New Roman" w:cs="Times New Roman"/>
-          <w:color w:val="000000" w:themeColor="text1"/>
-          <w:sz w:val="28"/>
-          <w:szCs w:val="28"/>
-          <w:lang w:val="en-US"/>
-        </w:rPr>
-        <w:t>")</w:t>
-      </w:r>
-    </w:p>
-    <w:p>
-      <w:pPr>
-        <w:rPr>
-          <w:rFonts w:ascii="Times New Roman" w:hAnsi="Times New Roman" w:cs="Times New Roman"/>
-          <w:color w:val="000000" w:themeColor="text1"/>
-          <w:sz w:val="28"/>
-          <w:szCs w:val="28"/>
-          <w:lang w:val="en-US"/>
-        </w:rPr>
-      </w:pPr>
-      <w:r>
-        <w:rPr>
-          <w:rFonts w:ascii="Times New Roman" w:hAnsi="Times New Roman" w:cs="Times New Roman"/>
-          <w:color w:val="000000" w:themeColor="text1"/>
-          <w:sz w:val="28"/>
-          <w:szCs w:val="28"/>
-          <w:lang w:val="en-US"/>
-        </w:rPr>
-        <w:t xml:space="preserve">            </w:t>
-      </w:r>
-      <w:proofErr w:type="spellStart"/>
-      <w:r>
-        <w:rPr>
-          <w:rFonts w:ascii="Times New Roman" w:hAnsi="Times New Roman" w:cs="Times New Roman"/>
-          <w:color w:val="000000" w:themeColor="text1"/>
-          <w:sz w:val="28"/>
-          <w:szCs w:val="28"/>
-          <w:lang w:val="en-US"/>
-        </w:rPr>
-        <w:t>rpr</w:t>
-      </w:r>
-      <w:proofErr w:type="spellEnd"/>
-      <w:r>
-        <w:rPr>
-          <w:rFonts w:ascii="Times New Roman" w:hAnsi="Times New Roman" w:cs="Times New Roman"/>
-          <w:color w:val="000000" w:themeColor="text1"/>
-          <w:sz w:val="28"/>
-          <w:szCs w:val="28"/>
-          <w:lang w:val="en-US"/>
-        </w:rPr>
-        <w:t xml:space="preserve"> = </w:t>
-      </w:r>
-      <w:proofErr w:type="spellStart"/>
-      <w:r>
-        <w:rPr>
-          <w:rFonts w:ascii="Times New Roman" w:hAnsi="Times New Roman" w:cs="Times New Roman"/>
-          <w:color w:val="000000" w:themeColor="text1"/>
-          <w:sz w:val="28"/>
-          <w:szCs w:val="28"/>
-          <w:lang w:val="en-US"/>
-        </w:rPr>
-        <w:t>OxmlElement</w:t>
-      </w:r>
-      <w:proofErr w:type="spellEnd"/>
-      <w:r>
-        <w:rPr>
-          <w:rFonts w:ascii="Times New Roman" w:hAnsi="Times New Roman" w:cs="Times New Roman"/>
-          <w:color w:val="000000" w:themeColor="text1"/>
-          <w:sz w:val="28"/>
-          <w:szCs w:val="28"/>
-          <w:lang w:val="en-US"/>
-        </w:rPr>
-        <w:t>("</w:t>
-      </w:r>
-      <w:proofErr w:type="spellStart"/>
-      <w:proofErr w:type="gramStart"/>
-      <w:r>
-        <w:rPr>
-          <w:rFonts w:ascii="Times New Roman" w:hAnsi="Times New Roman" w:cs="Times New Roman"/>
-          <w:color w:val="000000" w:themeColor="text1"/>
-          <w:sz w:val="28"/>
-          <w:szCs w:val="28"/>
-          <w:lang w:val="en-US"/>
-        </w:rPr>
         <w:t>w:rPr</w:t>
       </w:r>
-      <w:proofErr w:type="spellEnd"/>
       <w:proofErr w:type="gramEnd"/>
       <w:r>
         <w:rPr>
@@ -51542,7 +50788,6 @@
         </w:rPr>
         <w:t>("</w:t>
       </w:r>
-      <w:proofErr w:type="spellStart"/>
       <w:proofErr w:type="gramStart"/>
       <w:r>
         <w:rPr>
@@ -51554,7 +50799,6 @@
         </w:rPr>
         <w:t>w:rFonts</w:t>
       </w:r>
-      <w:proofErr w:type="spellEnd"/>
       <w:proofErr w:type="gramEnd"/>
       <w:r>
         <w:rPr>
@@ -51609,7 +50853,6 @@
         </w:rPr>
         <w:t>(qn("</w:t>
       </w:r>
-      <w:proofErr w:type="spellStart"/>
       <w:proofErr w:type="gramStart"/>
       <w:r>
         <w:rPr>
@@ -51621,7 +50864,6 @@
         </w:rPr>
         <w:t>w:ascii</w:t>
       </w:r>
-      <w:proofErr w:type="spellEnd"/>
       <w:proofErr w:type="gramEnd"/>
       <w:r>
         <w:rPr>
@@ -51676,7 +50918,6 @@
         </w:rPr>
         <w:t>(qn("</w:t>
       </w:r>
-      <w:proofErr w:type="spellStart"/>
       <w:proofErr w:type="gramStart"/>
       <w:r>
         <w:rPr>
@@ -51688,7 +50929,6 @@
         </w:rPr>
         <w:t>w:hAnsi</w:t>
       </w:r>
-      <w:proofErr w:type="spellEnd"/>
       <w:proofErr w:type="gramEnd"/>
       <w:r>
         <w:rPr>
@@ -51741,29 +50981,182 @@
           <w:szCs w:val="28"/>
           <w:lang w:val="en-US"/>
         </w:rPr>
+        <w:t>(qn("w:cs"), "Times New Roman")</w:t>
+      </w:r>
+    </w:p>
+    <w:p>
+      <w:pPr>
+        <w:rPr>
+          <w:rFonts w:ascii="Times New Roman" w:hAnsi="Times New Roman" w:cs="Times New Roman"/>
+          <w:color w:val="000000" w:themeColor="text1"/>
+          <w:sz w:val="28"/>
+          <w:szCs w:val="28"/>
+          <w:lang w:val="en-US"/>
+        </w:rPr>
+      </w:pPr>
+      <w:r>
+        <w:rPr>
+          <w:rFonts w:ascii="Times New Roman" w:hAnsi="Times New Roman" w:cs="Times New Roman"/>
+          <w:color w:val="000000" w:themeColor="text1"/>
+          <w:sz w:val="28"/>
+          <w:szCs w:val="28"/>
+          <w:lang w:val="en-US"/>
+        </w:rPr>
+        <w:t xml:space="preserve">            </w:t>
+      </w:r>
+      <w:proofErr w:type="spellStart"/>
+      <w:proofErr w:type="gramStart"/>
+      <w:r>
+        <w:rPr>
+          <w:rFonts w:ascii="Times New Roman" w:hAnsi="Times New Roman" w:cs="Times New Roman"/>
+          <w:color w:val="000000" w:themeColor="text1"/>
+          <w:sz w:val="28"/>
+          <w:szCs w:val="28"/>
+          <w:lang w:val="en-US"/>
+        </w:rPr>
+        <w:t>rpr.append</w:t>
+      </w:r>
+      <w:proofErr w:type="spellEnd"/>
+      <w:proofErr w:type="gramEnd"/>
+      <w:r>
+        <w:rPr>
+          <w:rFonts w:ascii="Times New Roman" w:hAnsi="Times New Roman" w:cs="Times New Roman"/>
+          <w:color w:val="000000" w:themeColor="text1"/>
+          <w:sz w:val="28"/>
+          <w:szCs w:val="28"/>
+          <w:lang w:val="en-US"/>
+        </w:rPr>
+        <w:t>(shrift)</w:t>
+      </w:r>
+    </w:p>
+    <w:p>
+      <w:pPr>
+        <w:rPr>
+          <w:rFonts w:ascii="Times New Roman" w:hAnsi="Times New Roman" w:cs="Times New Roman"/>
+          <w:color w:val="000000" w:themeColor="text1"/>
+          <w:sz w:val="28"/>
+          <w:szCs w:val="28"/>
+          <w:lang w:val="en-US"/>
+        </w:rPr>
+      </w:pPr>
+      <w:r>
+        <w:rPr>
+          <w:rFonts w:ascii="Times New Roman" w:hAnsi="Times New Roman" w:cs="Times New Roman"/>
+          <w:color w:val="000000" w:themeColor="text1"/>
+          <w:sz w:val="28"/>
+          <w:szCs w:val="28"/>
+          <w:lang w:val="en-US"/>
+        </w:rPr>
+        <w:t xml:space="preserve">            </w:t>
+      </w:r>
+      <w:proofErr w:type="spellStart"/>
+      <w:r>
+        <w:rPr>
+          <w:rFonts w:ascii="Times New Roman" w:hAnsi="Times New Roman" w:cs="Times New Roman"/>
+          <w:color w:val="000000" w:themeColor="text1"/>
+          <w:sz w:val="28"/>
+          <w:szCs w:val="28"/>
+          <w:lang w:val="en-US"/>
+        </w:rPr>
+        <w:t>razmer</w:t>
+      </w:r>
+      <w:proofErr w:type="spellEnd"/>
+      <w:r>
+        <w:rPr>
+          <w:rFonts w:ascii="Times New Roman" w:hAnsi="Times New Roman" w:cs="Times New Roman"/>
+          <w:color w:val="000000" w:themeColor="text1"/>
+          <w:sz w:val="28"/>
+          <w:szCs w:val="28"/>
+          <w:lang w:val="en-US"/>
+        </w:rPr>
+        <w:t xml:space="preserve"> = </w:t>
+      </w:r>
+      <w:proofErr w:type="spellStart"/>
+      <w:r>
+        <w:rPr>
+          <w:rFonts w:ascii="Times New Roman" w:hAnsi="Times New Roman" w:cs="Times New Roman"/>
+          <w:color w:val="000000" w:themeColor="text1"/>
+          <w:sz w:val="28"/>
+          <w:szCs w:val="28"/>
+          <w:lang w:val="en-US"/>
+        </w:rPr>
+        <w:t>OxmlElement</w:t>
+      </w:r>
+      <w:proofErr w:type="spellEnd"/>
+      <w:r>
+        <w:rPr>
+          <w:rFonts w:ascii="Times New Roman" w:hAnsi="Times New Roman" w:cs="Times New Roman"/>
+          <w:color w:val="000000" w:themeColor="text1"/>
+          <w:sz w:val="28"/>
+          <w:szCs w:val="28"/>
+          <w:lang w:val="en-US"/>
+        </w:rPr>
+        <w:t>("w:sz")</w:t>
+      </w:r>
+    </w:p>
+    <w:p>
+      <w:pPr>
+        <w:rPr>
+          <w:rFonts w:ascii="Times New Roman" w:hAnsi="Times New Roman" w:cs="Times New Roman"/>
+          <w:color w:val="000000" w:themeColor="text1"/>
+          <w:sz w:val="28"/>
+          <w:szCs w:val="28"/>
+          <w:lang w:val="en-US"/>
+        </w:rPr>
+      </w:pPr>
+      <w:r>
+        <w:rPr>
+          <w:rFonts w:ascii="Times New Roman" w:hAnsi="Times New Roman" w:cs="Times New Roman"/>
+          <w:color w:val="000000" w:themeColor="text1"/>
+          <w:sz w:val="28"/>
+          <w:szCs w:val="28"/>
+          <w:lang w:val="en-US"/>
+        </w:rPr>
+        <w:t xml:space="preserve">            </w:t>
+      </w:r>
+      <w:proofErr w:type="spellStart"/>
+      <w:r>
+        <w:rPr>
+          <w:rFonts w:ascii="Times New Roman" w:hAnsi="Times New Roman" w:cs="Times New Roman"/>
+          <w:color w:val="000000" w:themeColor="text1"/>
+          <w:sz w:val="28"/>
+          <w:szCs w:val="28"/>
+          <w:lang w:val="en-US"/>
+        </w:rPr>
+        <w:t>razmer.set</w:t>
+      </w:r>
+      <w:proofErr w:type="spellEnd"/>
+      <w:r>
+        <w:rPr>
+          <w:rFonts w:ascii="Times New Roman" w:hAnsi="Times New Roman" w:cs="Times New Roman"/>
+          <w:color w:val="000000" w:themeColor="text1"/>
+          <w:sz w:val="28"/>
+          <w:szCs w:val="28"/>
+          <w:lang w:val="en-US"/>
+        </w:rPr>
         <w:t>(qn("</w:t>
       </w:r>
-      <w:proofErr w:type="spellStart"/>
-      <w:r>
-        <w:rPr>
-          <w:rFonts w:ascii="Times New Roman" w:hAnsi="Times New Roman" w:cs="Times New Roman"/>
-          <w:color w:val="000000" w:themeColor="text1"/>
-          <w:sz w:val="28"/>
-          <w:szCs w:val="28"/>
-          <w:lang w:val="en-US"/>
-        </w:rPr>
-        <w:t>w:cs</w:t>
-      </w:r>
-      <w:proofErr w:type="spellEnd"/>
-      <w:r>
-        <w:rPr>
-          <w:rFonts w:ascii="Times New Roman" w:hAnsi="Times New Roman" w:cs="Times New Roman"/>
-          <w:color w:val="000000" w:themeColor="text1"/>
-          <w:sz w:val="28"/>
-          <w:szCs w:val="28"/>
-          <w:lang w:val="en-US"/>
-        </w:rPr>
-        <w:t>"), "Times New Roman")</w:t>
+      <w:proofErr w:type="gramStart"/>
+      <w:r>
+        <w:rPr>
+          <w:rFonts w:ascii="Times New Roman" w:hAnsi="Times New Roman" w:cs="Times New Roman"/>
+          <w:color w:val="000000" w:themeColor="text1"/>
+          <w:sz w:val="28"/>
+          <w:szCs w:val="28"/>
+          <w:lang w:val="en-US"/>
+        </w:rPr>
+        <w:t>w:val</w:t>
+      </w:r>
+      <w:proofErr w:type="gramEnd"/>
+      <w:r>
+        <w:rPr>
+          <w:rFonts w:ascii="Times New Roman" w:hAnsi="Times New Roman" w:cs="Times New Roman"/>
+          <w:color w:val="000000" w:themeColor="text1"/>
+          <w:sz w:val="28"/>
+          <w:szCs w:val="28"/>
+          <w:lang w:val="en-US"/>
+        </w:rPr>
+        <w:t>"), "24")</w:t>
       </w:r>
     </w:p>
     <w:p>
@@ -51808,7 +51201,29 @@
           <w:szCs w:val="28"/>
           <w:lang w:val="en-US"/>
         </w:rPr>
-        <w:t>(shrift)</w:t>
+        <w:t>(</w:t>
+      </w:r>
+      <w:proofErr w:type="spellStart"/>
+      <w:r>
+        <w:rPr>
+          <w:rFonts w:ascii="Times New Roman" w:hAnsi="Times New Roman" w:cs="Times New Roman"/>
+          <w:color w:val="000000" w:themeColor="text1"/>
+          <w:sz w:val="28"/>
+          <w:szCs w:val="28"/>
+          <w:lang w:val="en-US"/>
+        </w:rPr>
+        <w:t>razmer</w:t>
+      </w:r>
+      <w:proofErr w:type="spellEnd"/>
+      <w:r>
+        <w:rPr>
+          <w:rFonts w:ascii="Times New Roman" w:hAnsi="Times New Roman" w:cs="Times New Roman"/>
+          <w:color w:val="000000" w:themeColor="text1"/>
+          <w:sz w:val="28"/>
+          <w:szCs w:val="28"/>
+          <w:lang w:val="en-US"/>
+        </w:rPr>
+        <w:t>)</w:t>
       </w:r>
     </w:p>
     <w:p>
@@ -51832,15 +51247,82 @@
         <w:t xml:space="preserve">            </w:t>
       </w:r>
       <w:proofErr w:type="spellStart"/>
-      <w:r>
-        <w:rPr>
-          <w:rFonts w:ascii="Times New Roman" w:hAnsi="Times New Roman" w:cs="Times New Roman"/>
-          <w:color w:val="000000" w:themeColor="text1"/>
-          <w:sz w:val="28"/>
-          <w:szCs w:val="28"/>
-          <w:lang w:val="en-US"/>
-        </w:rPr>
-        <w:t>razmer</w:t>
+      <w:proofErr w:type="gramStart"/>
+      <w:r>
+        <w:rPr>
+          <w:rFonts w:ascii="Times New Roman" w:hAnsi="Times New Roman" w:cs="Times New Roman"/>
+          <w:color w:val="000000" w:themeColor="text1"/>
+          <w:sz w:val="28"/>
+          <w:szCs w:val="28"/>
+          <w:lang w:val="en-US"/>
+        </w:rPr>
+        <w:t>run.append</w:t>
+      </w:r>
+      <w:proofErr w:type="spellEnd"/>
+      <w:proofErr w:type="gramEnd"/>
+      <w:r>
+        <w:rPr>
+          <w:rFonts w:ascii="Times New Roman" w:hAnsi="Times New Roman" w:cs="Times New Roman"/>
+          <w:color w:val="000000" w:themeColor="text1"/>
+          <w:sz w:val="28"/>
+          <w:szCs w:val="28"/>
+          <w:lang w:val="en-US"/>
+        </w:rPr>
+        <w:t>(</w:t>
+      </w:r>
+      <w:proofErr w:type="spellStart"/>
+      <w:r>
+        <w:rPr>
+          <w:rFonts w:ascii="Times New Roman" w:hAnsi="Times New Roman" w:cs="Times New Roman"/>
+          <w:color w:val="000000" w:themeColor="text1"/>
+          <w:sz w:val="28"/>
+          <w:szCs w:val="28"/>
+          <w:lang w:val="en-US"/>
+        </w:rPr>
+        <w:t>rpr</w:t>
+      </w:r>
+      <w:proofErr w:type="spellEnd"/>
+      <w:r>
+        <w:rPr>
+          <w:rFonts w:ascii="Times New Roman" w:hAnsi="Times New Roman" w:cs="Times New Roman"/>
+          <w:color w:val="000000" w:themeColor="text1"/>
+          <w:sz w:val="28"/>
+          <w:szCs w:val="28"/>
+          <w:lang w:val="en-US"/>
+        </w:rPr>
+        <w:t>)</w:t>
+      </w:r>
+    </w:p>
+    <w:p>
+      <w:pPr>
+        <w:rPr>
+          <w:rFonts w:ascii="Times New Roman" w:hAnsi="Times New Roman" w:cs="Times New Roman"/>
+          <w:color w:val="000000" w:themeColor="text1"/>
+          <w:sz w:val="28"/>
+          <w:szCs w:val="28"/>
+          <w:lang w:val="en-US"/>
+        </w:rPr>
+      </w:pPr>
+      <w:r>
+        <w:rPr>
+          <w:rFonts w:ascii="Times New Roman" w:hAnsi="Times New Roman" w:cs="Times New Roman"/>
+          <w:color w:val="000000" w:themeColor="text1"/>
+          <w:sz w:val="28"/>
+          <w:szCs w:val="28"/>
+          <w:lang w:val="en-US"/>
+        </w:rPr>
+        <w:t xml:space="preserve">            </w:t>
+      </w:r>
+      <w:proofErr w:type="spellStart"/>
+      <w:r>
+        <w:rPr>
+          <w:rFonts w:ascii="Times New Roman" w:hAnsi="Times New Roman" w:cs="Times New Roman"/>
+          <w:color w:val="000000" w:themeColor="text1"/>
+          <w:sz w:val="28"/>
+          <w:szCs w:val="28"/>
+          <w:lang w:val="en-US"/>
+        </w:rPr>
+        <w:t>tekstovyy</w:t>
       </w:r>
       <w:proofErr w:type="spellEnd"/>
       <w:r>
@@ -51873,20 +51355,327 @@
           <w:szCs w:val="28"/>
           <w:lang w:val="en-US"/>
         </w:rPr>
+        <w:t>("w:t")</w:t>
+      </w:r>
+    </w:p>
+    <w:p>
+      <w:pPr>
+        <w:rPr>
+          <w:rFonts w:ascii="Times New Roman" w:hAnsi="Times New Roman" w:cs="Times New Roman"/>
+          <w:color w:val="000000" w:themeColor="text1"/>
+          <w:sz w:val="28"/>
+          <w:szCs w:val="28"/>
+          <w:lang w:val="en-US"/>
+        </w:rPr>
+      </w:pPr>
+      <w:r>
+        <w:rPr>
+          <w:rFonts w:ascii="Times New Roman" w:hAnsi="Times New Roman" w:cs="Times New Roman"/>
+          <w:color w:val="000000" w:themeColor="text1"/>
+          <w:sz w:val="28"/>
+          <w:szCs w:val="28"/>
+          <w:lang w:val="en-US"/>
+        </w:rPr>
+        <w:t xml:space="preserve">            </w:t>
+      </w:r>
+      <w:proofErr w:type="spellStart"/>
+      <w:r>
+        <w:rPr>
+          <w:rFonts w:ascii="Times New Roman" w:hAnsi="Times New Roman" w:cs="Times New Roman"/>
+          <w:color w:val="000000" w:themeColor="text1"/>
+          <w:sz w:val="28"/>
+          <w:szCs w:val="28"/>
+          <w:lang w:val="en-US"/>
+        </w:rPr>
+        <w:t>tekstovyy.text</w:t>
+      </w:r>
+      <w:proofErr w:type="spellEnd"/>
+      <w:r>
+        <w:rPr>
+          <w:rFonts w:ascii="Times New Roman" w:hAnsi="Times New Roman" w:cs="Times New Roman"/>
+          <w:color w:val="000000" w:themeColor="text1"/>
+          <w:sz w:val="28"/>
+          <w:szCs w:val="28"/>
+          <w:lang w:val="en-US"/>
+        </w:rPr>
+        <w:t xml:space="preserve"> = </w:t>
+      </w:r>
+      <w:proofErr w:type="spellStart"/>
+      <w:r>
+        <w:rPr>
+          <w:rFonts w:ascii="Times New Roman" w:hAnsi="Times New Roman" w:cs="Times New Roman"/>
+          <w:color w:val="000000" w:themeColor="text1"/>
+          <w:sz w:val="28"/>
+          <w:szCs w:val="28"/>
+          <w:lang w:val="en-US"/>
+        </w:rPr>
+        <w:t>tekst</w:t>
+      </w:r>
+      <w:proofErr w:type="spellEnd"/>
+    </w:p>
+    <w:p>
+      <w:pPr>
+        <w:rPr>
+          <w:rFonts w:ascii="Times New Roman" w:hAnsi="Times New Roman" w:cs="Times New Roman"/>
+          <w:color w:val="000000" w:themeColor="text1"/>
+          <w:sz w:val="28"/>
+          <w:szCs w:val="28"/>
+          <w:lang w:val="en-US"/>
+        </w:rPr>
+      </w:pPr>
+      <w:r>
+        <w:rPr>
+          <w:rFonts w:ascii="Times New Roman" w:hAnsi="Times New Roman" w:cs="Times New Roman"/>
+          <w:color w:val="000000" w:themeColor="text1"/>
+          <w:sz w:val="28"/>
+          <w:szCs w:val="28"/>
+          <w:lang w:val="en-US"/>
+        </w:rPr>
+        <w:t xml:space="preserve">            </w:t>
+      </w:r>
+      <w:proofErr w:type="spellStart"/>
+      <w:proofErr w:type="gramStart"/>
+      <w:r>
+        <w:rPr>
+          <w:rFonts w:ascii="Times New Roman" w:hAnsi="Times New Roman" w:cs="Times New Roman"/>
+          <w:color w:val="000000" w:themeColor="text1"/>
+          <w:sz w:val="28"/>
+          <w:szCs w:val="28"/>
+          <w:lang w:val="en-US"/>
+        </w:rPr>
+        <w:t>run.append</w:t>
+      </w:r>
+      <w:proofErr w:type="spellEnd"/>
+      <w:proofErr w:type="gramEnd"/>
+      <w:r>
+        <w:rPr>
+          <w:rFonts w:ascii="Times New Roman" w:hAnsi="Times New Roman" w:cs="Times New Roman"/>
+          <w:color w:val="000000" w:themeColor="text1"/>
+          <w:sz w:val="28"/>
+          <w:szCs w:val="28"/>
+          <w:lang w:val="en-US"/>
+        </w:rPr>
+        <w:t>(</w:t>
+      </w:r>
+      <w:proofErr w:type="spellStart"/>
+      <w:r>
+        <w:rPr>
+          <w:rFonts w:ascii="Times New Roman" w:hAnsi="Times New Roman" w:cs="Times New Roman"/>
+          <w:color w:val="000000" w:themeColor="text1"/>
+          <w:sz w:val="28"/>
+          <w:szCs w:val="28"/>
+          <w:lang w:val="en-US"/>
+        </w:rPr>
+        <w:t>tekstovyy</w:t>
+      </w:r>
+      <w:proofErr w:type="spellEnd"/>
+      <w:r>
+        <w:rPr>
+          <w:rFonts w:ascii="Times New Roman" w:hAnsi="Times New Roman" w:cs="Times New Roman"/>
+          <w:color w:val="000000" w:themeColor="text1"/>
+          <w:sz w:val="28"/>
+          <w:szCs w:val="28"/>
+          <w:lang w:val="en-US"/>
+        </w:rPr>
+        <w:t>)</w:t>
+      </w:r>
+    </w:p>
+    <w:p>
+      <w:pPr>
+        <w:rPr>
+          <w:rFonts w:ascii="Times New Roman" w:hAnsi="Times New Roman" w:cs="Times New Roman"/>
+          <w:color w:val="000000" w:themeColor="text1"/>
+          <w:sz w:val="28"/>
+          <w:szCs w:val="28"/>
+          <w:lang w:val="en-US"/>
+        </w:rPr>
+      </w:pPr>
+      <w:r>
+        <w:rPr>
+          <w:rFonts w:ascii="Times New Roman" w:hAnsi="Times New Roman" w:cs="Times New Roman"/>
+          <w:color w:val="000000" w:themeColor="text1"/>
+          <w:sz w:val="28"/>
+          <w:szCs w:val="28"/>
+          <w:lang w:val="en-US"/>
+        </w:rPr>
+        <w:t xml:space="preserve">            </w:t>
+      </w:r>
+      <w:proofErr w:type="spellStart"/>
+      <w:proofErr w:type="gramStart"/>
+      <w:r>
+        <w:rPr>
+          <w:rFonts w:ascii="Times New Roman" w:hAnsi="Times New Roman" w:cs="Times New Roman"/>
+          <w:color w:val="000000" w:themeColor="text1"/>
+          <w:sz w:val="28"/>
+          <w:szCs w:val="28"/>
+          <w:lang w:val="en-US"/>
+        </w:rPr>
+        <w:t>nachalo.addnext</w:t>
+      </w:r>
+      <w:proofErr w:type="spellEnd"/>
+      <w:proofErr w:type="gramEnd"/>
+      <w:r>
+        <w:rPr>
+          <w:rFonts w:ascii="Times New Roman" w:hAnsi="Times New Roman" w:cs="Times New Roman"/>
+          <w:color w:val="000000" w:themeColor="text1"/>
+          <w:sz w:val="28"/>
+          <w:szCs w:val="28"/>
+          <w:lang w:val="en-US"/>
+        </w:rPr>
+        <w:t>(run)</w:t>
+      </w:r>
+    </w:p>
+    <w:p>
+      <w:pPr>
+        <w:rPr>
+          <w:rFonts w:ascii="Times New Roman" w:hAnsi="Times New Roman" w:cs="Times New Roman"/>
+          <w:color w:val="000000" w:themeColor="text1"/>
+          <w:sz w:val="28"/>
+          <w:szCs w:val="28"/>
+          <w:lang w:val="en-US"/>
+        </w:rPr>
+      </w:pPr>
+      <w:r>
+        <w:rPr>
+          <w:rFonts w:ascii="Times New Roman" w:hAnsi="Times New Roman" w:cs="Times New Roman"/>
+          <w:color w:val="000000" w:themeColor="text1"/>
+          <w:sz w:val="28"/>
+          <w:szCs w:val="28"/>
+          <w:lang w:val="en-US"/>
+        </w:rPr>
+        <w:t xml:space="preserve">            return</w:t>
+      </w:r>
+    </w:p>
+    <w:p>
+      <w:pPr>
+        <w:rPr>
+          <w:rFonts w:ascii="Times New Roman" w:hAnsi="Times New Roman" w:cs="Times New Roman"/>
+          <w:color w:val="000000" w:themeColor="text1"/>
+          <w:sz w:val="28"/>
+          <w:szCs w:val="28"/>
+          <w:lang w:val="en-US"/>
+        </w:rPr>
+      </w:pPr>
+    </w:p>
+    <w:p>
+      <w:pPr>
+        <w:rPr>
+          <w:rFonts w:ascii="Times New Roman" w:hAnsi="Times New Roman" w:cs="Times New Roman"/>
+          <w:color w:val="000000" w:themeColor="text1"/>
+          <w:sz w:val="28"/>
+          <w:szCs w:val="28"/>
+          <w:lang w:val="en-US"/>
+        </w:rPr>
+      </w:pPr>
+      <w:proofErr w:type="spellStart"/>
+      <w:r>
+        <w:rPr>
+          <w:rFonts w:ascii="Times New Roman" w:hAnsi="Times New Roman" w:cs="Times New Roman"/>
+          <w:color w:val="000000" w:themeColor="text1"/>
+          <w:sz w:val="28"/>
+          <w:szCs w:val="28"/>
+          <w:lang w:val="en-US"/>
+        </w:rPr>
+        <w:t>okno</w:t>
+      </w:r>
+      <w:proofErr w:type="spellEnd"/>
+      <w:r>
+        <w:rPr>
+          <w:rFonts w:ascii="Times New Roman" w:hAnsi="Times New Roman" w:cs="Times New Roman"/>
+          <w:color w:val="000000" w:themeColor="text1"/>
+          <w:sz w:val="28"/>
+          <w:szCs w:val="28"/>
+          <w:lang w:val="en-US"/>
+        </w:rPr>
+        <w:t xml:space="preserve"> = </w:t>
+      </w:r>
+      <w:proofErr w:type="spellStart"/>
+      <w:proofErr w:type="gramStart"/>
+      <w:r>
+        <w:rPr>
+          <w:rFonts w:ascii="Times New Roman" w:hAnsi="Times New Roman" w:cs="Times New Roman"/>
+          <w:color w:val="000000" w:themeColor="text1"/>
+          <w:sz w:val="28"/>
+          <w:szCs w:val="28"/>
+          <w:lang w:val="en-US"/>
+        </w:rPr>
+        <w:t>tk.Tk</w:t>
+      </w:r>
+      <w:proofErr w:type="spellEnd"/>
+      <w:proofErr w:type="gramEnd"/>
+      <w:r>
+        <w:rPr>
+          <w:rFonts w:ascii="Times New Roman" w:hAnsi="Times New Roman" w:cs="Times New Roman"/>
+          <w:color w:val="000000" w:themeColor="text1"/>
+          <w:sz w:val="28"/>
+          <w:szCs w:val="28"/>
+          <w:lang w:val="en-US"/>
+        </w:rPr>
+        <w:t>()</w:t>
+      </w:r>
+    </w:p>
+    <w:p>
+      <w:pPr>
+        <w:rPr>
+          <w:rFonts w:ascii="Times New Roman" w:hAnsi="Times New Roman" w:cs="Times New Roman"/>
+          <w:color w:val="000000" w:themeColor="text1"/>
+          <w:sz w:val="28"/>
+          <w:szCs w:val="28"/>
+          <w:lang w:val="en-US"/>
+        </w:rPr>
+      </w:pPr>
+      <w:proofErr w:type="spellStart"/>
+      <w:proofErr w:type="gramStart"/>
+      <w:r>
+        <w:rPr>
+          <w:rFonts w:ascii="Times New Roman" w:hAnsi="Times New Roman" w:cs="Times New Roman"/>
+          <w:color w:val="000000" w:themeColor="text1"/>
+          <w:sz w:val="28"/>
+          <w:szCs w:val="28"/>
+          <w:lang w:val="en-US"/>
+        </w:rPr>
+        <w:t>okno.title</w:t>
+      </w:r>
+      <w:proofErr w:type="spellEnd"/>
+      <w:proofErr w:type="gramEnd"/>
+      <w:r>
+        <w:rPr>
+          <w:rFonts w:ascii="Times New Roman" w:hAnsi="Times New Roman" w:cs="Times New Roman"/>
+          <w:color w:val="000000" w:themeColor="text1"/>
+          <w:sz w:val="28"/>
+          <w:szCs w:val="28"/>
+          <w:lang w:val="en-US"/>
+        </w:rPr>
         <w:t>("</w:t>
       </w:r>
-      <w:proofErr w:type="spellStart"/>
-      <w:r>
-        <w:rPr>
-          <w:rFonts w:ascii="Times New Roman" w:hAnsi="Times New Roman" w:cs="Times New Roman"/>
-          <w:color w:val="000000" w:themeColor="text1"/>
-          <w:sz w:val="28"/>
-          <w:szCs w:val="28"/>
-          <w:lang w:val="en-US"/>
-        </w:rPr>
-        <w:t>w:sz</w:t>
-      </w:r>
-      <w:proofErr w:type="spellEnd"/>
+      <w:r>
+        <w:rPr>
+          <w:rFonts w:ascii="Times New Roman" w:hAnsi="Times New Roman" w:cs="Times New Roman"/>
+          <w:color w:val="000000" w:themeColor="text1"/>
+          <w:sz w:val="28"/>
+          <w:szCs w:val="28"/>
+        </w:rPr>
+        <w:t>Валидация</w:t>
+      </w:r>
+      <w:r>
+        <w:rPr>
+          <w:rFonts w:ascii="Times New Roman" w:hAnsi="Times New Roman" w:cs="Times New Roman"/>
+          <w:color w:val="000000" w:themeColor="text1"/>
+          <w:sz w:val="28"/>
+          <w:szCs w:val="28"/>
+          <w:lang w:val="en-US"/>
+        </w:rPr>
+        <w:t xml:space="preserve"> </w:t>
+      </w:r>
+      <w:r>
+        <w:rPr>
+          <w:rFonts w:ascii="Times New Roman" w:hAnsi="Times New Roman" w:cs="Times New Roman"/>
+          <w:color w:val="000000" w:themeColor="text1"/>
+          <w:sz w:val="28"/>
+          <w:szCs w:val="28"/>
+        </w:rPr>
+        <w:t>данных</w:t>
+      </w:r>
       <w:r>
         <w:rPr>
           <w:rFonts w:ascii="Times New Roman" w:hAnsi="Times New Roman" w:cs="Times New Roman"/>
@@ -51908,38 +51697,6 @@
           <w:lang w:val="en-US"/>
         </w:rPr>
       </w:pPr>
-      <w:r>
-        <w:rPr>
-          <w:rFonts w:ascii="Times New Roman" w:hAnsi="Times New Roman" w:cs="Times New Roman"/>
-          <w:color w:val="000000" w:themeColor="text1"/>
-          <w:sz w:val="28"/>
-          <w:szCs w:val="28"/>
-          <w:lang w:val="en-US"/>
-        </w:rPr>
-        <w:t xml:space="preserve">            </w:t>
-      </w:r>
-      <w:proofErr w:type="spellStart"/>
-      <w:r>
-        <w:rPr>
-          <w:rFonts w:ascii="Times New Roman" w:hAnsi="Times New Roman" w:cs="Times New Roman"/>
-          <w:color w:val="000000" w:themeColor="text1"/>
-          <w:sz w:val="28"/>
-          <w:szCs w:val="28"/>
-          <w:lang w:val="en-US"/>
-        </w:rPr>
-        <w:t>razmer.set</w:t>
-      </w:r>
-      <w:proofErr w:type="spellEnd"/>
-      <w:r>
-        <w:rPr>
-          <w:rFonts w:ascii="Times New Roman" w:hAnsi="Times New Roman" w:cs="Times New Roman"/>
-          <w:color w:val="000000" w:themeColor="text1"/>
-          <w:sz w:val="28"/>
-          <w:szCs w:val="28"/>
-          <w:lang w:val="en-US"/>
-        </w:rPr>
-        <w:t>(qn("</w:t>
-      </w:r>
       <w:proofErr w:type="spellStart"/>
       <w:proofErr w:type="gramStart"/>
       <w:r>
@@ -51950,7 +51707,7 @@
           <w:szCs w:val="28"/>
           <w:lang w:val="en-US"/>
         </w:rPr>
-        <w:t>w:val</w:t>
+        <w:t>okno.geometry</w:t>
       </w:r>
       <w:proofErr w:type="spellEnd"/>
       <w:proofErr w:type="gramEnd"/>
@@ -51962,28 +51719,40 @@
           <w:szCs w:val="28"/>
           <w:lang w:val="en-US"/>
         </w:rPr>
-        <w:t>"), "24")</w:t>
-      </w:r>
-    </w:p>
-    <w:p>
-      <w:pPr>
-        <w:rPr>
-          <w:rFonts w:ascii="Times New Roman" w:hAnsi="Times New Roman" w:cs="Times New Roman"/>
-          <w:color w:val="000000" w:themeColor="text1"/>
-          <w:sz w:val="28"/>
-          <w:szCs w:val="28"/>
-          <w:lang w:val="en-US"/>
-        </w:rPr>
-      </w:pPr>
-      <w:r>
-        <w:rPr>
-          <w:rFonts w:ascii="Times New Roman" w:hAnsi="Times New Roman" w:cs="Times New Roman"/>
-          <w:color w:val="000000" w:themeColor="text1"/>
-          <w:sz w:val="28"/>
-          <w:szCs w:val="28"/>
-          <w:lang w:val="en-US"/>
-        </w:rPr>
-        <w:t xml:space="preserve">            </w:t>
+        <w:t>("560x150")</w:t>
+      </w:r>
+    </w:p>
+    <w:p>
+      <w:pPr>
+        <w:rPr>
+          <w:rFonts w:ascii="Times New Roman" w:hAnsi="Times New Roman" w:cs="Times New Roman"/>
+          <w:color w:val="000000" w:themeColor="text1"/>
+          <w:sz w:val="28"/>
+          <w:szCs w:val="28"/>
+          <w:lang w:val="en-US"/>
+        </w:rPr>
+      </w:pPr>
+      <w:proofErr w:type="spellStart"/>
+      <w:r>
+        <w:rPr>
+          <w:rFonts w:ascii="Times New Roman" w:hAnsi="Times New Roman" w:cs="Times New Roman"/>
+          <w:color w:val="000000" w:themeColor="text1"/>
+          <w:sz w:val="28"/>
+          <w:szCs w:val="28"/>
+          <w:lang w:val="en-US"/>
+        </w:rPr>
+        <w:t>knopka_poluchit</w:t>
+      </w:r>
+      <w:proofErr w:type="spellEnd"/>
+      <w:r>
+        <w:rPr>
+          <w:rFonts w:ascii="Times New Roman" w:hAnsi="Times New Roman" w:cs="Times New Roman"/>
+          <w:color w:val="000000" w:themeColor="text1"/>
+          <w:sz w:val="28"/>
+          <w:szCs w:val="28"/>
+          <w:lang w:val="en-US"/>
+        </w:rPr>
+        <w:t xml:space="preserve"> = </w:t>
       </w:r>
       <w:proofErr w:type="spellStart"/>
       <w:proofErr w:type="gramStart"/>
@@ -51995,7 +51764,7 @@
           <w:szCs w:val="28"/>
           <w:lang w:val="en-US"/>
         </w:rPr>
-        <w:t>rpr.append</w:t>
+        <w:t>tk.Button</w:t>
       </w:r>
       <w:proofErr w:type="spellEnd"/>
       <w:proofErr w:type="gramEnd"/>
@@ -52018,7 +51787,67 @@
           <w:szCs w:val="28"/>
           <w:lang w:val="en-US"/>
         </w:rPr>
-        <w:t>razmer</w:t>
+        <w:t>okno</w:t>
+      </w:r>
+      <w:proofErr w:type="spellEnd"/>
+      <w:r>
+        <w:rPr>
+          <w:rFonts w:ascii="Times New Roman" w:hAnsi="Times New Roman" w:cs="Times New Roman"/>
+          <w:color w:val="000000" w:themeColor="text1"/>
+          <w:sz w:val="28"/>
+          <w:szCs w:val="28"/>
+          <w:lang w:val="en-US"/>
+        </w:rPr>
+        <w:t>, text="</w:t>
+      </w:r>
+      <w:r>
+        <w:rPr>
+          <w:rFonts w:ascii="Times New Roman" w:hAnsi="Times New Roman" w:cs="Times New Roman"/>
+          <w:color w:val="000000" w:themeColor="text1"/>
+          <w:sz w:val="28"/>
+          <w:szCs w:val="28"/>
+        </w:rPr>
+        <w:t>Получить</w:t>
+      </w:r>
+      <w:r>
+        <w:rPr>
+          <w:rFonts w:ascii="Times New Roman" w:hAnsi="Times New Roman" w:cs="Times New Roman"/>
+          <w:color w:val="000000" w:themeColor="text1"/>
+          <w:sz w:val="28"/>
+          <w:szCs w:val="28"/>
+          <w:lang w:val="en-US"/>
+        </w:rPr>
+        <w:t xml:space="preserve"> </w:t>
+      </w:r>
+      <w:r>
+        <w:rPr>
+          <w:rFonts w:ascii="Times New Roman" w:hAnsi="Times New Roman" w:cs="Times New Roman"/>
+          <w:color w:val="000000" w:themeColor="text1"/>
+          <w:sz w:val="28"/>
+          <w:szCs w:val="28"/>
+        </w:rPr>
+        <w:t>данные</w:t>
+      </w:r>
+      <w:r>
+        <w:rPr>
+          <w:rFonts w:ascii="Times New Roman" w:hAnsi="Times New Roman" w:cs="Times New Roman"/>
+          <w:color w:val="000000" w:themeColor="text1"/>
+          <w:sz w:val="28"/>
+          <w:szCs w:val="28"/>
+          <w:lang w:val="en-US"/>
+        </w:rPr>
+        <w:t>", width=24, command=</w:t>
+      </w:r>
+      <w:proofErr w:type="spellStart"/>
+      <w:r>
+        <w:rPr>
+          <w:rFonts w:ascii="Times New Roman" w:hAnsi="Times New Roman" w:cs="Times New Roman"/>
+          <w:color w:val="000000" w:themeColor="text1"/>
+          <w:sz w:val="28"/>
+          <w:szCs w:val="28"/>
+          <w:lang w:val="en-US"/>
+        </w:rPr>
+        <w:t>poluchit_dannye</w:t>
       </w:r>
       <w:proofErr w:type="spellEnd"/>
       <w:r>
@@ -52042,17 +51871,17 @@
           <w:lang w:val="en-US"/>
         </w:rPr>
       </w:pPr>
-      <w:r>
-        <w:rPr>
-          <w:rFonts w:ascii="Times New Roman" w:hAnsi="Times New Roman" w:cs="Times New Roman"/>
-          <w:color w:val="000000" w:themeColor="text1"/>
-          <w:sz w:val="28"/>
-          <w:szCs w:val="28"/>
-          <w:lang w:val="en-US"/>
-        </w:rPr>
-        <w:t xml:space="preserve">            </w:t>
-      </w:r>
-      <w:proofErr w:type="spellStart"/>
+      <w:proofErr w:type="spellStart"/>
+      <w:r>
+        <w:rPr>
+          <w:rFonts w:ascii="Times New Roman" w:hAnsi="Times New Roman" w:cs="Times New Roman"/>
+          <w:color w:val="000000" w:themeColor="text1"/>
+          <w:sz w:val="28"/>
+          <w:szCs w:val="28"/>
+          <w:lang w:val="en-US"/>
+        </w:rPr>
+        <w:t>knopka_</w:t>
+      </w:r>
       <w:proofErr w:type="gramStart"/>
       <w:r>
         <w:rPr>
@@ -52062,7 +51891,7 @@
           <w:szCs w:val="28"/>
           <w:lang w:val="en-US"/>
         </w:rPr>
-        <w:t>run.append</w:t>
+        <w:t>poluchit.grid</w:t>
       </w:r>
       <w:proofErr w:type="spellEnd"/>
       <w:proofErr w:type="gramEnd"/>
@@ -52074,6 +51903,107 @@
           <w:szCs w:val="28"/>
           <w:lang w:val="en-US"/>
         </w:rPr>
+        <w:t xml:space="preserve">(row=0, column=0, </w:t>
+      </w:r>
+      <w:proofErr w:type="spellStart"/>
+      <w:r>
+        <w:rPr>
+          <w:rFonts w:ascii="Times New Roman" w:hAnsi="Times New Roman" w:cs="Times New Roman"/>
+          <w:color w:val="000000" w:themeColor="text1"/>
+          <w:sz w:val="28"/>
+          <w:szCs w:val="28"/>
+          <w:lang w:val="en-US"/>
+        </w:rPr>
+        <w:t>padx</w:t>
+      </w:r>
+      <w:proofErr w:type="spellEnd"/>
+      <w:r>
+        <w:rPr>
+          <w:rFonts w:ascii="Times New Roman" w:hAnsi="Times New Roman" w:cs="Times New Roman"/>
+          <w:color w:val="000000" w:themeColor="text1"/>
+          <w:sz w:val="28"/>
+          <w:szCs w:val="28"/>
+          <w:lang w:val="en-US"/>
+        </w:rPr>
+        <w:t xml:space="preserve">=10, </w:t>
+      </w:r>
+      <w:proofErr w:type="spellStart"/>
+      <w:r>
+        <w:rPr>
+          <w:rFonts w:ascii="Times New Roman" w:hAnsi="Times New Roman" w:cs="Times New Roman"/>
+          <w:color w:val="000000" w:themeColor="text1"/>
+          <w:sz w:val="28"/>
+          <w:szCs w:val="28"/>
+          <w:lang w:val="en-US"/>
+        </w:rPr>
+        <w:t>pady</w:t>
+      </w:r>
+      <w:proofErr w:type="spellEnd"/>
+      <w:r>
+        <w:rPr>
+          <w:rFonts w:ascii="Times New Roman" w:hAnsi="Times New Roman" w:cs="Times New Roman"/>
+          <w:color w:val="000000" w:themeColor="text1"/>
+          <w:sz w:val="28"/>
+          <w:szCs w:val="28"/>
+          <w:lang w:val="en-US"/>
+        </w:rPr>
+        <w:t>=20)</w:t>
+      </w:r>
+    </w:p>
+    <w:p>
+      <w:pPr>
+        <w:rPr>
+          <w:rFonts w:ascii="Times New Roman" w:hAnsi="Times New Roman" w:cs="Times New Roman"/>
+          <w:color w:val="000000" w:themeColor="text1"/>
+          <w:sz w:val="28"/>
+          <w:szCs w:val="28"/>
+          <w:lang w:val="en-US"/>
+        </w:rPr>
+      </w:pPr>
+      <w:proofErr w:type="spellStart"/>
+      <w:r>
+        <w:rPr>
+          <w:rFonts w:ascii="Times New Roman" w:hAnsi="Times New Roman" w:cs="Times New Roman"/>
+          <w:color w:val="000000" w:themeColor="text1"/>
+          <w:sz w:val="28"/>
+          <w:szCs w:val="28"/>
+          <w:lang w:val="en-US"/>
+        </w:rPr>
+        <w:t>label_fio</w:t>
+      </w:r>
+      <w:proofErr w:type="spellEnd"/>
+      <w:r>
+        <w:rPr>
+          <w:rFonts w:ascii="Times New Roman" w:hAnsi="Times New Roman" w:cs="Times New Roman"/>
+          <w:color w:val="000000" w:themeColor="text1"/>
+          <w:sz w:val="28"/>
+          <w:szCs w:val="28"/>
+          <w:lang w:val="en-US"/>
+        </w:rPr>
+        <w:t xml:space="preserve"> = </w:t>
+      </w:r>
+      <w:proofErr w:type="spellStart"/>
+      <w:proofErr w:type="gramStart"/>
+      <w:r>
+        <w:rPr>
+          <w:rFonts w:ascii="Times New Roman" w:hAnsi="Times New Roman" w:cs="Times New Roman"/>
+          <w:color w:val="000000" w:themeColor="text1"/>
+          <w:sz w:val="28"/>
+          <w:szCs w:val="28"/>
+          <w:lang w:val="en-US"/>
+        </w:rPr>
+        <w:t>tk.Label</w:t>
+      </w:r>
+      <w:proofErr w:type="spellEnd"/>
+      <w:proofErr w:type="gramEnd"/>
+      <w:r>
+        <w:rPr>
+          <w:rFonts w:ascii="Times New Roman" w:hAnsi="Times New Roman" w:cs="Times New Roman"/>
+          <w:color w:val="000000" w:themeColor="text1"/>
+          <w:sz w:val="28"/>
+          <w:szCs w:val="28"/>
+          <w:lang w:val="en-US"/>
+        </w:rPr>
         <w:t>(</w:t>
       </w:r>
       <w:proofErr w:type="spellStart"/>
@@ -52085,7 +52015,232 @@
           <w:szCs w:val="28"/>
           <w:lang w:val="en-US"/>
         </w:rPr>
-        <w:t>rpr</w:t>
+        <w:t>okno</w:t>
+      </w:r>
+      <w:proofErr w:type="spellEnd"/>
+      <w:r>
+        <w:rPr>
+          <w:rFonts w:ascii="Times New Roman" w:hAnsi="Times New Roman" w:cs="Times New Roman"/>
+          <w:color w:val="000000" w:themeColor="text1"/>
+          <w:sz w:val="28"/>
+          <w:szCs w:val="28"/>
+          <w:lang w:val="en-US"/>
+        </w:rPr>
+        <w:t>, text="", font=("Arial", 12))</w:t>
+      </w:r>
+    </w:p>
+    <w:p>
+      <w:pPr>
+        <w:rPr>
+          <w:rFonts w:ascii="Times New Roman" w:hAnsi="Times New Roman" w:cs="Times New Roman"/>
+          <w:color w:val="000000" w:themeColor="text1"/>
+          <w:sz w:val="28"/>
+          <w:szCs w:val="28"/>
+          <w:lang w:val="en-US"/>
+        </w:rPr>
+      </w:pPr>
+      <w:proofErr w:type="spellStart"/>
+      <w:r>
+        <w:rPr>
+          <w:rFonts w:ascii="Times New Roman" w:hAnsi="Times New Roman" w:cs="Times New Roman"/>
+          <w:color w:val="000000" w:themeColor="text1"/>
+          <w:sz w:val="28"/>
+          <w:szCs w:val="28"/>
+          <w:lang w:val="en-US"/>
+        </w:rPr>
+        <w:t>label_</w:t>
+      </w:r>
+      <w:proofErr w:type="gramStart"/>
+      <w:r>
+        <w:rPr>
+          <w:rFonts w:ascii="Times New Roman" w:hAnsi="Times New Roman" w:cs="Times New Roman"/>
+          <w:color w:val="000000" w:themeColor="text1"/>
+          <w:sz w:val="28"/>
+          <w:szCs w:val="28"/>
+          <w:lang w:val="en-US"/>
+        </w:rPr>
+        <w:t>fio.grid</w:t>
+      </w:r>
+      <w:proofErr w:type="spellEnd"/>
+      <w:proofErr w:type="gramEnd"/>
+      <w:r>
+        <w:rPr>
+          <w:rFonts w:ascii="Times New Roman" w:hAnsi="Times New Roman" w:cs="Times New Roman"/>
+          <w:color w:val="000000" w:themeColor="text1"/>
+          <w:sz w:val="28"/>
+          <w:szCs w:val="28"/>
+          <w:lang w:val="en-US"/>
+        </w:rPr>
+        <w:t xml:space="preserve">(row=0, column=1, </w:t>
+      </w:r>
+      <w:proofErr w:type="spellStart"/>
+      <w:r>
+        <w:rPr>
+          <w:rFonts w:ascii="Times New Roman" w:hAnsi="Times New Roman" w:cs="Times New Roman"/>
+          <w:color w:val="000000" w:themeColor="text1"/>
+          <w:sz w:val="28"/>
+          <w:szCs w:val="28"/>
+          <w:lang w:val="en-US"/>
+        </w:rPr>
+        <w:t>padx</w:t>
+      </w:r>
+      <w:proofErr w:type="spellEnd"/>
+      <w:r>
+        <w:rPr>
+          <w:rFonts w:ascii="Times New Roman" w:hAnsi="Times New Roman" w:cs="Times New Roman"/>
+          <w:color w:val="000000" w:themeColor="text1"/>
+          <w:sz w:val="28"/>
+          <w:szCs w:val="28"/>
+          <w:lang w:val="en-US"/>
+        </w:rPr>
+        <w:t>=10, sticky="w")</w:t>
+      </w:r>
+    </w:p>
+    <w:p>
+      <w:pPr>
+        <w:rPr>
+          <w:rFonts w:ascii="Times New Roman" w:hAnsi="Times New Roman" w:cs="Times New Roman"/>
+          <w:color w:val="000000" w:themeColor="text1"/>
+          <w:sz w:val="28"/>
+          <w:szCs w:val="28"/>
+          <w:lang w:val="en-US"/>
+        </w:rPr>
+      </w:pPr>
+      <w:proofErr w:type="spellStart"/>
+      <w:r>
+        <w:rPr>
+          <w:rFonts w:ascii="Times New Roman" w:hAnsi="Times New Roman" w:cs="Times New Roman"/>
+          <w:color w:val="000000" w:themeColor="text1"/>
+          <w:sz w:val="28"/>
+          <w:szCs w:val="28"/>
+          <w:lang w:val="en-US"/>
+        </w:rPr>
+        <w:t>knopka_otpravit</w:t>
+      </w:r>
+      <w:proofErr w:type="spellEnd"/>
+      <w:r>
+        <w:rPr>
+          <w:rFonts w:ascii="Times New Roman" w:hAnsi="Times New Roman" w:cs="Times New Roman"/>
+          <w:color w:val="000000" w:themeColor="text1"/>
+          <w:sz w:val="28"/>
+          <w:szCs w:val="28"/>
+          <w:lang w:val="en-US"/>
+        </w:rPr>
+        <w:t xml:space="preserve"> = </w:t>
+      </w:r>
+      <w:proofErr w:type="spellStart"/>
+      <w:proofErr w:type="gramStart"/>
+      <w:r>
+        <w:rPr>
+          <w:rFonts w:ascii="Times New Roman" w:hAnsi="Times New Roman" w:cs="Times New Roman"/>
+          <w:color w:val="000000" w:themeColor="text1"/>
+          <w:sz w:val="28"/>
+          <w:szCs w:val="28"/>
+          <w:lang w:val="en-US"/>
+        </w:rPr>
+        <w:t>tk.Button</w:t>
+      </w:r>
+      <w:proofErr w:type="spellEnd"/>
+      <w:proofErr w:type="gramEnd"/>
+      <w:r>
+        <w:rPr>
+          <w:rFonts w:ascii="Times New Roman" w:hAnsi="Times New Roman" w:cs="Times New Roman"/>
+          <w:color w:val="000000" w:themeColor="text1"/>
+          <w:sz w:val="28"/>
+          <w:szCs w:val="28"/>
+          <w:lang w:val="en-US"/>
+        </w:rPr>
+        <w:t>(</w:t>
+      </w:r>
+      <w:proofErr w:type="spellStart"/>
+      <w:r>
+        <w:rPr>
+          <w:rFonts w:ascii="Times New Roman" w:hAnsi="Times New Roman" w:cs="Times New Roman"/>
+          <w:color w:val="000000" w:themeColor="text1"/>
+          <w:sz w:val="28"/>
+          <w:szCs w:val="28"/>
+          <w:lang w:val="en-US"/>
+        </w:rPr>
+        <w:t>okno</w:t>
+      </w:r>
+      <w:proofErr w:type="spellEnd"/>
+      <w:r>
+        <w:rPr>
+          <w:rFonts w:ascii="Times New Roman" w:hAnsi="Times New Roman" w:cs="Times New Roman"/>
+          <w:color w:val="000000" w:themeColor="text1"/>
+          <w:sz w:val="28"/>
+          <w:szCs w:val="28"/>
+          <w:lang w:val="en-US"/>
+        </w:rPr>
+        <w:t>, text="</w:t>
+      </w:r>
+      <w:r>
+        <w:rPr>
+          <w:rFonts w:ascii="Times New Roman" w:hAnsi="Times New Roman" w:cs="Times New Roman"/>
+          <w:color w:val="000000" w:themeColor="text1"/>
+          <w:sz w:val="28"/>
+          <w:szCs w:val="28"/>
+        </w:rPr>
+        <w:t>Отправить</w:t>
+      </w:r>
+      <w:r>
+        <w:rPr>
+          <w:rFonts w:ascii="Times New Roman" w:hAnsi="Times New Roman" w:cs="Times New Roman"/>
+          <w:color w:val="000000" w:themeColor="text1"/>
+          <w:sz w:val="28"/>
+          <w:szCs w:val="28"/>
+          <w:lang w:val="en-US"/>
+        </w:rPr>
+        <w:t xml:space="preserve"> </w:t>
+      </w:r>
+      <w:r>
+        <w:rPr>
+          <w:rFonts w:ascii="Times New Roman" w:hAnsi="Times New Roman" w:cs="Times New Roman"/>
+          <w:color w:val="000000" w:themeColor="text1"/>
+          <w:sz w:val="28"/>
+          <w:szCs w:val="28"/>
+        </w:rPr>
+        <w:t>результат</w:t>
+      </w:r>
+      <w:r>
+        <w:rPr>
+          <w:rFonts w:ascii="Times New Roman" w:hAnsi="Times New Roman" w:cs="Times New Roman"/>
+          <w:color w:val="000000" w:themeColor="text1"/>
+          <w:sz w:val="28"/>
+          <w:szCs w:val="28"/>
+          <w:lang w:val="en-US"/>
+        </w:rPr>
+        <w:t xml:space="preserve"> </w:t>
+      </w:r>
+      <w:r>
+        <w:rPr>
+          <w:rFonts w:ascii="Times New Roman" w:hAnsi="Times New Roman" w:cs="Times New Roman"/>
+          <w:color w:val="000000" w:themeColor="text1"/>
+          <w:sz w:val="28"/>
+          <w:szCs w:val="28"/>
+        </w:rPr>
+        <w:t>теста</w:t>
+      </w:r>
+      <w:r>
+        <w:rPr>
+          <w:rFonts w:ascii="Times New Roman" w:hAnsi="Times New Roman" w:cs="Times New Roman"/>
+          <w:color w:val="000000" w:themeColor="text1"/>
+          <w:sz w:val="28"/>
+          <w:szCs w:val="28"/>
+          <w:lang w:val="en-US"/>
+        </w:rPr>
+        <w:t>", width=24, command=</w:t>
+      </w:r>
+      <w:proofErr w:type="spellStart"/>
+      <w:r>
+        <w:rPr>
+          <w:rFonts w:ascii="Times New Roman" w:hAnsi="Times New Roman" w:cs="Times New Roman"/>
+          <w:color w:val="000000" w:themeColor="text1"/>
+          <w:sz w:val="28"/>
+          <w:szCs w:val="28"/>
+          <w:lang w:val="en-US"/>
+        </w:rPr>
+        <w:t>otpravit_rezultat</w:t>
       </w:r>
       <w:proofErr w:type="spellEnd"/>
       <w:r>
@@ -52109,26 +52264,105 @@
           <w:lang w:val="en-US"/>
         </w:rPr>
       </w:pPr>
-      <w:r>
-        <w:rPr>
-          <w:rFonts w:ascii="Times New Roman" w:hAnsi="Times New Roman" w:cs="Times New Roman"/>
-          <w:color w:val="000000" w:themeColor="text1"/>
-          <w:sz w:val="28"/>
-          <w:szCs w:val="28"/>
-          <w:lang w:val="en-US"/>
-        </w:rPr>
-        <w:t xml:space="preserve">            </w:t>
-      </w:r>
-      <w:proofErr w:type="spellStart"/>
-      <w:r>
-        <w:rPr>
-          <w:rFonts w:ascii="Times New Roman" w:hAnsi="Times New Roman" w:cs="Times New Roman"/>
-          <w:color w:val="000000" w:themeColor="text1"/>
-          <w:sz w:val="28"/>
-          <w:szCs w:val="28"/>
-          <w:lang w:val="en-US"/>
-        </w:rPr>
-        <w:t>tekstovyy</w:t>
+      <w:proofErr w:type="spellStart"/>
+      <w:r>
+        <w:rPr>
+          <w:rFonts w:ascii="Times New Roman" w:hAnsi="Times New Roman" w:cs="Times New Roman"/>
+          <w:color w:val="000000" w:themeColor="text1"/>
+          <w:sz w:val="28"/>
+          <w:szCs w:val="28"/>
+          <w:lang w:val="en-US"/>
+        </w:rPr>
+        <w:t>knopka_</w:t>
+      </w:r>
+      <w:proofErr w:type="gramStart"/>
+      <w:r>
+        <w:rPr>
+          <w:rFonts w:ascii="Times New Roman" w:hAnsi="Times New Roman" w:cs="Times New Roman"/>
+          <w:color w:val="000000" w:themeColor="text1"/>
+          <w:sz w:val="28"/>
+          <w:szCs w:val="28"/>
+          <w:lang w:val="en-US"/>
+        </w:rPr>
+        <w:t>otpravit.grid</w:t>
+      </w:r>
+      <w:proofErr w:type="spellEnd"/>
+      <w:proofErr w:type="gramEnd"/>
+      <w:r>
+        <w:rPr>
+          <w:rFonts w:ascii="Times New Roman" w:hAnsi="Times New Roman" w:cs="Times New Roman"/>
+          <w:color w:val="000000" w:themeColor="text1"/>
+          <w:sz w:val="28"/>
+          <w:szCs w:val="28"/>
+          <w:lang w:val="en-US"/>
+        </w:rPr>
+        <w:t xml:space="preserve">(row=1, column=0, </w:t>
+      </w:r>
+      <w:proofErr w:type="spellStart"/>
+      <w:r>
+        <w:rPr>
+          <w:rFonts w:ascii="Times New Roman" w:hAnsi="Times New Roman" w:cs="Times New Roman"/>
+          <w:color w:val="000000" w:themeColor="text1"/>
+          <w:sz w:val="28"/>
+          <w:szCs w:val="28"/>
+          <w:lang w:val="en-US"/>
+        </w:rPr>
+        <w:t>padx</w:t>
+      </w:r>
+      <w:proofErr w:type="spellEnd"/>
+      <w:r>
+        <w:rPr>
+          <w:rFonts w:ascii="Times New Roman" w:hAnsi="Times New Roman" w:cs="Times New Roman"/>
+          <w:color w:val="000000" w:themeColor="text1"/>
+          <w:sz w:val="28"/>
+          <w:szCs w:val="28"/>
+          <w:lang w:val="en-US"/>
+        </w:rPr>
+        <w:t xml:space="preserve">=10, </w:t>
+      </w:r>
+      <w:proofErr w:type="spellStart"/>
+      <w:r>
+        <w:rPr>
+          <w:rFonts w:ascii="Times New Roman" w:hAnsi="Times New Roman" w:cs="Times New Roman"/>
+          <w:color w:val="000000" w:themeColor="text1"/>
+          <w:sz w:val="28"/>
+          <w:szCs w:val="28"/>
+          <w:lang w:val="en-US"/>
+        </w:rPr>
+        <w:t>pady</w:t>
+      </w:r>
+      <w:proofErr w:type="spellEnd"/>
+      <w:r>
+        <w:rPr>
+          <w:rFonts w:ascii="Times New Roman" w:hAnsi="Times New Roman" w:cs="Times New Roman"/>
+          <w:color w:val="000000" w:themeColor="text1"/>
+          <w:sz w:val="28"/>
+          <w:szCs w:val="28"/>
+          <w:lang w:val="en-US"/>
+        </w:rPr>
+        <w:t>=10)</w:t>
+      </w:r>
+    </w:p>
+    <w:p>
+      <w:pPr>
+        <w:rPr>
+          <w:rFonts w:ascii="Times New Roman" w:hAnsi="Times New Roman" w:cs="Times New Roman"/>
+          <w:color w:val="000000" w:themeColor="text1"/>
+          <w:sz w:val="28"/>
+          <w:szCs w:val="28"/>
+          <w:lang w:val="en-US"/>
+        </w:rPr>
+      </w:pPr>
+      <w:proofErr w:type="spellStart"/>
+      <w:r>
+        <w:rPr>
+          <w:rFonts w:ascii="Times New Roman" w:hAnsi="Times New Roman" w:cs="Times New Roman"/>
+          <w:color w:val="000000" w:themeColor="text1"/>
+          <w:sz w:val="28"/>
+          <w:szCs w:val="28"/>
+          <w:lang w:val="en-US"/>
+        </w:rPr>
+        <w:t>label_rezultat</w:t>
       </w:r>
       <w:proofErr w:type="spellEnd"/>
       <w:r>
@@ -52142,126 +52376,6 @@
         <w:t xml:space="preserve"> = </w:t>
       </w:r>
       <w:proofErr w:type="spellStart"/>
-      <w:r>
-        <w:rPr>
-          <w:rFonts w:ascii="Times New Roman" w:hAnsi="Times New Roman" w:cs="Times New Roman"/>
-          <w:color w:val="000000" w:themeColor="text1"/>
-          <w:sz w:val="28"/>
-          <w:szCs w:val="28"/>
-          <w:lang w:val="en-US"/>
-        </w:rPr>
-        <w:t>OxmlElement</w:t>
-      </w:r>
-      <w:proofErr w:type="spellEnd"/>
-      <w:r>
-        <w:rPr>
-          <w:rFonts w:ascii="Times New Roman" w:hAnsi="Times New Roman" w:cs="Times New Roman"/>
-          <w:color w:val="000000" w:themeColor="text1"/>
-          <w:sz w:val="28"/>
-          <w:szCs w:val="28"/>
-          <w:lang w:val="en-US"/>
-        </w:rPr>
-        <w:t>("</w:t>
-      </w:r>
-      <w:proofErr w:type="spellStart"/>
-      <w:r>
-        <w:rPr>
-          <w:rFonts w:ascii="Times New Roman" w:hAnsi="Times New Roman" w:cs="Times New Roman"/>
-          <w:color w:val="000000" w:themeColor="text1"/>
-          <w:sz w:val="28"/>
-          <w:szCs w:val="28"/>
-          <w:lang w:val="en-US"/>
-        </w:rPr>
-        <w:t>w:t</w:t>
-      </w:r>
-      <w:proofErr w:type="spellEnd"/>
-      <w:r>
-        <w:rPr>
-          <w:rFonts w:ascii="Times New Roman" w:hAnsi="Times New Roman" w:cs="Times New Roman"/>
-          <w:color w:val="000000" w:themeColor="text1"/>
-          <w:sz w:val="28"/>
-          <w:szCs w:val="28"/>
-          <w:lang w:val="en-US"/>
-        </w:rPr>
-        <w:t>")</w:t>
-      </w:r>
-    </w:p>
-    <w:p>
-      <w:pPr>
-        <w:rPr>
-          <w:rFonts w:ascii="Times New Roman" w:hAnsi="Times New Roman" w:cs="Times New Roman"/>
-          <w:color w:val="000000" w:themeColor="text1"/>
-          <w:sz w:val="28"/>
-          <w:szCs w:val="28"/>
-          <w:lang w:val="en-US"/>
-        </w:rPr>
-      </w:pPr>
-      <w:r>
-        <w:rPr>
-          <w:rFonts w:ascii="Times New Roman" w:hAnsi="Times New Roman" w:cs="Times New Roman"/>
-          <w:color w:val="000000" w:themeColor="text1"/>
-          <w:sz w:val="28"/>
-          <w:szCs w:val="28"/>
-          <w:lang w:val="en-US"/>
-        </w:rPr>
-        <w:t xml:space="preserve">            </w:t>
-      </w:r>
-      <w:proofErr w:type="spellStart"/>
-      <w:r>
-        <w:rPr>
-          <w:rFonts w:ascii="Times New Roman" w:hAnsi="Times New Roman" w:cs="Times New Roman"/>
-          <w:color w:val="000000" w:themeColor="text1"/>
-          <w:sz w:val="28"/>
-          <w:szCs w:val="28"/>
-          <w:lang w:val="en-US"/>
-        </w:rPr>
-        <w:t>tekstovyy.text</w:t>
-      </w:r>
-      <w:proofErr w:type="spellEnd"/>
-      <w:r>
-        <w:rPr>
-          <w:rFonts w:ascii="Times New Roman" w:hAnsi="Times New Roman" w:cs="Times New Roman"/>
-          <w:color w:val="000000" w:themeColor="text1"/>
-          <w:sz w:val="28"/>
-          <w:szCs w:val="28"/>
-          <w:lang w:val="en-US"/>
-        </w:rPr>
-        <w:t xml:space="preserve"> = </w:t>
-      </w:r>
-      <w:proofErr w:type="spellStart"/>
-      <w:r>
-        <w:rPr>
-          <w:rFonts w:ascii="Times New Roman" w:hAnsi="Times New Roman" w:cs="Times New Roman"/>
-          <w:color w:val="000000" w:themeColor="text1"/>
-          <w:sz w:val="28"/>
-          <w:szCs w:val="28"/>
-          <w:lang w:val="en-US"/>
-        </w:rPr>
-        <w:t>tekst</w:t>
-      </w:r>
-      <w:proofErr w:type="spellEnd"/>
-    </w:p>
-    <w:p>
-      <w:pPr>
-        <w:rPr>
-          <w:rFonts w:ascii="Times New Roman" w:hAnsi="Times New Roman" w:cs="Times New Roman"/>
-          <w:color w:val="000000" w:themeColor="text1"/>
-          <w:sz w:val="28"/>
-          <w:szCs w:val="28"/>
-          <w:lang w:val="en-US"/>
-        </w:rPr>
-      </w:pPr>
-      <w:r>
-        <w:rPr>
-          <w:rFonts w:ascii="Times New Roman" w:hAnsi="Times New Roman" w:cs="Times New Roman"/>
-          <w:color w:val="000000" w:themeColor="text1"/>
-          <w:sz w:val="28"/>
-          <w:szCs w:val="28"/>
-          <w:lang w:val="en-US"/>
-        </w:rPr>
-        <w:t xml:space="preserve">            </w:t>
-      </w:r>
-      <w:proofErr w:type="spellStart"/>
       <w:proofErr w:type="gramStart"/>
       <w:r>
         <w:rPr>
@@ -52271,7 +52385,7 @@
           <w:szCs w:val="28"/>
           <w:lang w:val="en-US"/>
         </w:rPr>
-        <w:t>run.append</w:t>
+        <w:t>tk.Label</w:t>
       </w:r>
       <w:proofErr w:type="spellEnd"/>
       <w:proofErr w:type="gramEnd"/>
@@ -52294,116 +52408,6 @@
           <w:szCs w:val="28"/>
           <w:lang w:val="en-US"/>
         </w:rPr>
-        <w:t>tekstovyy</w:t>
-      </w:r>
-      <w:proofErr w:type="spellEnd"/>
-      <w:r>
-        <w:rPr>
-          <w:rFonts w:ascii="Times New Roman" w:hAnsi="Times New Roman" w:cs="Times New Roman"/>
-          <w:color w:val="000000" w:themeColor="text1"/>
-          <w:sz w:val="28"/>
-          <w:szCs w:val="28"/>
-          <w:lang w:val="en-US"/>
-        </w:rPr>
-        <w:t>)</w:t>
-      </w:r>
-    </w:p>
-    <w:p>
-      <w:pPr>
-        <w:rPr>
-          <w:rFonts w:ascii="Times New Roman" w:hAnsi="Times New Roman" w:cs="Times New Roman"/>
-          <w:color w:val="000000" w:themeColor="text1"/>
-          <w:sz w:val="28"/>
-          <w:szCs w:val="28"/>
-          <w:lang w:val="en-US"/>
-        </w:rPr>
-      </w:pPr>
-      <w:r>
-        <w:rPr>
-          <w:rFonts w:ascii="Times New Roman" w:hAnsi="Times New Roman" w:cs="Times New Roman"/>
-          <w:color w:val="000000" w:themeColor="text1"/>
-          <w:sz w:val="28"/>
-          <w:szCs w:val="28"/>
-          <w:lang w:val="en-US"/>
-        </w:rPr>
-        <w:t xml:space="preserve">            </w:t>
-      </w:r>
-      <w:proofErr w:type="spellStart"/>
-      <w:proofErr w:type="gramStart"/>
-      <w:r>
-        <w:rPr>
-          <w:rFonts w:ascii="Times New Roman" w:hAnsi="Times New Roman" w:cs="Times New Roman"/>
-          <w:color w:val="000000" w:themeColor="text1"/>
-          <w:sz w:val="28"/>
-          <w:szCs w:val="28"/>
-          <w:lang w:val="en-US"/>
-        </w:rPr>
-        <w:t>nachalo.addnext</w:t>
-      </w:r>
-      <w:proofErr w:type="spellEnd"/>
-      <w:proofErr w:type="gramEnd"/>
-      <w:r>
-        <w:rPr>
-          <w:rFonts w:ascii="Times New Roman" w:hAnsi="Times New Roman" w:cs="Times New Roman"/>
-          <w:color w:val="000000" w:themeColor="text1"/>
-          <w:sz w:val="28"/>
-          <w:szCs w:val="28"/>
-          <w:lang w:val="en-US"/>
-        </w:rPr>
-        <w:t>(run)</w:t>
-      </w:r>
-    </w:p>
-    <w:p>
-      <w:pPr>
-        <w:rPr>
-          <w:rFonts w:ascii="Times New Roman" w:hAnsi="Times New Roman" w:cs="Times New Roman"/>
-          <w:color w:val="000000" w:themeColor="text1"/>
-          <w:sz w:val="28"/>
-          <w:szCs w:val="28"/>
-          <w:lang w:val="en-US"/>
-        </w:rPr>
-      </w:pPr>
-      <w:r>
-        <w:rPr>
-          <w:rFonts w:ascii="Times New Roman" w:hAnsi="Times New Roman" w:cs="Times New Roman"/>
-          <w:color w:val="000000" w:themeColor="text1"/>
-          <w:sz w:val="28"/>
-          <w:szCs w:val="28"/>
-          <w:lang w:val="en-US"/>
-        </w:rPr>
-        <w:t xml:space="preserve">            return</w:t>
-      </w:r>
-    </w:p>
-    <w:p>
-      <w:pPr>
-        <w:rPr>
-          <w:rFonts w:ascii="Times New Roman" w:hAnsi="Times New Roman" w:cs="Times New Roman"/>
-          <w:color w:val="000000" w:themeColor="text1"/>
-          <w:sz w:val="28"/>
-          <w:szCs w:val="28"/>
-          <w:lang w:val="en-US"/>
-        </w:rPr>
-      </w:pPr>
-    </w:p>
-    <w:p>
-      <w:pPr>
-        <w:rPr>
-          <w:rFonts w:ascii="Times New Roman" w:hAnsi="Times New Roman" w:cs="Times New Roman"/>
-          <w:color w:val="000000" w:themeColor="text1"/>
-          <w:sz w:val="28"/>
-          <w:szCs w:val="28"/>
-          <w:lang w:val="en-US"/>
-        </w:rPr>
-      </w:pPr>
-      <w:proofErr w:type="spellStart"/>
-      <w:r>
-        <w:rPr>
-          <w:rFonts w:ascii="Times New Roman" w:hAnsi="Times New Roman" w:cs="Times New Roman"/>
-          <w:color w:val="000000" w:themeColor="text1"/>
-          <w:sz w:val="28"/>
-          <w:szCs w:val="28"/>
-          <w:lang w:val="en-US"/>
-        </w:rPr>
         <w:t>okno</w:t>
       </w:r>
       <w:proofErr w:type="spellEnd"/>
@@ -52415,883 +52419,7 @@
           <w:szCs w:val="28"/>
           <w:lang w:val="en-US"/>
         </w:rPr>
-        <w:t xml:space="preserve"> = </w:t>
-      </w:r>
-      <w:proofErr w:type="spellStart"/>
-      <w:proofErr w:type="gramStart"/>
-      <w:r>
-        <w:rPr>
-          <w:rFonts w:ascii="Times New Roman" w:hAnsi="Times New Roman" w:cs="Times New Roman"/>
-          <w:color w:val="000000" w:themeColor="text1"/>
-          <w:sz w:val="28"/>
-          <w:szCs w:val="28"/>
-          <w:lang w:val="en-US"/>
-        </w:rPr>
-        <w:t>tk.Tk</w:t>
-      </w:r>
-      <w:proofErr w:type="spellEnd"/>
-      <w:proofErr w:type="gramEnd"/>
-      <w:r>
-        <w:rPr>
-          <w:rFonts w:ascii="Times New Roman" w:hAnsi="Times New Roman" w:cs="Times New Roman"/>
-          <w:color w:val="000000" w:themeColor="text1"/>
-          <w:sz w:val="28"/>
-          <w:szCs w:val="28"/>
-          <w:lang w:val="en-US"/>
-        </w:rPr>
-        <w:t>()</w:t>
-      </w:r>
-    </w:p>
-    <w:p>
-      <w:pPr>
-        <w:rPr>
-          <w:rFonts w:ascii="Times New Roman" w:hAnsi="Times New Roman" w:cs="Times New Roman"/>
-          <w:color w:val="000000" w:themeColor="text1"/>
-          <w:sz w:val="28"/>
-          <w:szCs w:val="28"/>
-          <w:lang w:val="en-US"/>
-        </w:rPr>
-      </w:pPr>
-      <w:proofErr w:type="spellStart"/>
-      <w:proofErr w:type="gramStart"/>
-      <w:r>
-        <w:rPr>
-          <w:rFonts w:ascii="Times New Roman" w:hAnsi="Times New Roman" w:cs="Times New Roman"/>
-          <w:color w:val="000000" w:themeColor="text1"/>
-          <w:sz w:val="28"/>
-          <w:szCs w:val="28"/>
-          <w:lang w:val="en-US"/>
-        </w:rPr>
-        <w:t>okno.title</w:t>
-      </w:r>
-      <w:proofErr w:type="spellEnd"/>
-      <w:proofErr w:type="gramEnd"/>
-      <w:r>
-        <w:rPr>
-          <w:rFonts w:ascii="Times New Roman" w:hAnsi="Times New Roman" w:cs="Times New Roman"/>
-          <w:color w:val="000000" w:themeColor="text1"/>
-          <w:sz w:val="28"/>
-          <w:szCs w:val="28"/>
-          <w:lang w:val="en-US"/>
-        </w:rPr>
-        <w:t>("</w:t>
-      </w:r>
-      <w:r>
-        <w:rPr>
-          <w:rFonts w:ascii="Times New Roman" w:hAnsi="Times New Roman" w:cs="Times New Roman"/>
-          <w:color w:val="000000" w:themeColor="text1"/>
-          <w:sz w:val="28"/>
-          <w:szCs w:val="28"/>
-        </w:rPr>
-        <w:t>Валидация</w:t>
-      </w:r>
-      <w:r>
-        <w:rPr>
-          <w:rFonts w:ascii="Times New Roman" w:hAnsi="Times New Roman" w:cs="Times New Roman"/>
-          <w:color w:val="000000" w:themeColor="text1"/>
-          <w:sz w:val="28"/>
-          <w:szCs w:val="28"/>
-          <w:lang w:val="en-US"/>
-        </w:rPr>
-        <w:t xml:space="preserve"> </w:t>
-      </w:r>
-      <w:r>
-        <w:rPr>
-          <w:rFonts w:ascii="Times New Roman" w:hAnsi="Times New Roman" w:cs="Times New Roman"/>
-          <w:color w:val="000000" w:themeColor="text1"/>
-          <w:sz w:val="28"/>
-          <w:szCs w:val="28"/>
-        </w:rPr>
-        <w:t>данных</w:t>
-      </w:r>
-      <w:r>
-        <w:rPr>
-          <w:rFonts w:ascii="Times New Roman" w:hAnsi="Times New Roman" w:cs="Times New Roman"/>
-          <w:color w:val="000000" w:themeColor="text1"/>
-          <w:sz w:val="28"/>
-          <w:szCs w:val="28"/>
-          <w:lang w:val="en-US"/>
-        </w:rPr>
-        <w:t>")</w:t>
-      </w:r>
-    </w:p>
-    <w:p>
-      <w:pPr>
-        <w:rPr>
-          <w:rFonts w:ascii="Times New Roman" w:hAnsi="Times New Roman" w:cs="Times New Roman"/>
-          <w:color w:val="000000" w:themeColor="text1"/>
-          <w:sz w:val="28"/>
-          <w:szCs w:val="28"/>
-          <w:lang w:val="en-US"/>
-        </w:rPr>
-      </w:pPr>
-      <w:proofErr w:type="spellStart"/>
-      <w:proofErr w:type="gramStart"/>
-      <w:r>
-        <w:rPr>
-          <w:rFonts w:ascii="Times New Roman" w:hAnsi="Times New Roman" w:cs="Times New Roman"/>
-          <w:color w:val="000000" w:themeColor="text1"/>
-          <w:sz w:val="28"/>
-          <w:szCs w:val="28"/>
-          <w:lang w:val="en-US"/>
-        </w:rPr>
-        <w:t>okno.geometry</w:t>
-      </w:r>
-      <w:proofErr w:type="spellEnd"/>
-      <w:proofErr w:type="gramEnd"/>
-      <w:r>
-        <w:rPr>
-          <w:rFonts w:ascii="Times New Roman" w:hAnsi="Times New Roman" w:cs="Times New Roman"/>
-          <w:color w:val="000000" w:themeColor="text1"/>
-          <w:sz w:val="28"/>
-          <w:szCs w:val="28"/>
-          <w:lang w:val="en-US"/>
-        </w:rPr>
-        <w:t>("560x150")</w:t>
-      </w:r>
-    </w:p>
-    <w:p>
-      <w:pPr>
-        <w:rPr>
-          <w:rFonts w:ascii="Times New Roman" w:hAnsi="Times New Roman" w:cs="Times New Roman"/>
-          <w:color w:val="000000" w:themeColor="text1"/>
-          <w:sz w:val="28"/>
-          <w:szCs w:val="28"/>
-          <w:lang w:val="en-US"/>
-        </w:rPr>
-      </w:pPr>
-      <w:proofErr w:type="spellStart"/>
-      <w:r>
-        <w:rPr>
-          <w:rFonts w:ascii="Times New Roman" w:hAnsi="Times New Roman" w:cs="Times New Roman"/>
-          <w:color w:val="000000" w:themeColor="text1"/>
-          <w:sz w:val="28"/>
-          <w:szCs w:val="28"/>
-          <w:lang w:val="en-US"/>
-        </w:rPr>
-        <w:t>knopka_poluchit</w:t>
-      </w:r>
-      <w:proofErr w:type="spellEnd"/>
-      <w:r>
-        <w:rPr>
-          <w:rFonts w:ascii="Times New Roman" w:hAnsi="Times New Roman" w:cs="Times New Roman"/>
-          <w:color w:val="000000" w:themeColor="text1"/>
-          <w:sz w:val="28"/>
-          <w:szCs w:val="28"/>
-          <w:lang w:val="en-US"/>
-        </w:rPr>
-        <w:t xml:space="preserve"> = </w:t>
-      </w:r>
-      <w:proofErr w:type="spellStart"/>
-      <w:proofErr w:type="gramStart"/>
-      <w:r>
-        <w:rPr>
-          <w:rFonts w:ascii="Times New Roman" w:hAnsi="Times New Roman" w:cs="Times New Roman"/>
-          <w:color w:val="000000" w:themeColor="text1"/>
-          <w:sz w:val="28"/>
-          <w:szCs w:val="28"/>
-          <w:lang w:val="en-US"/>
-        </w:rPr>
-        <w:t>tk.Button</w:t>
-      </w:r>
-      <w:proofErr w:type="spellEnd"/>
-      <w:proofErr w:type="gramEnd"/>
-      <w:r>
-        <w:rPr>
-          <w:rFonts w:ascii="Times New Roman" w:hAnsi="Times New Roman" w:cs="Times New Roman"/>
-          <w:color w:val="000000" w:themeColor="text1"/>
-          <w:sz w:val="28"/>
-          <w:szCs w:val="28"/>
-          <w:lang w:val="en-US"/>
-        </w:rPr>
-        <w:t>(</w:t>
-      </w:r>
-      <w:proofErr w:type="spellStart"/>
-      <w:r>
-        <w:rPr>
-          <w:rFonts w:ascii="Times New Roman" w:hAnsi="Times New Roman" w:cs="Times New Roman"/>
-          <w:color w:val="000000" w:themeColor="text1"/>
-          <w:sz w:val="28"/>
-          <w:szCs w:val="28"/>
-          <w:lang w:val="en-US"/>
-        </w:rPr>
-        <w:t>okno</w:t>
-      </w:r>
-      <w:proofErr w:type="spellEnd"/>
-      <w:r>
-        <w:rPr>
-          <w:rFonts w:ascii="Times New Roman" w:hAnsi="Times New Roman" w:cs="Times New Roman"/>
-          <w:color w:val="000000" w:themeColor="text1"/>
-          <w:sz w:val="28"/>
-          <w:szCs w:val="28"/>
-          <w:lang w:val="en-US"/>
-        </w:rPr>
-        <w:t>, text="</w:t>
-      </w:r>
-      <w:r>
-        <w:rPr>
-          <w:rFonts w:ascii="Times New Roman" w:hAnsi="Times New Roman" w:cs="Times New Roman"/>
-          <w:color w:val="000000" w:themeColor="text1"/>
-          <w:sz w:val="28"/>
-          <w:szCs w:val="28"/>
-        </w:rPr>
-        <w:t>Получить</w:t>
-      </w:r>
-      <w:r>
-        <w:rPr>
-          <w:rFonts w:ascii="Times New Roman" w:hAnsi="Times New Roman" w:cs="Times New Roman"/>
-          <w:color w:val="000000" w:themeColor="text1"/>
-          <w:sz w:val="28"/>
-          <w:szCs w:val="28"/>
-          <w:lang w:val="en-US"/>
-        </w:rPr>
-        <w:t xml:space="preserve"> </w:t>
-      </w:r>
-      <w:r>
-        <w:rPr>
-          <w:rFonts w:ascii="Times New Roman" w:hAnsi="Times New Roman" w:cs="Times New Roman"/>
-          <w:color w:val="000000" w:themeColor="text1"/>
-          <w:sz w:val="28"/>
-          <w:szCs w:val="28"/>
-        </w:rPr>
-        <w:t>данные</w:t>
-      </w:r>
-      <w:r>
-        <w:rPr>
-          <w:rFonts w:ascii="Times New Roman" w:hAnsi="Times New Roman" w:cs="Times New Roman"/>
-          <w:color w:val="000000" w:themeColor="text1"/>
-          <w:sz w:val="28"/>
-          <w:szCs w:val="28"/>
-          <w:lang w:val="en-US"/>
-        </w:rPr>
-        <w:t>", width=24, command=</w:t>
-      </w:r>
-      <w:proofErr w:type="spellStart"/>
-      <w:r>
-        <w:rPr>
-          <w:rFonts w:ascii="Times New Roman" w:hAnsi="Times New Roman" w:cs="Times New Roman"/>
-          <w:color w:val="000000" w:themeColor="text1"/>
-          <w:sz w:val="28"/>
-          <w:szCs w:val="28"/>
-          <w:lang w:val="en-US"/>
-        </w:rPr>
-        <w:t>poluchit_dannye</w:t>
-      </w:r>
-      <w:proofErr w:type="spellEnd"/>
-      <w:r>
-        <w:rPr>
-          <w:rFonts w:ascii="Times New Roman" w:hAnsi="Times New Roman" w:cs="Times New Roman"/>
-          <w:color w:val="000000" w:themeColor="text1"/>
-          <w:sz w:val="28"/>
-          <w:szCs w:val="28"/>
-          <w:lang w:val="en-US"/>
-        </w:rPr>
-        <w:t>)</w:t>
-      </w:r>
-    </w:p>
-    <w:p>
-      <w:pPr>
-        <w:rPr>
-          <w:rFonts w:ascii="Times New Roman" w:hAnsi="Times New Roman" w:cs="Times New Roman"/>
-          <w:color w:val="000000" w:themeColor="text1"/>
-          <w:sz w:val="28"/>
-          <w:szCs w:val="28"/>
-          <w:lang w:val="en-US"/>
-        </w:rPr>
-      </w:pPr>
-      <w:proofErr w:type="spellStart"/>
-      <w:r>
-        <w:rPr>
-          <w:rFonts w:ascii="Times New Roman" w:hAnsi="Times New Roman" w:cs="Times New Roman"/>
-          <w:color w:val="000000" w:themeColor="text1"/>
-          <w:sz w:val="28"/>
-          <w:szCs w:val="28"/>
-          <w:lang w:val="en-US"/>
-        </w:rPr>
-        <w:t>knopka_</w:t>
-      </w:r>
-      <w:proofErr w:type="gramStart"/>
-      <w:r>
-        <w:rPr>
-          <w:rFonts w:ascii="Times New Roman" w:hAnsi="Times New Roman" w:cs="Times New Roman"/>
-          <w:color w:val="000000" w:themeColor="text1"/>
-          <w:sz w:val="28"/>
-          <w:szCs w:val="28"/>
-          <w:lang w:val="en-US"/>
-        </w:rPr>
-        <w:t>poluchit.grid</w:t>
-      </w:r>
-      <w:proofErr w:type="spellEnd"/>
-      <w:proofErr w:type="gramEnd"/>
-      <w:r>
-        <w:rPr>
-          <w:rFonts w:ascii="Times New Roman" w:hAnsi="Times New Roman" w:cs="Times New Roman"/>
-          <w:color w:val="000000" w:themeColor="text1"/>
-          <w:sz w:val="28"/>
-          <w:szCs w:val="28"/>
-          <w:lang w:val="en-US"/>
-        </w:rPr>
-        <w:t xml:space="preserve">(row=0, column=0, </w:t>
-      </w:r>
-      <w:proofErr w:type="spellStart"/>
-      <w:r>
-        <w:rPr>
-          <w:rFonts w:ascii="Times New Roman" w:hAnsi="Times New Roman" w:cs="Times New Roman"/>
-          <w:color w:val="000000" w:themeColor="text1"/>
-          <w:sz w:val="28"/>
-          <w:szCs w:val="28"/>
-          <w:lang w:val="en-US"/>
-        </w:rPr>
-        <w:t>padx</w:t>
-      </w:r>
-      <w:proofErr w:type="spellEnd"/>
-      <w:r>
-        <w:rPr>
-          <w:rFonts w:ascii="Times New Roman" w:hAnsi="Times New Roman" w:cs="Times New Roman"/>
-          <w:color w:val="000000" w:themeColor="text1"/>
-          <w:sz w:val="28"/>
-          <w:szCs w:val="28"/>
-          <w:lang w:val="en-US"/>
-        </w:rPr>
-        <w:t xml:space="preserve">=10, </w:t>
-      </w:r>
-      <w:proofErr w:type="spellStart"/>
-      <w:r>
-        <w:rPr>
-          <w:rFonts w:ascii="Times New Roman" w:hAnsi="Times New Roman" w:cs="Times New Roman"/>
-          <w:color w:val="000000" w:themeColor="text1"/>
-          <w:sz w:val="28"/>
-          <w:szCs w:val="28"/>
-          <w:lang w:val="en-US"/>
-        </w:rPr>
-        <w:t>pady</w:t>
-      </w:r>
-      <w:proofErr w:type="spellEnd"/>
-      <w:r>
-        <w:rPr>
-          <w:rFonts w:ascii="Times New Roman" w:hAnsi="Times New Roman" w:cs="Times New Roman"/>
-          <w:color w:val="000000" w:themeColor="text1"/>
-          <w:sz w:val="28"/>
-          <w:szCs w:val="28"/>
-          <w:lang w:val="en-US"/>
-        </w:rPr>
-        <w:t>=20)</w:t>
-      </w:r>
-    </w:p>
-    <w:p>
-      <w:pPr>
-        <w:rPr>
-          <w:rFonts w:ascii="Times New Roman" w:hAnsi="Times New Roman" w:cs="Times New Roman"/>
-          <w:color w:val="000000" w:themeColor="text1"/>
-          <w:sz w:val="28"/>
-          <w:szCs w:val="28"/>
-          <w:lang w:val="en-US"/>
-        </w:rPr>
-      </w:pPr>
-      <w:proofErr w:type="spellStart"/>
-      <w:r>
-        <w:rPr>
-          <w:rFonts w:ascii="Times New Roman" w:hAnsi="Times New Roman" w:cs="Times New Roman"/>
-          <w:color w:val="000000" w:themeColor="text1"/>
-          <w:sz w:val="28"/>
-          <w:szCs w:val="28"/>
-          <w:lang w:val="en-US"/>
-        </w:rPr>
-        <w:t>label_fio</w:t>
-      </w:r>
-      <w:proofErr w:type="spellEnd"/>
-      <w:r>
-        <w:rPr>
-          <w:rFonts w:ascii="Times New Roman" w:hAnsi="Times New Roman" w:cs="Times New Roman"/>
-          <w:color w:val="000000" w:themeColor="text1"/>
-          <w:sz w:val="28"/>
-          <w:szCs w:val="28"/>
-          <w:lang w:val="en-US"/>
-        </w:rPr>
-        <w:t xml:space="preserve"> = </w:t>
-      </w:r>
-      <w:proofErr w:type="spellStart"/>
-      <w:proofErr w:type="gramStart"/>
-      <w:r>
-        <w:rPr>
-          <w:rFonts w:ascii="Times New Roman" w:hAnsi="Times New Roman" w:cs="Times New Roman"/>
-          <w:color w:val="000000" w:themeColor="text1"/>
-          <w:sz w:val="28"/>
-          <w:szCs w:val="28"/>
-          <w:lang w:val="en-US"/>
-        </w:rPr>
-        <w:t>tk.Label</w:t>
-      </w:r>
-      <w:proofErr w:type="spellEnd"/>
-      <w:proofErr w:type="gramEnd"/>
-      <w:r>
-        <w:rPr>
-          <w:rFonts w:ascii="Times New Roman" w:hAnsi="Times New Roman" w:cs="Times New Roman"/>
-          <w:color w:val="000000" w:themeColor="text1"/>
-          <w:sz w:val="28"/>
-          <w:szCs w:val="28"/>
-          <w:lang w:val="en-US"/>
-        </w:rPr>
-        <w:t>(</w:t>
-      </w:r>
-      <w:proofErr w:type="spellStart"/>
-      <w:r>
-        <w:rPr>
-          <w:rFonts w:ascii="Times New Roman" w:hAnsi="Times New Roman" w:cs="Times New Roman"/>
-          <w:color w:val="000000" w:themeColor="text1"/>
-          <w:sz w:val="28"/>
-          <w:szCs w:val="28"/>
-          <w:lang w:val="en-US"/>
-        </w:rPr>
-        <w:t>okno</w:t>
-      </w:r>
-      <w:proofErr w:type="spellEnd"/>
-      <w:r>
-        <w:rPr>
-          <w:rFonts w:ascii="Times New Roman" w:hAnsi="Times New Roman" w:cs="Times New Roman"/>
-          <w:color w:val="000000" w:themeColor="text1"/>
-          <w:sz w:val="28"/>
-          <w:szCs w:val="28"/>
-          <w:lang w:val="en-US"/>
-        </w:rPr>
-        <w:t>, text="", font</w:t>
-      </w:r>
-      <w:proofErr w:type="gramStart"/>
-      <w:r>
-        <w:rPr>
-          <w:rFonts w:ascii="Times New Roman" w:hAnsi="Times New Roman" w:cs="Times New Roman"/>
-          <w:color w:val="000000" w:themeColor="text1"/>
-          <w:sz w:val="28"/>
-          <w:szCs w:val="28"/>
-          <w:lang w:val="en-US"/>
-        </w:rPr>
-        <w:t>=(</w:t>
-      </w:r>
-      <w:proofErr w:type="gramEnd"/>
-      <w:r>
-        <w:rPr>
-          <w:rFonts w:ascii="Times New Roman" w:hAnsi="Times New Roman" w:cs="Times New Roman"/>
-          <w:color w:val="000000" w:themeColor="text1"/>
-          <w:sz w:val="28"/>
-          <w:szCs w:val="28"/>
-          <w:lang w:val="en-US"/>
-        </w:rPr>
-        <w:t>"Arial", 12))</w:t>
-      </w:r>
-    </w:p>
-    <w:p>
-      <w:pPr>
-        <w:rPr>
-          <w:rFonts w:ascii="Times New Roman" w:hAnsi="Times New Roman" w:cs="Times New Roman"/>
-          <w:color w:val="000000" w:themeColor="text1"/>
-          <w:sz w:val="28"/>
-          <w:szCs w:val="28"/>
-          <w:lang w:val="en-US"/>
-        </w:rPr>
-      </w:pPr>
-      <w:proofErr w:type="spellStart"/>
-      <w:r>
-        <w:rPr>
-          <w:rFonts w:ascii="Times New Roman" w:hAnsi="Times New Roman" w:cs="Times New Roman"/>
-          <w:color w:val="000000" w:themeColor="text1"/>
-          <w:sz w:val="28"/>
-          <w:szCs w:val="28"/>
-          <w:lang w:val="en-US"/>
-        </w:rPr>
-        <w:t>label_</w:t>
-      </w:r>
-      <w:proofErr w:type="gramStart"/>
-      <w:r>
-        <w:rPr>
-          <w:rFonts w:ascii="Times New Roman" w:hAnsi="Times New Roman" w:cs="Times New Roman"/>
-          <w:color w:val="000000" w:themeColor="text1"/>
-          <w:sz w:val="28"/>
-          <w:szCs w:val="28"/>
-          <w:lang w:val="en-US"/>
-        </w:rPr>
-        <w:t>fio.grid</w:t>
-      </w:r>
-      <w:proofErr w:type="spellEnd"/>
-      <w:proofErr w:type="gramEnd"/>
-      <w:r>
-        <w:rPr>
-          <w:rFonts w:ascii="Times New Roman" w:hAnsi="Times New Roman" w:cs="Times New Roman"/>
-          <w:color w:val="000000" w:themeColor="text1"/>
-          <w:sz w:val="28"/>
-          <w:szCs w:val="28"/>
-          <w:lang w:val="en-US"/>
-        </w:rPr>
-        <w:t xml:space="preserve">(row=0, column=1, </w:t>
-      </w:r>
-      <w:proofErr w:type="spellStart"/>
-      <w:r>
-        <w:rPr>
-          <w:rFonts w:ascii="Times New Roman" w:hAnsi="Times New Roman" w:cs="Times New Roman"/>
-          <w:color w:val="000000" w:themeColor="text1"/>
-          <w:sz w:val="28"/>
-          <w:szCs w:val="28"/>
-          <w:lang w:val="en-US"/>
-        </w:rPr>
-        <w:t>padx</w:t>
-      </w:r>
-      <w:proofErr w:type="spellEnd"/>
-      <w:r>
-        <w:rPr>
-          <w:rFonts w:ascii="Times New Roman" w:hAnsi="Times New Roman" w:cs="Times New Roman"/>
-          <w:color w:val="000000" w:themeColor="text1"/>
-          <w:sz w:val="28"/>
-          <w:szCs w:val="28"/>
-          <w:lang w:val="en-US"/>
-        </w:rPr>
-        <w:t>=10, sticky="w")</w:t>
-      </w:r>
-    </w:p>
-    <w:p>
-      <w:pPr>
-        <w:rPr>
-          <w:rFonts w:ascii="Times New Roman" w:hAnsi="Times New Roman" w:cs="Times New Roman"/>
-          <w:color w:val="000000" w:themeColor="text1"/>
-          <w:sz w:val="28"/>
-          <w:szCs w:val="28"/>
-          <w:lang w:val="en-US"/>
-        </w:rPr>
-      </w:pPr>
-      <w:proofErr w:type="spellStart"/>
-      <w:r>
-        <w:rPr>
-          <w:rFonts w:ascii="Times New Roman" w:hAnsi="Times New Roman" w:cs="Times New Roman"/>
-          <w:color w:val="000000" w:themeColor="text1"/>
-          <w:sz w:val="28"/>
-          <w:szCs w:val="28"/>
-          <w:lang w:val="en-US"/>
-        </w:rPr>
-        <w:t>knopka_otpravit</w:t>
-      </w:r>
-      <w:proofErr w:type="spellEnd"/>
-      <w:r>
-        <w:rPr>
-          <w:rFonts w:ascii="Times New Roman" w:hAnsi="Times New Roman" w:cs="Times New Roman"/>
-          <w:color w:val="000000" w:themeColor="text1"/>
-          <w:sz w:val="28"/>
-          <w:szCs w:val="28"/>
-          <w:lang w:val="en-US"/>
-        </w:rPr>
-        <w:t xml:space="preserve"> = </w:t>
-      </w:r>
-      <w:proofErr w:type="spellStart"/>
-      <w:proofErr w:type="gramStart"/>
-      <w:r>
-        <w:rPr>
-          <w:rFonts w:ascii="Times New Roman" w:hAnsi="Times New Roman" w:cs="Times New Roman"/>
-          <w:color w:val="000000" w:themeColor="text1"/>
-          <w:sz w:val="28"/>
-          <w:szCs w:val="28"/>
-          <w:lang w:val="en-US"/>
-        </w:rPr>
-        <w:t>tk.Button</w:t>
-      </w:r>
-      <w:proofErr w:type="spellEnd"/>
-      <w:proofErr w:type="gramEnd"/>
-      <w:r>
-        <w:rPr>
-          <w:rFonts w:ascii="Times New Roman" w:hAnsi="Times New Roman" w:cs="Times New Roman"/>
-          <w:color w:val="000000" w:themeColor="text1"/>
-          <w:sz w:val="28"/>
-          <w:szCs w:val="28"/>
-          <w:lang w:val="en-US"/>
-        </w:rPr>
-        <w:t>(</w:t>
-      </w:r>
-      <w:proofErr w:type="spellStart"/>
-      <w:r>
-        <w:rPr>
-          <w:rFonts w:ascii="Times New Roman" w:hAnsi="Times New Roman" w:cs="Times New Roman"/>
-          <w:color w:val="000000" w:themeColor="text1"/>
-          <w:sz w:val="28"/>
-          <w:szCs w:val="28"/>
-          <w:lang w:val="en-US"/>
-        </w:rPr>
-        <w:t>okno</w:t>
-      </w:r>
-      <w:proofErr w:type="spellEnd"/>
-      <w:r>
-        <w:rPr>
-          <w:rFonts w:ascii="Times New Roman" w:hAnsi="Times New Roman" w:cs="Times New Roman"/>
-          <w:color w:val="000000" w:themeColor="text1"/>
-          <w:sz w:val="28"/>
-          <w:szCs w:val="28"/>
-          <w:lang w:val="en-US"/>
-        </w:rPr>
-        <w:t>, text="</w:t>
-      </w:r>
-      <w:r>
-        <w:rPr>
-          <w:rFonts w:ascii="Times New Roman" w:hAnsi="Times New Roman" w:cs="Times New Roman"/>
-          <w:color w:val="000000" w:themeColor="text1"/>
-          <w:sz w:val="28"/>
-          <w:szCs w:val="28"/>
-        </w:rPr>
-        <w:t>Отправить</w:t>
-      </w:r>
-      <w:r>
-        <w:rPr>
-          <w:rFonts w:ascii="Times New Roman" w:hAnsi="Times New Roman" w:cs="Times New Roman"/>
-          <w:color w:val="000000" w:themeColor="text1"/>
-          <w:sz w:val="28"/>
-          <w:szCs w:val="28"/>
-          <w:lang w:val="en-US"/>
-        </w:rPr>
-        <w:t xml:space="preserve"> </w:t>
-      </w:r>
-      <w:r>
-        <w:rPr>
-          <w:rFonts w:ascii="Times New Roman" w:hAnsi="Times New Roman" w:cs="Times New Roman"/>
-          <w:color w:val="000000" w:themeColor="text1"/>
-          <w:sz w:val="28"/>
-          <w:szCs w:val="28"/>
-        </w:rPr>
-        <w:t>результат</w:t>
-      </w:r>
-      <w:r>
-        <w:rPr>
-          <w:rFonts w:ascii="Times New Roman" w:hAnsi="Times New Roman" w:cs="Times New Roman"/>
-          <w:color w:val="000000" w:themeColor="text1"/>
-          <w:sz w:val="28"/>
-          <w:szCs w:val="28"/>
-          <w:lang w:val="en-US"/>
-        </w:rPr>
-        <w:t xml:space="preserve"> </w:t>
-      </w:r>
-      <w:r>
-        <w:rPr>
-          <w:rFonts w:ascii="Times New Roman" w:hAnsi="Times New Roman" w:cs="Times New Roman"/>
-          <w:color w:val="000000" w:themeColor="text1"/>
-          <w:sz w:val="28"/>
-          <w:szCs w:val="28"/>
-        </w:rPr>
-        <w:t>теста</w:t>
-      </w:r>
-      <w:r>
-        <w:rPr>
-          <w:rFonts w:ascii="Times New Roman" w:hAnsi="Times New Roman" w:cs="Times New Roman"/>
-          <w:color w:val="000000" w:themeColor="text1"/>
-          <w:sz w:val="28"/>
-          <w:szCs w:val="28"/>
-          <w:lang w:val="en-US"/>
-        </w:rPr>
-        <w:t>", width=24, command=</w:t>
-      </w:r>
-      <w:proofErr w:type="spellStart"/>
-      <w:r>
-        <w:rPr>
-          <w:rFonts w:ascii="Times New Roman" w:hAnsi="Times New Roman" w:cs="Times New Roman"/>
-          <w:color w:val="000000" w:themeColor="text1"/>
-          <w:sz w:val="28"/>
-          <w:szCs w:val="28"/>
-          <w:lang w:val="en-US"/>
-        </w:rPr>
-        <w:t>otpravit_rezultat</w:t>
-      </w:r>
-      <w:proofErr w:type="spellEnd"/>
-      <w:r>
-        <w:rPr>
-          <w:rFonts w:ascii="Times New Roman" w:hAnsi="Times New Roman" w:cs="Times New Roman"/>
-          <w:color w:val="000000" w:themeColor="text1"/>
-          <w:sz w:val="28"/>
-          <w:szCs w:val="28"/>
-          <w:lang w:val="en-US"/>
-        </w:rPr>
-        <w:t>)</w:t>
-      </w:r>
-    </w:p>
-    <w:p>
-      <w:pPr>
-        <w:rPr>
-          <w:rFonts w:ascii="Times New Roman" w:hAnsi="Times New Roman" w:cs="Times New Roman"/>
-          <w:color w:val="000000" w:themeColor="text1"/>
-          <w:sz w:val="28"/>
-          <w:szCs w:val="28"/>
-          <w:lang w:val="en-US"/>
-        </w:rPr>
-      </w:pPr>
-      <w:proofErr w:type="spellStart"/>
-      <w:r>
-        <w:rPr>
-          <w:rFonts w:ascii="Times New Roman" w:hAnsi="Times New Roman" w:cs="Times New Roman"/>
-          <w:color w:val="000000" w:themeColor="text1"/>
-          <w:sz w:val="28"/>
-          <w:szCs w:val="28"/>
-          <w:lang w:val="en-US"/>
-        </w:rPr>
-        <w:t>knopka_</w:t>
-      </w:r>
-      <w:proofErr w:type="gramStart"/>
-      <w:r>
-        <w:rPr>
-          <w:rFonts w:ascii="Times New Roman" w:hAnsi="Times New Roman" w:cs="Times New Roman"/>
-          <w:color w:val="000000" w:themeColor="text1"/>
-          <w:sz w:val="28"/>
-          <w:szCs w:val="28"/>
-          <w:lang w:val="en-US"/>
-        </w:rPr>
-        <w:t>otpravit.grid</w:t>
-      </w:r>
-      <w:proofErr w:type="spellEnd"/>
-      <w:proofErr w:type="gramEnd"/>
-      <w:r>
-        <w:rPr>
-          <w:rFonts w:ascii="Times New Roman" w:hAnsi="Times New Roman" w:cs="Times New Roman"/>
-          <w:color w:val="000000" w:themeColor="text1"/>
-          <w:sz w:val="28"/>
-          <w:szCs w:val="28"/>
-          <w:lang w:val="en-US"/>
-        </w:rPr>
-        <w:t xml:space="preserve">(row=1, column=0, </w:t>
-      </w:r>
-      <w:proofErr w:type="spellStart"/>
-      <w:r>
-        <w:rPr>
-          <w:rFonts w:ascii="Times New Roman" w:hAnsi="Times New Roman" w:cs="Times New Roman"/>
-          <w:color w:val="000000" w:themeColor="text1"/>
-          <w:sz w:val="28"/>
-          <w:szCs w:val="28"/>
-          <w:lang w:val="en-US"/>
-        </w:rPr>
-        <w:t>padx</w:t>
-      </w:r>
-      <w:proofErr w:type="spellEnd"/>
-      <w:r>
-        <w:rPr>
-          <w:rFonts w:ascii="Times New Roman" w:hAnsi="Times New Roman" w:cs="Times New Roman"/>
-          <w:color w:val="000000" w:themeColor="text1"/>
-          <w:sz w:val="28"/>
-          <w:szCs w:val="28"/>
-          <w:lang w:val="en-US"/>
-        </w:rPr>
-        <w:t xml:space="preserve">=10, </w:t>
-      </w:r>
-      <w:proofErr w:type="spellStart"/>
-      <w:r>
-        <w:rPr>
-          <w:rFonts w:ascii="Times New Roman" w:hAnsi="Times New Roman" w:cs="Times New Roman"/>
-          <w:color w:val="000000" w:themeColor="text1"/>
-          <w:sz w:val="28"/>
-          <w:szCs w:val="28"/>
-          <w:lang w:val="en-US"/>
-        </w:rPr>
-        <w:t>pady</w:t>
-      </w:r>
-      <w:proofErr w:type="spellEnd"/>
-      <w:r>
-        <w:rPr>
-          <w:rFonts w:ascii="Times New Roman" w:hAnsi="Times New Roman" w:cs="Times New Roman"/>
-          <w:color w:val="000000" w:themeColor="text1"/>
-          <w:sz w:val="28"/>
-          <w:szCs w:val="28"/>
-          <w:lang w:val="en-US"/>
-        </w:rPr>
-        <w:t>=10)</w:t>
-      </w:r>
-    </w:p>
-    <w:p>
-      <w:pPr>
-        <w:rPr>
-          <w:rFonts w:ascii="Times New Roman" w:hAnsi="Times New Roman" w:cs="Times New Roman"/>
-          <w:color w:val="000000" w:themeColor="text1"/>
-          <w:sz w:val="28"/>
-          <w:szCs w:val="28"/>
-          <w:lang w:val="en-US"/>
-        </w:rPr>
-      </w:pPr>
-      <w:proofErr w:type="spellStart"/>
-      <w:r>
-        <w:rPr>
-          <w:rFonts w:ascii="Times New Roman" w:hAnsi="Times New Roman" w:cs="Times New Roman"/>
-          <w:color w:val="000000" w:themeColor="text1"/>
-          <w:sz w:val="28"/>
-          <w:szCs w:val="28"/>
-          <w:lang w:val="en-US"/>
-        </w:rPr>
-        <w:t>label_rezultat</w:t>
-      </w:r>
-      <w:proofErr w:type="spellEnd"/>
-      <w:r>
-        <w:rPr>
-          <w:rFonts w:ascii="Times New Roman" w:hAnsi="Times New Roman" w:cs="Times New Roman"/>
-          <w:color w:val="000000" w:themeColor="text1"/>
-          <w:sz w:val="28"/>
-          <w:szCs w:val="28"/>
-          <w:lang w:val="en-US"/>
-        </w:rPr>
-        <w:t xml:space="preserve"> = </w:t>
-      </w:r>
-      <w:proofErr w:type="spellStart"/>
-      <w:proofErr w:type="gramStart"/>
-      <w:r>
-        <w:rPr>
-          <w:rFonts w:ascii="Times New Roman" w:hAnsi="Times New Roman" w:cs="Times New Roman"/>
-          <w:color w:val="000000" w:themeColor="text1"/>
-          <w:sz w:val="28"/>
-          <w:szCs w:val="28"/>
-          <w:lang w:val="en-US"/>
-        </w:rPr>
-        <w:t>tk.Label</w:t>
-      </w:r>
-      <w:proofErr w:type="spellEnd"/>
-      <w:proofErr w:type="gramEnd"/>
-      <w:r>
-        <w:rPr>
-          <w:rFonts w:ascii="Times New Roman" w:hAnsi="Times New Roman" w:cs="Times New Roman"/>
-          <w:color w:val="000000" w:themeColor="text1"/>
-          <w:sz w:val="28"/>
-          <w:szCs w:val="28"/>
-          <w:lang w:val="en-US"/>
-        </w:rPr>
-        <w:t>(</w:t>
-      </w:r>
-      <w:proofErr w:type="spellStart"/>
-      <w:r>
-        <w:rPr>
-          <w:rFonts w:ascii="Times New Roman" w:hAnsi="Times New Roman" w:cs="Times New Roman"/>
-          <w:color w:val="000000" w:themeColor="text1"/>
-          <w:sz w:val="28"/>
-          <w:szCs w:val="28"/>
-          <w:lang w:val="en-US"/>
-        </w:rPr>
-        <w:t>okno</w:t>
-      </w:r>
-      <w:proofErr w:type="spellEnd"/>
-      <w:r>
-        <w:rPr>
-          <w:rFonts w:ascii="Times New Roman" w:hAnsi="Times New Roman" w:cs="Times New Roman"/>
-          <w:color w:val="000000" w:themeColor="text1"/>
-          <w:sz w:val="28"/>
-          <w:szCs w:val="28"/>
-          <w:lang w:val="en-US"/>
-        </w:rPr>
-        <w:t>, text="", font</w:t>
-      </w:r>
-      <w:proofErr w:type="gramStart"/>
-      <w:r>
-        <w:rPr>
-          <w:rFonts w:ascii="Times New Roman" w:hAnsi="Times New Roman" w:cs="Times New Roman"/>
-          <w:color w:val="000000" w:themeColor="text1"/>
-          <w:sz w:val="28"/>
-          <w:szCs w:val="28"/>
-          <w:lang w:val="en-US"/>
-        </w:rPr>
-        <w:t>=(</w:t>
-      </w:r>
-      <w:proofErr w:type="gramEnd"/>
-      <w:r>
-        <w:rPr>
-          <w:rFonts w:ascii="Times New Roman" w:hAnsi="Times New Roman" w:cs="Times New Roman"/>
-          <w:color w:val="000000" w:themeColor="text1"/>
-          <w:sz w:val="28"/>
-          <w:szCs w:val="28"/>
-          <w:lang w:val="en-US"/>
-        </w:rPr>
-        <w:t>"Arial", 12))</w:t>
+        <w:t>, text="", font=("Arial", 12))</w:t>
       </w:r>
     </w:p>
     <w:p>
@@ -53668,7 +52796,7 @@
 </file>
 
 <file path=word/numbering.xml><?xml version="1.0" encoding="utf-8"?>
-<w:numbering xmlns:wpc="http://schemas.microsoft.com/office/word/2010/wordprocessingCanvas" xmlns:cx="http://schemas.microsoft.com/office/drawing/2014/chartex" xmlns:cx1="http://schemas.microsoft.com/office/drawing/2015/9/8/chartex" xmlns:cx2="http://schemas.microsoft.com/office/drawing/2015/10/21/chartex" xmlns:cx3="http://schemas.microsoft.com/office/drawing/2016/5/9/chartex" xmlns:cx4="http://schemas.microsoft.com/office/drawing/2016/5/10/chartex" xmlns:cx5="http://schemas.microsoft.com/office/drawing/2016/5/11/chartex" xmlns:cx6="http://schemas.microsoft.com/office/drawing/2016/5/12/chartex" xmlns:cx7="http://schemas.microsoft.com/office/drawing/2016/5/13/chartex" xmlns:cx8="http://schemas.microsoft.com/office/drawing/2016/5/14/chartex" xmlns:mc="http://schemas.openxmlformats.org/markup-compatibility/2006" xmlns:aink="http://schemas.microsoft.com/office/drawing/2016/ink" xmlns:am3d="http://schemas.microsoft.com/office/drawing/2017/model3d" xmlns:o="urn:schemas-microsoft-com:office:office" xmlns:oel="http://schemas.microsoft.com/office/2019/extlst" xmlns:r="http://schemas.openxmlformats.org/officeDocument/2006/relationships" xmlns:m="http://schemas.openxmlformats.org/officeDocument/2006/math" xmlns:v="urn:schemas-microsoft-com:vml" xmlns:wp14="http://schemas.microsoft.com/office/word/2010/wordprocessingDrawing" xmlns:wp="http://schemas.openxmlformats.org/drawingml/2006/wordprocessingDrawing" xmlns:w10="urn:schemas-microsoft-com:office:word" xmlns:w="http://schemas.openxmlformats.org/wordprocessingml/2006/main" xmlns:w14="http://schemas.microsoft.com/office/word/2010/wordml" xmlns:w15="http://schemas.microsoft.com/office/word/2012/wordml" xmlns:w16cex="http://schemas.microsoft.com/office/word/2018/wordml/cex" xmlns:w16cid="http://schemas.microsoft.com/office/word/2016/wordml/cid" xmlns:w16="http://schemas.microsoft.com/office/word/2018/wordml" xmlns:w16du="http://schemas.microsoft.com/office/word/2023/wordml/word16du" xmlns:w16sdtdh="http://schemas.microsoft.com/office/word/2020/wordml/sdtdatahash" xmlns:w16sdtfl="http://schemas.microsoft.com/office/word/2024/wordml/sdtformatlock" xmlns:w16se="http://schemas.microsoft.com/office/word/2015/wordml/symex" xmlns:wpg="http://schemas.microsoft.com/office/word/2010/wordprocessingGroup" xmlns:wpi="http://schemas.microsoft.com/office/word/2010/wordprocessingInk" xmlns:wne="http://schemas.microsoft.com/office/word/2006/wordml" xmlns:wps="http://schemas.microsoft.com/office/word/2010/wordprocessingShape" mc:Ignorable="w14 w15 w16se w16cid w16 w16cex w16sdtdh w16sdtfl w16du wp14">
+<w:numbering xmlns:wpc="http://schemas.microsoft.com/office/word/2010/wordprocessingCanvas" xmlns:cx="http://schemas.microsoft.com/office/drawing/2014/chartex" xmlns:cx1="http://schemas.microsoft.com/office/drawing/2015/9/8/chartex" xmlns:cx2="http://schemas.microsoft.com/office/drawing/2015/10/21/chartex" xmlns:cx3="http://schemas.microsoft.com/office/drawing/2016/5/9/chartex" xmlns:cx4="http://schemas.microsoft.com/office/drawing/2016/5/10/chartex" xmlns:cx5="http://schemas.microsoft.com/office/drawing/2016/5/11/chartex" xmlns:cx6="http://schemas.microsoft.com/office/drawing/2016/5/12/chartex" xmlns:cx7="http://schemas.microsoft.com/office/drawing/2016/5/13/chartex" xmlns:cx8="http://schemas.microsoft.com/office/drawing/2016/5/14/chartex" xmlns:mc="http://schemas.openxmlformats.org/markup-compatibility/2006" xmlns:aink="http://schemas.microsoft.com/office/drawing/2016/ink" xmlns:am3d="http://schemas.microsoft.com/office/drawing/2017/model3d" xmlns:o="urn:schemas-microsoft-com:office:office" xmlns:oel="http://schemas.microsoft.com/office/2019/extlst" xmlns:r="http://schemas.openxmlformats.org/officeDocument/2006/relationships" xmlns:m="http://schemas.openxmlformats.org/officeDocument/2006/math" xmlns:v="urn:schemas-microsoft-com:vml" xmlns:wp14="http://schemas.microsoft.com/office/word/2010/wordprocessingDrawing" xmlns:wp="http://schemas.openxmlformats.org/drawingml/2006/wordprocessingDrawing" xmlns:w10="urn:schemas-microsoft-com:office:word" xmlns:w="http://schemas.openxmlformats.org/wordprocessingml/2006/main" xmlns:w14="http://schemas.microsoft.com/office/word/2010/wordml" xmlns:w15="http://schemas.microsoft.com/office/word/2012/wordml" xmlns:w16cex="http://schemas.microsoft.com/office/word/2018/wordml/cex" xmlns:w16cid="http://schemas.microsoft.com/office/word/2016/wordml/cid" xmlns:w16="http://schemas.microsoft.com/office/word/2018/wordml" xmlns:w16sdtdh="http://schemas.microsoft.com/office/word/2020/wordml/sdtdatahash" xmlns:w16se="http://schemas.microsoft.com/office/word/2015/wordml/symex" xmlns:wpg="http://schemas.microsoft.com/office/word/2010/wordprocessingGroup" xmlns:wpi="http://schemas.microsoft.com/office/word/2010/wordprocessingInk" xmlns:wne="http://schemas.microsoft.com/office/word/2006/wordml" xmlns:wps="http://schemas.microsoft.com/office/word/2010/wordprocessingShape" mc:Ignorable="w14 w15 w16se w16cid w16 w16cex w16sdtdh wp14">
   <w:abstractNum w:abstractNumId="0" w15:restartNumberingAfterBreak="0">
     <w:nsid w:val="07FA42A3"/>
     <w:multiLevelType w:val="hybridMultilevel"/>
@@ -54279,7 +53407,7 @@
 </file>
 
 <file path=word/styles.xml><?xml version="1.0" encoding="utf-8"?>
-<w:styles xmlns:mc="http://schemas.openxmlformats.org/markup-compatibility/2006" xmlns:r="http://schemas.openxmlformats.org/officeDocument/2006/relationships" xmlns:w="http://schemas.openxmlformats.org/wordprocessingml/2006/main" xmlns:w14="http://schemas.microsoft.com/office/word/2010/wordml" xmlns:w15="http://schemas.microsoft.com/office/word/2012/wordml" xmlns:w16cex="http://schemas.microsoft.com/office/word/2018/wordml/cex" xmlns:w16cid="http://schemas.microsoft.com/office/word/2016/wordml/cid" xmlns:w16="http://schemas.microsoft.com/office/word/2018/wordml" xmlns:w16du="http://schemas.microsoft.com/office/word/2023/wordml/word16du" xmlns:w16sdtdh="http://schemas.microsoft.com/office/word/2020/wordml/sdtdatahash" xmlns:w16sdtfl="http://schemas.microsoft.com/office/word/2024/wordml/sdtformatlock" xmlns:w16se="http://schemas.microsoft.com/office/word/2015/wordml/symex" mc:Ignorable="w14 w15 w16se w16cid w16 w16cex w16sdtdh w16sdtfl w16du">
+<w:styles xmlns:mc="http://schemas.openxmlformats.org/markup-compatibility/2006" xmlns:r="http://schemas.openxmlformats.org/officeDocument/2006/relationships" xmlns:w="http://schemas.openxmlformats.org/wordprocessingml/2006/main" xmlns:w14="http://schemas.microsoft.com/office/word/2010/wordml" xmlns:w15="http://schemas.microsoft.com/office/word/2012/wordml" xmlns:w16cex="http://schemas.microsoft.com/office/word/2018/wordml/cex" xmlns:w16cid="http://schemas.microsoft.com/office/word/2016/wordml/cid" xmlns:w16="http://schemas.microsoft.com/office/word/2018/wordml" xmlns:w16sdtdh="http://schemas.microsoft.com/office/word/2020/wordml/sdtdatahash" xmlns:w16se="http://schemas.microsoft.com/office/word/2015/wordml/symex" mc:Ignorable="w14 w15 w16se w16cid w16 w16cex w16sdtdh">
   <w:docDefaults>
     <w:rPrDefault>
       <w:rPr>
